--- a/after effect.docx
+++ b/after effect.docx
@@ -56,8 +56,240 @@
         </w:rPr>
         <w:t>Vào Tab “Window” + chọn “Workspace” + Click “Reset All Panels”</w:t>
       </w:r>
+    </w:p>
+    <w:p>
+      <w:pPr>
+        <w:rPr>
+          <w:lang w:val="en-US"/>
+        </w:rPr>
+      </w:pPr>
+    </w:p>
+    <w:p>
+      <w:pPr>
+        <w:rPr>
+          <w:lang w:val="en-US"/>
+        </w:rPr>
+      </w:pPr>
+      <w:r>
+        <w:rPr>
+          <w:lang w:val="en-US"/>
+        </w:rPr>
+        <w:t>Layer – Lớp:</w:t>
+      </w:r>
+    </w:p>
+    <w:p>
+      <w:pPr>
+        <w:pStyle w:val="ListParagraph"/>
+        <w:numPr>
+          <w:ilvl w:val="0"/>
+          <w:numId w:val="4"/>
+        </w:numPr>
+        <w:rPr>
+          <w:lang w:val="en-US"/>
+        </w:rPr>
+      </w:pPr>
+      <w:r>
+        <w:rPr>
+          <w:lang w:val="en-US"/>
+        </w:rPr>
+        <w:t>Thay Thế Source Của Nhiều Layer Thành Source Khác?</w:t>
+      </w:r>
+    </w:p>
+    <w:p>
+      <w:pPr>
+        <w:pStyle w:val="ListParagraph"/>
+        <w:numPr>
+          <w:ilvl w:val="0"/>
+          <w:numId w:val="3"/>
+        </w:numPr>
+        <w:rPr>
+          <w:lang w:val="en-US"/>
+        </w:rPr>
+      </w:pPr>
+      <w:r>
+        <w:rPr>
+          <w:lang w:val="en-US"/>
+        </w:rPr>
+        <w:t>Chọn các Layer cần thay thế Source + giữ  “Alt” + Click và giữ Source dùng để thay thế + kéo nó vào khu vực chứa các Layer + thả “Alt” và chuột</w:t>
+      </w:r>
+    </w:p>
+    <w:p>
+      <w:pPr>
+        <w:pStyle w:val="ListParagraph"/>
+        <w:numPr>
+          <w:ilvl w:val="0"/>
+          <w:numId w:val="4"/>
+        </w:numPr>
+        <w:rPr>
+          <w:lang w:val="en-US"/>
+        </w:rPr>
+      </w:pPr>
+      <w:r>
+        <w:rPr>
+          <w:lang w:val="en-US"/>
+        </w:rPr>
+        <w:t>Di Chuyển Anchor Point Của 1 Layer?</w:t>
+      </w:r>
+    </w:p>
+    <w:p>
+      <w:pPr>
+        <w:pStyle w:val="ListParagraph"/>
+        <w:numPr>
+          <w:ilvl w:val="0"/>
+          <w:numId w:val="3"/>
+        </w:numPr>
+        <w:rPr>
+          <w:lang w:val="en-US"/>
+        </w:rPr>
+      </w:pPr>
+      <w:r>
+        <w:rPr>
+          <w:lang w:val="en-US"/>
+        </w:rPr>
+        <w:t>Nhấn “Y” + nhấn và giữ Anchor Point + kéo nó đến vị trí mong muốn + thả chuột + nhấn “V”</w:t>
+      </w:r>
+    </w:p>
+    <w:p>
+      <w:pPr>
+        <w:pStyle w:val="ListParagraph"/>
+        <w:numPr>
+          <w:ilvl w:val="0"/>
+          <w:numId w:val="4"/>
+        </w:numPr>
+        <w:rPr>
+          <w:lang w:val="en-US"/>
+        </w:rPr>
+      </w:pPr>
+      <w:r>
+        <w:rPr>
+          <w:lang w:val="en-US"/>
+        </w:rPr>
+        <w:t>Phím Tắt Di Chuyển Current Time Đến Đầu Layer?</w:t>
+      </w:r>
+    </w:p>
+    <w:p>
+      <w:pPr>
+        <w:pStyle w:val="ListParagraph"/>
+        <w:numPr>
+          <w:ilvl w:val="0"/>
+          <w:numId w:val="3"/>
+        </w:numPr>
+        <w:rPr>
+          <w:lang w:val="en-US"/>
+        </w:rPr>
+      </w:pPr>
+      <w:r>
+        <w:rPr>
+          <w:lang w:val="en-US"/>
+        </w:rPr>
+        <w:t>“I”</w:t>
+      </w:r>
+    </w:p>
+    <w:p>
+      <w:pPr>
+        <w:pStyle w:val="ListParagraph"/>
+        <w:numPr>
+          <w:ilvl w:val="0"/>
+          <w:numId w:val="4"/>
+        </w:numPr>
+        <w:rPr>
+          <w:lang w:val="en-US"/>
+        </w:rPr>
+      </w:pPr>
+      <w:r>
+        <w:rPr>
+          <w:lang w:val="en-US"/>
+        </w:rPr>
+        <w:t xml:space="preserve">Phím Tắt Di Chuyển Current Time Đến </w:t>
+      </w:r>
+      <w:r>
+        <w:rPr>
+          <w:lang w:val="en-US"/>
+        </w:rPr>
+        <w:t>Cuối</w:t>
+      </w:r>
+      <w:r>
+        <w:rPr>
+          <w:lang w:val="en-US"/>
+        </w:rPr>
+        <w:t xml:space="preserve"> Layer?</w:t>
+      </w:r>
+    </w:p>
+    <w:p>
+      <w:pPr>
+        <w:pStyle w:val="ListParagraph"/>
+        <w:numPr>
+          <w:ilvl w:val="0"/>
+          <w:numId w:val="3"/>
+        </w:numPr>
+        <w:rPr>
+          <w:lang w:val="en-US"/>
+        </w:rPr>
+      </w:pPr>
+      <w:r>
+        <w:rPr>
+          <w:lang w:val="en-US"/>
+        </w:rPr>
+        <w:t>“O”</w:t>
+      </w:r>
       <w:bookmarkStart w:id="0" w:name="_GoBack"/>
       <w:bookmarkEnd w:id="0"/>
+    </w:p>
+    <w:p>
+      <w:pPr>
+        <w:rPr>
+          <w:lang w:val="en-US"/>
+        </w:rPr>
+      </w:pPr>
+    </w:p>
+    <w:p>
+      <w:pPr>
+        <w:rPr>
+          <w:lang w:val="en-US"/>
+        </w:rPr>
+      </w:pPr>
+      <w:r>
+        <w:rPr>
+          <w:lang w:val="en-US"/>
+        </w:rPr>
+        <w:t>Transformation – Biến Hình:</w:t>
+      </w:r>
+    </w:p>
+    <w:p>
+      <w:pPr>
+        <w:pStyle w:val="ListParagraph"/>
+        <w:numPr>
+          <w:ilvl w:val="0"/>
+          <w:numId w:val="5"/>
+        </w:numPr>
+        <w:rPr>
+          <w:lang w:val="en-US"/>
+        </w:rPr>
+      </w:pPr>
+      <w:r>
+        <w:rPr>
+          <w:lang w:val="en-US"/>
+        </w:rPr>
+        <w:t>Cách Scale Layer Theo 1 Basis Vuông Góc Nào Đó?</w:t>
+      </w:r>
+    </w:p>
+    <w:p>
+      <w:pPr>
+        <w:pStyle w:val="ListParagraph"/>
+        <w:numPr>
+          <w:ilvl w:val="0"/>
+          <w:numId w:val="3"/>
+        </w:numPr>
+        <w:rPr>
+          <w:lang w:val="en-US"/>
+        </w:rPr>
+      </w:pPr>
+      <w:r>
+        <w:rPr>
+          <w:lang w:val="en-US"/>
+        </w:rPr>
+        <w:t>Cho nó làm Child của 1 Null Object bằng cơ chế Parenting, sau đó Scale Null Object thì Child sẽ bị Scale theo</w:t>
+      </w:r>
     </w:p>
     <w:sectPr>
       <w:pgSz w:w="11906" w:h="16838"/>
@@ -362,6 +594,184 @@
       </w:pPr>
     </w:lvl>
   </w:abstractNum>
+  <w:abstractNum w:abstractNumId="3">
+    <w:nsid w:val="5D8806C9"/>
+    <w:multiLevelType w:val="hybridMultilevel"/>
+    <w:tmpl w:val="ECDC7356"/>
+    <w:lvl w:ilvl="0" w:tplc="BEC0659E">
+      <w:start w:val="1"/>
+      <w:numFmt w:val="decimal"/>
+      <w:lvlText w:val="%1."/>
+      <w:lvlJc w:val="left"/>
+      <w:pPr>
+        <w:ind w:left="1080" w:hanging="360"/>
+      </w:pPr>
+      <w:rPr>
+        <w:rFonts w:hint="default"/>
+      </w:rPr>
+    </w:lvl>
+    <w:lvl w:ilvl="1" w:tplc="042A0019" w:tentative="1">
+      <w:start w:val="1"/>
+      <w:numFmt w:val="lowerLetter"/>
+      <w:lvlText w:val="%2."/>
+      <w:lvlJc w:val="left"/>
+      <w:pPr>
+        <w:ind w:left="1800" w:hanging="360"/>
+      </w:pPr>
+    </w:lvl>
+    <w:lvl w:ilvl="2" w:tplc="042A001B" w:tentative="1">
+      <w:start w:val="1"/>
+      <w:numFmt w:val="lowerRoman"/>
+      <w:lvlText w:val="%3."/>
+      <w:lvlJc w:val="right"/>
+      <w:pPr>
+        <w:ind w:left="2520" w:hanging="180"/>
+      </w:pPr>
+    </w:lvl>
+    <w:lvl w:ilvl="3" w:tplc="042A000F" w:tentative="1">
+      <w:start w:val="1"/>
+      <w:numFmt w:val="decimal"/>
+      <w:lvlText w:val="%4."/>
+      <w:lvlJc w:val="left"/>
+      <w:pPr>
+        <w:ind w:left="3240" w:hanging="360"/>
+      </w:pPr>
+    </w:lvl>
+    <w:lvl w:ilvl="4" w:tplc="042A0019" w:tentative="1">
+      <w:start w:val="1"/>
+      <w:numFmt w:val="lowerLetter"/>
+      <w:lvlText w:val="%5."/>
+      <w:lvlJc w:val="left"/>
+      <w:pPr>
+        <w:ind w:left="3960" w:hanging="360"/>
+      </w:pPr>
+    </w:lvl>
+    <w:lvl w:ilvl="5" w:tplc="042A001B" w:tentative="1">
+      <w:start w:val="1"/>
+      <w:numFmt w:val="lowerRoman"/>
+      <w:lvlText w:val="%6."/>
+      <w:lvlJc w:val="right"/>
+      <w:pPr>
+        <w:ind w:left="4680" w:hanging="180"/>
+      </w:pPr>
+    </w:lvl>
+    <w:lvl w:ilvl="6" w:tplc="042A000F" w:tentative="1">
+      <w:start w:val="1"/>
+      <w:numFmt w:val="decimal"/>
+      <w:lvlText w:val="%7."/>
+      <w:lvlJc w:val="left"/>
+      <w:pPr>
+        <w:ind w:left="5400" w:hanging="360"/>
+      </w:pPr>
+    </w:lvl>
+    <w:lvl w:ilvl="7" w:tplc="042A0019" w:tentative="1">
+      <w:start w:val="1"/>
+      <w:numFmt w:val="lowerLetter"/>
+      <w:lvlText w:val="%8."/>
+      <w:lvlJc w:val="left"/>
+      <w:pPr>
+        <w:ind w:left="6120" w:hanging="360"/>
+      </w:pPr>
+    </w:lvl>
+    <w:lvl w:ilvl="8" w:tplc="042A001B" w:tentative="1">
+      <w:start w:val="1"/>
+      <w:numFmt w:val="lowerRoman"/>
+      <w:lvlText w:val="%9."/>
+      <w:lvlJc w:val="right"/>
+      <w:pPr>
+        <w:ind w:left="6840" w:hanging="180"/>
+      </w:pPr>
+    </w:lvl>
+  </w:abstractNum>
+  <w:abstractNum w:abstractNumId="4">
+    <w:nsid w:val="701C2AAD"/>
+    <w:multiLevelType w:val="hybridMultilevel"/>
+    <w:tmpl w:val="7AFA4186"/>
+    <w:lvl w:ilvl="0" w:tplc="B15E0CA6">
+      <w:start w:val="1"/>
+      <w:numFmt w:val="decimal"/>
+      <w:lvlText w:val="%1."/>
+      <w:lvlJc w:val="left"/>
+      <w:pPr>
+        <w:ind w:left="1080" w:hanging="360"/>
+      </w:pPr>
+      <w:rPr>
+        <w:rFonts w:hint="default"/>
+      </w:rPr>
+    </w:lvl>
+    <w:lvl w:ilvl="1" w:tplc="042A0019" w:tentative="1">
+      <w:start w:val="1"/>
+      <w:numFmt w:val="lowerLetter"/>
+      <w:lvlText w:val="%2."/>
+      <w:lvlJc w:val="left"/>
+      <w:pPr>
+        <w:ind w:left="1800" w:hanging="360"/>
+      </w:pPr>
+    </w:lvl>
+    <w:lvl w:ilvl="2" w:tplc="042A001B" w:tentative="1">
+      <w:start w:val="1"/>
+      <w:numFmt w:val="lowerRoman"/>
+      <w:lvlText w:val="%3."/>
+      <w:lvlJc w:val="right"/>
+      <w:pPr>
+        <w:ind w:left="2520" w:hanging="180"/>
+      </w:pPr>
+    </w:lvl>
+    <w:lvl w:ilvl="3" w:tplc="042A000F" w:tentative="1">
+      <w:start w:val="1"/>
+      <w:numFmt w:val="decimal"/>
+      <w:lvlText w:val="%4."/>
+      <w:lvlJc w:val="left"/>
+      <w:pPr>
+        <w:ind w:left="3240" w:hanging="360"/>
+      </w:pPr>
+    </w:lvl>
+    <w:lvl w:ilvl="4" w:tplc="042A0019" w:tentative="1">
+      <w:start w:val="1"/>
+      <w:numFmt w:val="lowerLetter"/>
+      <w:lvlText w:val="%5."/>
+      <w:lvlJc w:val="left"/>
+      <w:pPr>
+        <w:ind w:left="3960" w:hanging="360"/>
+      </w:pPr>
+    </w:lvl>
+    <w:lvl w:ilvl="5" w:tplc="042A001B" w:tentative="1">
+      <w:start w:val="1"/>
+      <w:numFmt w:val="lowerRoman"/>
+      <w:lvlText w:val="%6."/>
+      <w:lvlJc w:val="right"/>
+      <w:pPr>
+        <w:ind w:left="4680" w:hanging="180"/>
+      </w:pPr>
+    </w:lvl>
+    <w:lvl w:ilvl="6" w:tplc="042A000F" w:tentative="1">
+      <w:start w:val="1"/>
+      <w:numFmt w:val="decimal"/>
+      <w:lvlText w:val="%7."/>
+      <w:lvlJc w:val="left"/>
+      <w:pPr>
+        <w:ind w:left="5400" w:hanging="360"/>
+      </w:pPr>
+    </w:lvl>
+    <w:lvl w:ilvl="7" w:tplc="042A0019" w:tentative="1">
+      <w:start w:val="1"/>
+      <w:numFmt w:val="lowerLetter"/>
+      <w:lvlText w:val="%8."/>
+      <w:lvlJc w:val="left"/>
+      <w:pPr>
+        <w:ind w:left="6120" w:hanging="360"/>
+      </w:pPr>
+    </w:lvl>
+    <w:lvl w:ilvl="8" w:tplc="042A001B" w:tentative="1">
+      <w:start w:val="1"/>
+      <w:numFmt w:val="lowerRoman"/>
+      <w:lvlText w:val="%9."/>
+      <w:lvlJc w:val="right"/>
+      <w:pPr>
+        <w:ind w:left="6840" w:hanging="180"/>
+      </w:pPr>
+    </w:lvl>
+  </w:abstractNum>
   <w:num w:numId="1">
     <w:abstractNumId w:val="1"/>
   </w:num>
@@ -370,6 +780,12 @@
   </w:num>
   <w:num w:numId="3">
     <w:abstractNumId w:val="0"/>
+  </w:num>
+  <w:num w:numId="4">
+    <w:abstractNumId w:val="4"/>
+  </w:num>
+  <w:num w:numId="5">
+    <w:abstractNumId w:val="3"/>
   </w:num>
 </w:numbering>
 </file>

--- a/after effect.docx
+++ b/after effect.docx
@@ -200,19 +200,7 @@
         <w:rPr>
           <w:lang w:val="en-US"/>
         </w:rPr>
-        <w:t xml:space="preserve">Phím Tắt Di Chuyển Current Time Đến </w:t>
-      </w:r>
-      <w:r>
-        <w:rPr>
-          <w:lang w:val="en-US"/>
-        </w:rPr>
-        <w:t>Cuối</w:t>
-      </w:r>
-      <w:r>
-        <w:rPr>
-          <w:lang w:val="en-US"/>
-        </w:rPr>
-        <w:t xml:space="preserve"> Layer?</w:t>
+        <w:t>Phím Tắt Di Chuyển Current Time Đến Cuối Layer?</w:t>
       </w:r>
     </w:p>
     <w:p>
@@ -232,8 +220,6 @@
         </w:rPr>
         <w:t>“O”</w:t>
       </w:r>
-      <w:bookmarkStart w:id="0" w:name="_GoBack"/>
-      <w:bookmarkEnd w:id="0"/>
     </w:p>
     <w:p>
       <w:pPr>
@@ -289,6 +275,64 @@
           <w:lang w:val="en-US"/>
         </w:rPr>
         <w:t>Cho nó làm Child của 1 Null Object bằng cơ chế Parenting, sau đó Scale Null Object thì Child sẽ bị Scale theo</w:t>
+      </w:r>
+    </w:p>
+    <w:p>
+      <w:pPr>
+        <w:rPr>
+          <w:lang w:val="en-US"/>
+        </w:rPr>
+      </w:pPr>
+      <w:bookmarkStart w:id="0" w:name="_GoBack"/>
+      <w:bookmarkEnd w:id="0"/>
+    </w:p>
+    <w:p>
+      <w:pPr>
+        <w:rPr>
+          <w:lang w:val="en-US"/>
+        </w:rPr>
+      </w:pPr>
+      <w:r>
+        <w:rPr>
+          <w:lang w:val="en-US"/>
+        </w:rPr>
+        <w:t>Photoshop:</w:t>
+      </w:r>
+    </w:p>
+    <w:p>
+      <w:pPr>
+        <w:pStyle w:val="ListParagraph"/>
+        <w:numPr>
+          <w:ilvl w:val="0"/>
+          <w:numId w:val="6"/>
+        </w:numPr>
+        <w:rPr>
+          <w:lang w:val="en-US"/>
+        </w:rPr>
+      </w:pPr>
+      <w:r>
+        <w:rPr>
+          <w:lang w:val="en-US"/>
+        </w:rPr>
+        <w:t>Cách Copy Paste Nhiều Layer Cùng Lúc?</w:t>
+      </w:r>
+    </w:p>
+    <w:p>
+      <w:pPr>
+        <w:pStyle w:val="ListParagraph"/>
+        <w:numPr>
+          <w:ilvl w:val="0"/>
+          <w:numId w:val="3"/>
+        </w:numPr>
+        <w:rPr>
+          <w:lang w:val="en-US"/>
+        </w:rPr>
+      </w:pPr>
+      <w:r>
+        <w:rPr>
+          <w:lang w:val="en-US"/>
+        </w:rPr>
+        <w:t>Chọn tất cả Layer muốn Copy + Click phải chuột + chọn “Duplicate Layers” + Click “OK”</w:t>
       </w:r>
     </w:p>
     <w:sectPr>
@@ -684,6 +728,95 @@
     </w:lvl>
   </w:abstractNum>
   <w:abstractNum w:abstractNumId="4">
+    <w:nsid w:val="6C9C716F"/>
+    <w:multiLevelType w:val="hybridMultilevel"/>
+    <w:tmpl w:val="F37EDF38"/>
+    <w:lvl w:ilvl="0" w:tplc="E85213D4">
+      <w:start w:val="1"/>
+      <w:numFmt w:val="decimal"/>
+      <w:lvlText w:val="%1."/>
+      <w:lvlJc w:val="left"/>
+      <w:pPr>
+        <w:ind w:left="1080" w:hanging="360"/>
+      </w:pPr>
+      <w:rPr>
+        <w:rFonts w:hint="default"/>
+      </w:rPr>
+    </w:lvl>
+    <w:lvl w:ilvl="1" w:tplc="042A0019" w:tentative="1">
+      <w:start w:val="1"/>
+      <w:numFmt w:val="lowerLetter"/>
+      <w:lvlText w:val="%2."/>
+      <w:lvlJc w:val="left"/>
+      <w:pPr>
+        <w:ind w:left="1800" w:hanging="360"/>
+      </w:pPr>
+    </w:lvl>
+    <w:lvl w:ilvl="2" w:tplc="042A001B" w:tentative="1">
+      <w:start w:val="1"/>
+      <w:numFmt w:val="lowerRoman"/>
+      <w:lvlText w:val="%3."/>
+      <w:lvlJc w:val="right"/>
+      <w:pPr>
+        <w:ind w:left="2520" w:hanging="180"/>
+      </w:pPr>
+    </w:lvl>
+    <w:lvl w:ilvl="3" w:tplc="042A000F" w:tentative="1">
+      <w:start w:val="1"/>
+      <w:numFmt w:val="decimal"/>
+      <w:lvlText w:val="%4."/>
+      <w:lvlJc w:val="left"/>
+      <w:pPr>
+        <w:ind w:left="3240" w:hanging="360"/>
+      </w:pPr>
+    </w:lvl>
+    <w:lvl w:ilvl="4" w:tplc="042A0019" w:tentative="1">
+      <w:start w:val="1"/>
+      <w:numFmt w:val="lowerLetter"/>
+      <w:lvlText w:val="%5."/>
+      <w:lvlJc w:val="left"/>
+      <w:pPr>
+        <w:ind w:left="3960" w:hanging="360"/>
+      </w:pPr>
+    </w:lvl>
+    <w:lvl w:ilvl="5" w:tplc="042A001B" w:tentative="1">
+      <w:start w:val="1"/>
+      <w:numFmt w:val="lowerRoman"/>
+      <w:lvlText w:val="%6."/>
+      <w:lvlJc w:val="right"/>
+      <w:pPr>
+        <w:ind w:left="4680" w:hanging="180"/>
+      </w:pPr>
+    </w:lvl>
+    <w:lvl w:ilvl="6" w:tplc="042A000F" w:tentative="1">
+      <w:start w:val="1"/>
+      <w:numFmt w:val="decimal"/>
+      <w:lvlText w:val="%7."/>
+      <w:lvlJc w:val="left"/>
+      <w:pPr>
+        <w:ind w:left="5400" w:hanging="360"/>
+      </w:pPr>
+    </w:lvl>
+    <w:lvl w:ilvl="7" w:tplc="042A0019" w:tentative="1">
+      <w:start w:val="1"/>
+      <w:numFmt w:val="lowerLetter"/>
+      <w:lvlText w:val="%8."/>
+      <w:lvlJc w:val="left"/>
+      <w:pPr>
+        <w:ind w:left="6120" w:hanging="360"/>
+      </w:pPr>
+    </w:lvl>
+    <w:lvl w:ilvl="8" w:tplc="042A001B" w:tentative="1">
+      <w:start w:val="1"/>
+      <w:numFmt w:val="lowerRoman"/>
+      <w:lvlText w:val="%9."/>
+      <w:lvlJc w:val="right"/>
+      <w:pPr>
+        <w:ind w:left="6840" w:hanging="180"/>
+      </w:pPr>
+    </w:lvl>
+  </w:abstractNum>
+  <w:abstractNum w:abstractNumId="5">
     <w:nsid w:val="701C2AAD"/>
     <w:multiLevelType w:val="hybridMultilevel"/>
     <w:tmpl w:val="7AFA4186"/>
@@ -782,10 +915,13 @@
     <w:abstractNumId w:val="0"/>
   </w:num>
   <w:num w:numId="4">
-    <w:abstractNumId w:val="4"/>
+    <w:abstractNumId w:val="5"/>
   </w:num>
   <w:num w:numId="5">
     <w:abstractNumId w:val="3"/>
+  </w:num>
+  <w:num w:numId="6">
+    <w:abstractNumId w:val="4"/>
   </w:num>
 </w:numbering>
 </file>

--- a/after effect.docx
+++ b/after effect.docx
@@ -283,8 +283,148 @@
           <w:lang w:val="en-US"/>
         </w:rPr>
       </w:pPr>
+    </w:p>
+    <w:p>
+      <w:pPr>
+        <w:rPr>
+          <w:lang w:val="en-US"/>
+        </w:rPr>
+      </w:pPr>
+      <w:r>
+        <w:rPr>
+          <w:lang w:val="en-US"/>
+        </w:rPr>
+        <w:t>Expression – Biểu Thức:</w:t>
+      </w:r>
+    </w:p>
+    <w:p>
+      <w:pPr>
+        <w:pStyle w:val="ListParagraph"/>
+        <w:numPr>
+          <w:ilvl w:val="0"/>
+          <w:numId w:val="7"/>
+        </w:numPr>
+        <w:rPr>
+          <w:lang w:val="en-US"/>
+        </w:rPr>
+      </w:pPr>
+      <w:r>
+        <w:rPr>
+          <w:lang w:val="en-US"/>
+        </w:rPr>
+        <w:t>Cách Thay Đổi 1 Thuộc Tính Theo 1 Hàm Mà Không Cần Key Frame?</w:t>
+      </w:r>
+    </w:p>
+    <w:p>
+      <w:pPr>
+        <w:pStyle w:val="ListParagraph"/>
+        <w:numPr>
+          <w:ilvl w:val="0"/>
+          <w:numId w:val="3"/>
+        </w:numPr>
+        <w:rPr>
+          <w:lang w:val="en-US"/>
+        </w:rPr>
+      </w:pPr>
+      <w:r>
+        <w:rPr>
+          <w:lang w:val="en-US"/>
+        </w:rPr>
+        <w:t>“Alt” + Click vào biểu tượng hình đồng hồ bên trái thuộc tính, ví dụ “Rotation”</w:t>
+      </w:r>
+    </w:p>
+    <w:p>
+      <w:pPr>
+        <w:pStyle w:val="ListParagraph"/>
+        <w:numPr>
+          <w:ilvl w:val="0"/>
+          <w:numId w:val="3"/>
+        </w:numPr>
+        <w:rPr>
+          <w:lang w:val="en-US"/>
+        </w:rPr>
+      </w:pPr>
+      <w:r>
+        <w:rPr>
+          <w:lang w:val="en-US"/>
+        </w:rPr>
+        <w:t>Khi này, bên dưới sẽ xuất hiện 1 dòng dành cho Expression</w:t>
+      </w:r>
+    </w:p>
+    <w:p>
+      <w:pPr>
+        <w:pStyle w:val="ListParagraph"/>
+        <w:numPr>
+          <w:ilvl w:val="0"/>
+          <w:numId w:val="3"/>
+        </w:numPr>
+        <w:rPr>
+          <w:lang w:val="en-US"/>
+        </w:rPr>
+      </w:pPr>
+      <w:r>
+        <w:rPr>
+          <w:lang w:val="en-US"/>
+        </w:rPr>
+        <w:t>Nội dung Expression nằm bên khu vực Time Line, Click vào để thay đổi</w:t>
+      </w:r>
+    </w:p>
+    <w:p>
+      <w:pPr>
+        <w:pStyle w:val="ListParagraph"/>
+        <w:numPr>
+          <w:ilvl w:val="0"/>
+          <w:numId w:val="3"/>
+        </w:numPr>
+        <w:rPr>
+          <w:lang w:val="en-US"/>
+        </w:rPr>
+      </w:pPr>
+      <w:r>
+        <w:rPr>
+          <w:lang w:val="en-US"/>
+        </w:rPr>
+        <w:t>1 thuộc tính đã được gán cho 1 Expression thì mọi Key Frame trên nó đều vô dụng</w:t>
+      </w:r>
+    </w:p>
+    <w:p>
+      <w:pPr>
+        <w:pStyle w:val="ListParagraph"/>
+        <w:numPr>
+          <w:ilvl w:val="0"/>
+          <w:numId w:val="3"/>
+        </w:numPr>
+        <w:rPr>
+          <w:lang w:val="en-US"/>
+        </w:rPr>
+      </w:pPr>
+      <w:r>
+        <w:rPr>
+          <w:lang w:val="en-US"/>
+        </w:rPr>
+        <w:t>Expression có nhiệm vụ trả về giá trị cho thuộc tính tại các thời điểm khác nhau</w:t>
+      </w:r>
+    </w:p>
+    <w:p>
+      <w:pPr>
+        <w:pStyle w:val="ListParagraph"/>
+        <w:numPr>
+          <w:ilvl w:val="0"/>
+          <w:numId w:val="7"/>
+        </w:numPr>
+        <w:rPr>
+          <w:lang w:val="en-US"/>
+        </w:rPr>
+      </w:pPr>
       <w:bookmarkStart w:id="0" w:name="_GoBack"/>
       <w:bookmarkEnd w:id="0"/>
+    </w:p>
+    <w:p>
+      <w:pPr>
+        <w:rPr>
+          <w:lang w:val="en-US"/>
+        </w:rPr>
+      </w:pPr>
     </w:p>
     <w:p>
       <w:pPr>
@@ -728,6 +868,95 @@
     </w:lvl>
   </w:abstractNum>
   <w:abstractNum w:abstractNumId="4">
+    <w:nsid w:val="5F0D4BF8"/>
+    <w:multiLevelType w:val="hybridMultilevel"/>
+    <w:tmpl w:val="C21AD084"/>
+    <w:lvl w:ilvl="0" w:tplc="C8560DEE">
+      <w:start w:val="1"/>
+      <w:numFmt w:val="decimal"/>
+      <w:lvlText w:val="%1."/>
+      <w:lvlJc w:val="left"/>
+      <w:pPr>
+        <w:ind w:left="1080" w:hanging="360"/>
+      </w:pPr>
+      <w:rPr>
+        <w:rFonts w:hint="default"/>
+      </w:rPr>
+    </w:lvl>
+    <w:lvl w:ilvl="1" w:tplc="042A0019" w:tentative="1">
+      <w:start w:val="1"/>
+      <w:numFmt w:val="lowerLetter"/>
+      <w:lvlText w:val="%2."/>
+      <w:lvlJc w:val="left"/>
+      <w:pPr>
+        <w:ind w:left="1800" w:hanging="360"/>
+      </w:pPr>
+    </w:lvl>
+    <w:lvl w:ilvl="2" w:tplc="042A001B" w:tentative="1">
+      <w:start w:val="1"/>
+      <w:numFmt w:val="lowerRoman"/>
+      <w:lvlText w:val="%3."/>
+      <w:lvlJc w:val="right"/>
+      <w:pPr>
+        <w:ind w:left="2520" w:hanging="180"/>
+      </w:pPr>
+    </w:lvl>
+    <w:lvl w:ilvl="3" w:tplc="042A000F" w:tentative="1">
+      <w:start w:val="1"/>
+      <w:numFmt w:val="decimal"/>
+      <w:lvlText w:val="%4."/>
+      <w:lvlJc w:val="left"/>
+      <w:pPr>
+        <w:ind w:left="3240" w:hanging="360"/>
+      </w:pPr>
+    </w:lvl>
+    <w:lvl w:ilvl="4" w:tplc="042A0019" w:tentative="1">
+      <w:start w:val="1"/>
+      <w:numFmt w:val="lowerLetter"/>
+      <w:lvlText w:val="%5."/>
+      <w:lvlJc w:val="left"/>
+      <w:pPr>
+        <w:ind w:left="3960" w:hanging="360"/>
+      </w:pPr>
+    </w:lvl>
+    <w:lvl w:ilvl="5" w:tplc="042A001B" w:tentative="1">
+      <w:start w:val="1"/>
+      <w:numFmt w:val="lowerRoman"/>
+      <w:lvlText w:val="%6."/>
+      <w:lvlJc w:val="right"/>
+      <w:pPr>
+        <w:ind w:left="4680" w:hanging="180"/>
+      </w:pPr>
+    </w:lvl>
+    <w:lvl w:ilvl="6" w:tplc="042A000F" w:tentative="1">
+      <w:start w:val="1"/>
+      <w:numFmt w:val="decimal"/>
+      <w:lvlText w:val="%7."/>
+      <w:lvlJc w:val="left"/>
+      <w:pPr>
+        <w:ind w:left="5400" w:hanging="360"/>
+      </w:pPr>
+    </w:lvl>
+    <w:lvl w:ilvl="7" w:tplc="042A0019" w:tentative="1">
+      <w:start w:val="1"/>
+      <w:numFmt w:val="lowerLetter"/>
+      <w:lvlText w:val="%8."/>
+      <w:lvlJc w:val="left"/>
+      <w:pPr>
+        <w:ind w:left="6120" w:hanging="360"/>
+      </w:pPr>
+    </w:lvl>
+    <w:lvl w:ilvl="8" w:tplc="042A001B" w:tentative="1">
+      <w:start w:val="1"/>
+      <w:numFmt w:val="lowerRoman"/>
+      <w:lvlText w:val="%9."/>
+      <w:lvlJc w:val="right"/>
+      <w:pPr>
+        <w:ind w:left="6840" w:hanging="180"/>
+      </w:pPr>
+    </w:lvl>
+  </w:abstractNum>
+  <w:abstractNum w:abstractNumId="5">
     <w:nsid w:val="6C9C716F"/>
     <w:multiLevelType w:val="hybridMultilevel"/>
     <w:tmpl w:val="F37EDF38"/>
@@ -816,7 +1045,7 @@
       </w:pPr>
     </w:lvl>
   </w:abstractNum>
-  <w:abstractNum w:abstractNumId="5">
+  <w:abstractNum w:abstractNumId="6">
     <w:nsid w:val="701C2AAD"/>
     <w:multiLevelType w:val="hybridMultilevel"/>
     <w:tmpl w:val="7AFA4186"/>
@@ -915,12 +1144,15 @@
     <w:abstractNumId w:val="0"/>
   </w:num>
   <w:num w:numId="4">
-    <w:abstractNumId w:val="5"/>
+    <w:abstractNumId w:val="6"/>
   </w:num>
   <w:num w:numId="5">
     <w:abstractNumId w:val="3"/>
   </w:num>
   <w:num w:numId="6">
+    <w:abstractNumId w:val="5"/>
+  </w:num>
+  <w:num w:numId="7">
     <w:abstractNumId w:val="4"/>
   </w:num>
 </w:numbering>

--- a/after effect.docx
+++ b/after effect.docx
@@ -223,6 +223,60 @@
     </w:p>
     <w:p>
       <w:pPr>
+        <w:pStyle w:val="ListParagraph"/>
+        <w:numPr>
+          <w:ilvl w:val="0"/>
+          <w:numId w:val="4"/>
+        </w:numPr>
+        <w:rPr>
+          <w:lang w:val="en-US"/>
+        </w:rPr>
+      </w:pPr>
+      <w:r>
+        <w:rPr>
+          <w:lang w:val="en-US"/>
+        </w:rPr>
+        <w:t>Cách Ẩn Toàn Bộ Các Layer Khác Trừ Layer Được Chọn?</w:t>
+      </w:r>
+    </w:p>
+    <w:p>
+      <w:pPr>
+        <w:pStyle w:val="ListParagraph"/>
+        <w:numPr>
+          <w:ilvl w:val="0"/>
+          <w:numId w:val="3"/>
+        </w:numPr>
+        <w:rPr>
+          <w:lang w:val="en-US"/>
+        </w:rPr>
+      </w:pPr>
+      <w:r>
+        <w:rPr>
+          <w:lang w:val="en-US"/>
+        </w:rPr>
+        <w:t>Ở bên trái tên Layer được chọn,Tick vào ô vuông cùng cột với biểu tượng hình tròn</w:t>
+      </w:r>
+    </w:p>
+    <w:p>
+      <w:pPr>
+        <w:pStyle w:val="ListParagraph"/>
+        <w:numPr>
+          <w:ilvl w:val="0"/>
+          <w:numId w:val="3"/>
+        </w:numPr>
+        <w:rPr>
+          <w:lang w:val="en-US"/>
+        </w:rPr>
+      </w:pPr>
+      <w:r>
+        <w:rPr>
+          <w:lang w:val="en-US"/>
+        </w:rPr>
+        <w:t>Bỏ Tick để trở về ban đầu</w:t>
+      </w:r>
+    </w:p>
+    <w:p>
+      <w:pPr>
         <w:rPr>
           <w:lang w:val="en-US"/>
         </w:rPr>
@@ -404,6 +458,42 @@
         </w:rPr>
         <w:t>Expression có nhiệm vụ trả về giá trị cho thuộc tính tại các thời điểm khác nhau</w:t>
       </w:r>
+      <w:r>
+        <w:rPr>
+          <w:lang w:val="en-US"/>
+        </w:rPr>
+        <w:t>, giá trị trả về = giá trị ở dòng cuối cùng của Expression</w:t>
+      </w:r>
+    </w:p>
+    <w:p>
+      <w:pPr>
+        <w:pStyle w:val="ListParagraph"/>
+        <w:numPr>
+          <w:ilvl w:val="0"/>
+          <w:numId w:val="3"/>
+        </w:numPr>
+        <w:rPr>
+          <w:lang w:val="en-US"/>
+        </w:rPr>
+      </w:pPr>
+      <w:r>
+        <w:rPr>
+          <w:lang w:val="en-US"/>
+        </w:rPr>
+        <w:t xml:space="preserve">Expression viết = </w:t>
+      </w:r>
+      <w:r>
+        <w:rPr>
+          <w:lang w:val="en-US"/>
+        </w:rPr>
+        <w:t xml:space="preserve">ngôn ngữ </w:t>
+      </w:r>
+      <w:r>
+        <w:rPr>
+          <w:lang w:val="en-US"/>
+        </w:rPr>
+        <w:t>JS</w:t>
+      </w:r>
     </w:p>
     <w:p>
       <w:pPr>
@@ -416,6 +506,597 @@
           <w:lang w:val="en-US"/>
         </w:rPr>
       </w:pPr>
+      <w:r>
+        <w:rPr>
+          <w:lang w:val="en-US"/>
+        </w:rPr>
+        <w:t>Trả Về Thời Gian Hiện Tại Trên Time Line?</w:t>
+      </w:r>
+    </w:p>
+    <w:p>
+      <w:pPr>
+        <w:pStyle w:val="ListParagraph"/>
+        <w:pBdr>
+          <w:top w:val="single" w:sz="4" w:space="1" w:color="auto"/>
+          <w:left w:val="single" w:sz="4" w:space="4" w:color="auto"/>
+          <w:bottom w:val="single" w:sz="4" w:space="1" w:color="auto"/>
+          <w:right w:val="single" w:sz="4" w:space="4" w:color="auto"/>
+        </w:pBdr>
+        <w:ind w:left="1080"/>
+        <w:rPr>
+          <w:lang w:val="en-US"/>
+        </w:rPr>
+      </w:pPr>
+      <w:r>
+        <w:rPr>
+          <w:lang w:val="en-US"/>
+        </w:rPr>
+        <w:t>t</w:t>
+      </w:r>
+      <w:r>
+        <w:rPr>
+          <w:lang w:val="en-US"/>
+        </w:rPr>
+        <w:t>ime</w:t>
+      </w:r>
+    </w:p>
+    <w:p>
+      <w:pPr>
+        <w:pStyle w:val="ListParagraph"/>
+        <w:numPr>
+          <w:ilvl w:val="0"/>
+          <w:numId w:val="7"/>
+        </w:numPr>
+        <w:rPr>
+          <w:lang w:val="en-US"/>
+        </w:rPr>
+      </w:pPr>
+      <w:r>
+        <w:rPr>
+          <w:lang w:val="en-US"/>
+        </w:rPr>
+        <w:t xml:space="preserve">Lặp </w:t>
+      </w:r>
+      <w:r>
+        <w:rPr>
+          <w:lang w:val="en-US"/>
+        </w:rPr>
+        <w:t xml:space="preserve">Lại </w:t>
+      </w:r>
+      <w:r>
+        <w:rPr>
+          <w:lang w:val="en-US"/>
+        </w:rPr>
+        <w:t>Key Frame</w:t>
+      </w:r>
+      <w:r>
+        <w:rPr>
+          <w:lang w:val="en-US"/>
+        </w:rPr>
+        <w:t>?</w:t>
+      </w:r>
+    </w:p>
+    <w:p>
+      <w:pPr>
+        <w:pStyle w:val="ListParagraph"/>
+        <w:pBdr>
+          <w:top w:val="single" w:sz="4" w:space="1" w:color="auto"/>
+          <w:left w:val="single" w:sz="4" w:space="4" w:color="auto"/>
+          <w:bottom w:val="single" w:sz="4" w:space="1" w:color="auto"/>
+          <w:right w:val="single" w:sz="4" w:space="4" w:color="auto"/>
+        </w:pBdr>
+        <w:ind w:left="1080"/>
+        <w:rPr>
+          <w:lang w:val="en-US"/>
+        </w:rPr>
+      </w:pPr>
+      <w:r>
+        <w:rPr>
+          <w:lang w:val="en-US"/>
+        </w:rPr>
+        <w:t>&lt;Ngoại Suy&gt; = loopOut(</w:t>
+      </w:r>
+      <w:r>
+        <w:rPr>
+          <w:lang w:val="en-US"/>
+        </w:rPr>
+        <w:t>&lt;Kiểu Lặp Lại&gt;</w:t>
+      </w:r>
+      <w:r>
+        <w:rPr>
+          <w:lang w:val="en-US"/>
+        </w:rPr>
+        <w:t>)</w:t>
+      </w:r>
+    </w:p>
+    <w:p>
+      <w:pPr>
+        <w:pStyle w:val="ListParagraph"/>
+        <w:numPr>
+          <w:ilvl w:val="0"/>
+          <w:numId w:val="3"/>
+        </w:numPr>
+        <w:rPr>
+          <w:lang w:val="en-US"/>
+        </w:rPr>
+      </w:pPr>
+      <w:r>
+        <w:rPr>
+          <w:lang w:val="en-US"/>
+        </w:rPr>
+        <w:t>Mặc định</w:t>
+      </w:r>
+    </w:p>
+    <w:tbl>
+      <w:tblPr>
+        <w:tblStyle w:val="TableGrid"/>
+        <w:tblW w:w="0" w:type="auto"/>
+        <w:tblInd w:w="1080" w:type="dxa"/>
+        <w:tblLook w:val="04A0" w:firstRow="1" w:lastRow="0" w:firstColumn="1" w:lastColumn="0" w:noHBand="0" w:noVBand="1"/>
+      </w:tblPr>
+      <w:tblGrid>
+        <w:gridCol w:w="4075"/>
+        <w:gridCol w:w="4087"/>
+      </w:tblGrid>
+      <w:tr>
+        <w:tc>
+          <w:tcPr>
+            <w:tcW w:w="4621" w:type="dxa"/>
+          </w:tcPr>
+          <w:p>
+            <w:pPr>
+              <w:pStyle w:val="ListParagraph"/>
+              <w:ind w:left="0"/>
+              <w:rPr>
+                <w:lang w:val="en-US"/>
+              </w:rPr>
+            </w:pPr>
+            <w:r>
+              <w:rPr>
+                <w:lang w:val="en-US"/>
+              </w:rPr>
+              <w:lastRenderedPageBreak/>
+              <w:t>&lt;Kiểu Lặp Lại&gt;</w:t>
+            </w:r>
+          </w:p>
+        </w:tc>
+        <w:tc>
+          <w:tcPr>
+            <w:tcW w:w="4621" w:type="dxa"/>
+          </w:tcPr>
+          <w:p>
+            <w:pPr>
+              <w:pStyle w:val="ListParagraph"/>
+              <w:ind w:left="0"/>
+              <w:rPr>
+                <w:lang w:val="en-US"/>
+              </w:rPr>
+            </w:pPr>
+            <w:r>
+              <w:rPr>
+                <w:lang w:val="en-US"/>
+              </w:rPr>
+              <w:t>"</w:t>
+            </w:r>
+            <w:r>
+              <w:rPr>
+                <w:lang w:val="en-US"/>
+              </w:rPr>
+              <w:t>cycle</w:t>
+            </w:r>
+            <w:r>
+              <w:rPr>
+                <w:lang w:val="en-US"/>
+              </w:rPr>
+              <w:t>"</w:t>
+            </w:r>
+          </w:p>
+        </w:tc>
+      </w:tr>
+    </w:tbl>
+    <w:p>
+      <w:pPr>
+        <w:pStyle w:val="ListParagraph"/>
+        <w:numPr>
+          <w:ilvl w:val="0"/>
+          <w:numId w:val="3"/>
+        </w:numPr>
+        <w:rPr>
+          <w:lang w:val="en-US"/>
+        </w:rPr>
+      </w:pPr>
+      <w:r>
+        <w:rPr>
+          <w:lang w:val="en-US"/>
+        </w:rPr>
+        <w:t>Đồ thị sau là giá trị của &lt;Ngoại Suy&gt; theo thời gian</w:t>
+      </w:r>
+      <w:r>
+        <w:rPr>
+          <w:lang w:val="en-US"/>
+        </w:rPr>
+        <w:t xml:space="preserve">, </w:t>
+      </w:r>
+      <w:r>
+        <w:rPr>
+          <w:lang w:val="en-US"/>
+        </w:rPr>
+        <w:t>&lt;Kiểu Lặp Lại&gt;</w:t>
+      </w:r>
+      <w:r>
+        <w:rPr>
+          <w:lang w:val="en-US"/>
+        </w:rPr>
+        <w:t xml:space="preserve"> = </w:t>
+      </w:r>
+      <w:r>
+        <w:rPr>
+          <w:lang w:val="en-US"/>
+        </w:rPr>
+        <w:t>"cycle"</w:t>
+      </w:r>
+    </w:p>
+    <w:p>
+      <w:pPr>
+        <w:pStyle w:val="ListParagraph"/>
+        <w:ind w:left="1080"/>
+        <w:rPr>
+          <w:lang w:val="en-US"/>
+        </w:rPr>
+      </w:pPr>
+      <w:r>
+        <w:rPr>
+          <w:noProof/>
+          <w:lang w:eastAsia="vi-VN"/>
+        </w:rPr>
+        <w:drawing>
+          <wp:inline distT="0" distB="0" distL="0" distR="0" wp14:anchorId="7C0C9CE0" wp14:editId="0AEB3869">
+            <wp:extent cx="4149969" cy="2766493"/>
+            <wp:effectExtent l="0" t="0" r="3175" b="0"/>
+            <wp:docPr id="1" name="Picture 1"/>
+            <wp:cNvGraphicFramePr>
+              <a:graphicFrameLocks xmlns:a="http://schemas.openxmlformats.org/drawingml/2006/main" noChangeAspect="1"/>
+            </wp:cNvGraphicFramePr>
+            <a:graphic xmlns:a="http://schemas.openxmlformats.org/drawingml/2006/main">
+              <a:graphicData uri="http://schemas.openxmlformats.org/drawingml/2006/picture">
+                <pic:pic xmlns:pic="http://schemas.openxmlformats.org/drawingml/2006/picture">
+                  <pic:nvPicPr>
+                    <pic:cNvPr id="0" name="Untitledsa-3.jpg"/>
+                    <pic:cNvPicPr/>
+                  </pic:nvPicPr>
+                  <pic:blipFill>
+                    <a:blip r:embed="rId6">
+                      <a:extLst>
+                        <a:ext uri="{28A0092B-C50C-407E-A947-70E740481C1C}">
+                          <a14:useLocalDpi xmlns:a14="http://schemas.microsoft.com/office/drawing/2010/main" val="0"/>
+                        </a:ext>
+                      </a:extLst>
+                    </a:blip>
+                    <a:stretch>
+                      <a:fillRect/>
+                    </a:stretch>
+                  </pic:blipFill>
+                  <pic:spPr>
+                    <a:xfrm>
+                      <a:off x="0" y="0"/>
+                      <a:ext cx="4149191" cy="2765974"/>
+                    </a:xfrm>
+                    <a:prstGeom prst="rect">
+                      <a:avLst/>
+                    </a:prstGeom>
+                  </pic:spPr>
+                </pic:pic>
+              </a:graphicData>
+            </a:graphic>
+          </wp:inline>
+        </w:drawing>
+      </w:r>
+    </w:p>
+    <w:p>
+      <w:pPr>
+        <w:pStyle w:val="ListParagraph"/>
+        <w:numPr>
+          <w:ilvl w:val="0"/>
+          <w:numId w:val="3"/>
+        </w:numPr>
+        <w:rPr>
+          <w:lang w:val="en-US"/>
+        </w:rPr>
+      </w:pPr>
+      <w:r>
+        <w:rPr>
+          <w:lang w:val="en-US"/>
+        </w:rPr>
+        <w:t>3 chấm vàng là 3 Key Frame thật</w:t>
+      </w:r>
+    </w:p>
+    <w:p>
+      <w:pPr>
+        <w:pStyle w:val="ListParagraph"/>
+        <w:numPr>
+          <w:ilvl w:val="0"/>
+          <w:numId w:val="3"/>
+        </w:numPr>
+        <w:rPr>
+          <w:lang w:val="en-US"/>
+        </w:rPr>
+      </w:pPr>
+      <w:r>
+        <w:rPr>
+          <w:lang w:val="en-US"/>
+        </w:rPr>
+        <w:t>Dễ thấy ta không cần Copy Paste cả 3 Key Frame nhiều lần để tạo hoạt ảnh lặp lại</w:t>
+      </w:r>
+    </w:p>
+    <w:p>
+      <w:pPr>
+        <w:pStyle w:val="ListParagraph"/>
+        <w:numPr>
+          <w:ilvl w:val="0"/>
+          <w:numId w:val="3"/>
+        </w:numPr>
+        <w:rPr>
+          <w:lang w:val="en-US"/>
+        </w:rPr>
+      </w:pPr>
+      <w:r>
+        <w:rPr>
+          <w:lang w:val="en-US"/>
+        </w:rPr>
+        <w:t xml:space="preserve">Dễ thấy mỗi vòng lặp lại bắt đầu lại từ đầu, để lặp lại theo kiểu con lắc, ví dụ 1, 2, 3, 4, 3, 2, 1, 2, 3, …, thì cho </w:t>
+      </w:r>
+      <w:r>
+        <w:rPr>
+          <w:lang w:val="en-US"/>
+        </w:rPr>
+        <w:t>&lt;Kiểu Lặp Lại&gt; = "</w:t>
+      </w:r>
+      <w:r>
+        <w:rPr>
+          <w:lang w:val="en-US"/>
+        </w:rPr>
+        <w:t>pingpong</w:t>
+      </w:r>
+      <w:r>
+        <w:rPr>
+          <w:lang w:val="en-US"/>
+        </w:rPr>
+        <w:t>"</w:t>
+      </w:r>
+    </w:p>
+    <w:p>
+      <w:pPr>
+        <w:pStyle w:val="ListParagraph"/>
+        <w:numPr>
+          <w:ilvl w:val="0"/>
+          <w:numId w:val="3"/>
+        </w:numPr>
+        <w:rPr>
+          <w:lang w:val="en-US"/>
+        </w:rPr>
+      </w:pPr>
+      <w:r>
+        <w:rPr>
+          <w:lang w:val="en-US"/>
+        </w:rPr>
+        <w:t xml:space="preserve">Để lặp lại theo kiểu tích lũy, ví dụ 3, 9, 14, 15, 24, 38, 53, 62, 76, 91, …, thì cho </w:t>
+      </w:r>
+      <w:r>
+        <w:rPr>
+          <w:lang w:val="en-US"/>
+        </w:rPr>
+        <w:t>&lt;Kiểu Lặp Lại&gt; = "</w:t>
+      </w:r>
+      <w:r>
+        <w:rPr>
+          <w:lang w:val="en-US"/>
+        </w:rPr>
+        <w:t>offset</w:t>
+      </w:r>
+      <w:r>
+        <w:rPr>
+          <w:lang w:val="en-US"/>
+        </w:rPr>
+        <w:t>"</w:t>
+      </w:r>
+    </w:p>
+    <w:p>
+      <w:pPr>
+        <w:pStyle w:val="ListParagraph"/>
+        <w:numPr>
+          <w:ilvl w:val="0"/>
+          <w:numId w:val="7"/>
+        </w:numPr>
+        <w:rPr>
+          <w:lang w:val="en-US"/>
+        </w:rPr>
+      </w:pPr>
+      <w:r>
+        <w:rPr>
+          <w:lang w:val="en-US"/>
+        </w:rPr>
+        <w:t xml:space="preserve">Lặp </w:t>
+      </w:r>
+      <w:r>
+        <w:rPr>
+          <w:lang w:val="en-US"/>
+        </w:rPr>
+        <w:t>Lại Bên Trái?</w:t>
+      </w:r>
+    </w:p>
+    <w:p>
+      <w:pPr>
+        <w:pStyle w:val="ListParagraph"/>
+        <w:numPr>
+          <w:ilvl w:val="0"/>
+          <w:numId w:val="3"/>
+        </w:numPr>
+        <w:rPr>
+          <w:lang w:val="en-US"/>
+        </w:rPr>
+      </w:pPr>
+      <w:r>
+        <w:rPr>
+          <w:lang w:val="en-US"/>
+        </w:rPr>
+        <w:t>Dễ thấy</w:t>
+      </w:r>
+      <w:r>
+        <w:rPr>
+          <w:lang w:val="en-US"/>
+        </w:rPr>
+        <w:t xml:space="preserve"> hàm Loop Out tiến hành ngoại suy bên phải, bên trái là hằng số, để ngoại suy bên trái, bên phải là hằng số, thì dùng Loop In</w:t>
+      </w:r>
+    </w:p>
+    <w:p>
+      <w:pPr>
+        <w:pStyle w:val="ListParagraph"/>
+        <w:pBdr>
+          <w:top w:val="single" w:sz="4" w:space="1" w:color="auto"/>
+          <w:left w:val="single" w:sz="4" w:space="4" w:color="auto"/>
+          <w:bottom w:val="single" w:sz="4" w:space="1" w:color="auto"/>
+          <w:right w:val="single" w:sz="4" w:space="4" w:color="auto"/>
+        </w:pBdr>
+        <w:ind w:left="1080"/>
+        <w:rPr>
+          <w:lang w:val="en-US"/>
+        </w:rPr>
+      </w:pPr>
+      <w:r>
+        <w:rPr>
+          <w:lang w:val="en-US"/>
+        </w:rPr>
+        <w:t xml:space="preserve">&lt;Ngoại Suy&gt; = </w:t>
+      </w:r>
+      <w:r>
+        <w:rPr>
+          <w:lang w:val="en-US"/>
+        </w:rPr>
+        <w:t>loopIn</w:t>
+      </w:r>
+      <w:r>
+        <w:rPr>
+          <w:lang w:val="en-US"/>
+        </w:rPr>
+        <w:t>(&lt;Kiểu Lặp Lại&gt;)</w:t>
+      </w:r>
+    </w:p>
+    <w:p>
+      <w:pPr>
+        <w:pStyle w:val="ListParagraph"/>
+        <w:numPr>
+          <w:ilvl w:val="0"/>
+          <w:numId w:val="7"/>
+        </w:numPr>
+        <w:rPr>
+          <w:lang w:val="en-US"/>
+        </w:rPr>
+      </w:pPr>
+      <w:r>
+        <w:rPr>
+          <w:lang w:val="en-US"/>
+        </w:rPr>
+        <w:t xml:space="preserve">Hoạt </w:t>
+      </w:r>
+      <w:r>
+        <w:rPr>
+          <w:lang w:val="en-US"/>
+        </w:rPr>
+        <w:t>Ảnh Ngẫu Nhiên?</w:t>
+      </w:r>
+    </w:p>
+    <w:p>
+      <w:pPr>
+        <w:pStyle w:val="ListParagraph"/>
+        <w:pBdr>
+          <w:top w:val="single" w:sz="4" w:space="1" w:color="auto"/>
+          <w:left w:val="single" w:sz="4" w:space="4" w:color="auto"/>
+          <w:bottom w:val="single" w:sz="4" w:space="1" w:color="auto"/>
+          <w:right w:val="single" w:sz="4" w:space="4" w:color="auto"/>
+        </w:pBdr>
+        <w:ind w:left="1080"/>
+        <w:rPr>
+          <w:lang w:val="en-US"/>
+        </w:rPr>
+      </w:pPr>
+      <w:r>
+        <w:rPr>
+          <w:lang w:val="en-US"/>
+        </w:rPr>
+        <w:t>&lt;Ngẫu Nhiên&gt; = w</w:t>
+      </w:r>
+      <w:r>
+        <w:rPr>
+          <w:lang w:val="en-US"/>
+        </w:rPr>
+        <w:t>iggle(&lt;Tần Số&gt;, &lt;</w:t>
+      </w:r>
+      <w:r>
+        <w:rPr>
+          <w:lang w:val="en-US"/>
+        </w:rPr>
+        <w:t>Độ Lớn</w:t>
+      </w:r>
+      <w:r>
+        <w:rPr>
+          <w:lang w:val="en-US"/>
+        </w:rPr>
+        <w:t>&gt;)</w:t>
+      </w:r>
+    </w:p>
+    <w:p>
+      <w:pPr>
+        <w:pStyle w:val="ListParagraph"/>
+        <w:numPr>
+          <w:ilvl w:val="0"/>
+          <w:numId w:val="3"/>
+        </w:numPr>
+        <w:rPr>
+          <w:lang w:val="en-US"/>
+        </w:rPr>
+      </w:pPr>
+      <w:r>
+        <w:rPr>
+          <w:lang w:val="en-US"/>
+        </w:rPr>
+        <w:t>Đồ thị theo thời gian của &lt;Ngẫu Nhiên&gt; chính là đồ thị của Key Frame + nhiễu có tần số = &lt;Tần Số&gt; và độ lớn = &lt;Độ Lớn&gt;</w:t>
+      </w:r>
+    </w:p>
+    <w:p>
+      <w:pPr>
+        <w:pStyle w:val="ListParagraph"/>
+        <w:numPr>
+          <w:ilvl w:val="0"/>
+          <w:numId w:val="7"/>
+        </w:numPr>
+        <w:rPr>
+          <w:lang w:val="en-US"/>
+        </w:rPr>
+      </w:pPr>
+      <w:r>
+        <w:rPr>
+          <w:lang w:val="en-US"/>
+        </w:rPr>
+        <w:t>Cách Xem Các Object Và Phương Thức?</w:t>
+      </w:r>
+    </w:p>
+    <w:p>
+      <w:pPr>
+        <w:pStyle w:val="ListParagraph"/>
+        <w:numPr>
+          <w:ilvl w:val="0"/>
+          <w:numId w:val="3"/>
+        </w:numPr>
+        <w:rPr>
+          <w:lang w:val="en-US"/>
+        </w:rPr>
+      </w:pPr>
+      <w:r>
+        <w:rPr>
+          <w:lang w:val="en-US"/>
+        </w:rPr>
+        <w:t>Click biểu tượng có hình giống nút Play Youtube</w:t>
+      </w:r>
       <w:bookmarkStart w:id="0" w:name="_GoBack"/>
       <w:bookmarkEnd w:id="0"/>
     </w:p>
@@ -1356,6 +2037,62 @@
       <w:contextualSpacing/>
     </w:pPr>
   </w:style>
+  <w:style w:type="paragraph" w:styleId="BalloonText">
+    <w:name w:val="Balloon Text"/>
+    <w:basedOn w:val="Normal"/>
+    <w:link w:val="BalloonTextChar"/>
+    <w:uiPriority w:val="99"/>
+    <w:semiHidden/>
+    <w:unhideWhenUsed/>
+    <w:rsid w:val="00092052"/>
+    <w:pPr>
+      <w:spacing w:after="0" w:line="240" w:lineRule="auto"/>
+    </w:pPr>
+    <w:rPr>
+      <w:rFonts w:ascii="Tahoma" w:hAnsi="Tahoma" w:cs="Tahoma"/>
+      <w:sz w:val="16"/>
+      <w:szCs w:val="16"/>
+    </w:rPr>
+  </w:style>
+  <w:style w:type="character" w:customStyle="1" w:styleId="BalloonTextChar">
+    <w:name w:val="Balloon Text Char"/>
+    <w:basedOn w:val="DefaultParagraphFont"/>
+    <w:link w:val="BalloonText"/>
+    <w:uiPriority w:val="99"/>
+    <w:semiHidden/>
+    <w:rsid w:val="00092052"/>
+    <w:rPr>
+      <w:rFonts w:ascii="Tahoma" w:hAnsi="Tahoma" w:cs="Tahoma"/>
+      <w:sz w:val="16"/>
+      <w:szCs w:val="16"/>
+    </w:rPr>
+  </w:style>
+  <w:style w:type="table" w:styleId="TableGrid">
+    <w:name w:val="Table Grid"/>
+    <w:basedOn w:val="TableNormal"/>
+    <w:uiPriority w:val="59"/>
+    <w:rsid w:val="002F2B0D"/>
+    <w:pPr>
+      <w:spacing w:after="0" w:line="240" w:lineRule="auto"/>
+    </w:pPr>
+    <w:tblPr>
+      <w:tblInd w:w="0" w:type="dxa"/>
+      <w:tblBorders>
+        <w:top w:val="single" w:sz="4" w:space="0" w:color="auto"/>
+        <w:left w:val="single" w:sz="4" w:space="0" w:color="auto"/>
+        <w:bottom w:val="single" w:sz="4" w:space="0" w:color="auto"/>
+        <w:right w:val="single" w:sz="4" w:space="0" w:color="auto"/>
+        <w:insideH w:val="single" w:sz="4" w:space="0" w:color="auto"/>
+        <w:insideV w:val="single" w:sz="4" w:space="0" w:color="auto"/>
+      </w:tblBorders>
+      <w:tblCellMar>
+        <w:top w:w="0" w:type="dxa"/>
+        <w:left w:w="108" w:type="dxa"/>
+        <w:bottom w:w="0" w:type="dxa"/>
+        <w:right w:w="108" w:type="dxa"/>
+      </w:tblCellMar>
+    </w:tblPr>
+  </w:style>
 </w:styles>
 </file>
 
@@ -1556,6 +2293,62 @@
       <w:ind w:left="720"/>
       <w:contextualSpacing/>
     </w:pPr>
+  </w:style>
+  <w:style w:type="paragraph" w:styleId="BalloonText">
+    <w:name w:val="Balloon Text"/>
+    <w:basedOn w:val="Normal"/>
+    <w:link w:val="BalloonTextChar"/>
+    <w:uiPriority w:val="99"/>
+    <w:semiHidden/>
+    <w:unhideWhenUsed/>
+    <w:rsid w:val="00092052"/>
+    <w:pPr>
+      <w:spacing w:after="0" w:line="240" w:lineRule="auto"/>
+    </w:pPr>
+    <w:rPr>
+      <w:rFonts w:ascii="Tahoma" w:hAnsi="Tahoma" w:cs="Tahoma"/>
+      <w:sz w:val="16"/>
+      <w:szCs w:val="16"/>
+    </w:rPr>
+  </w:style>
+  <w:style w:type="character" w:customStyle="1" w:styleId="BalloonTextChar">
+    <w:name w:val="Balloon Text Char"/>
+    <w:basedOn w:val="DefaultParagraphFont"/>
+    <w:link w:val="BalloonText"/>
+    <w:uiPriority w:val="99"/>
+    <w:semiHidden/>
+    <w:rsid w:val="00092052"/>
+    <w:rPr>
+      <w:rFonts w:ascii="Tahoma" w:hAnsi="Tahoma" w:cs="Tahoma"/>
+      <w:sz w:val="16"/>
+      <w:szCs w:val="16"/>
+    </w:rPr>
+  </w:style>
+  <w:style w:type="table" w:styleId="TableGrid">
+    <w:name w:val="Table Grid"/>
+    <w:basedOn w:val="TableNormal"/>
+    <w:uiPriority w:val="59"/>
+    <w:rsid w:val="002F2B0D"/>
+    <w:pPr>
+      <w:spacing w:after="0" w:line="240" w:lineRule="auto"/>
+    </w:pPr>
+    <w:tblPr>
+      <w:tblInd w:w="0" w:type="dxa"/>
+      <w:tblBorders>
+        <w:top w:val="single" w:sz="4" w:space="0" w:color="auto"/>
+        <w:left w:val="single" w:sz="4" w:space="0" w:color="auto"/>
+        <w:bottom w:val="single" w:sz="4" w:space="0" w:color="auto"/>
+        <w:right w:val="single" w:sz="4" w:space="0" w:color="auto"/>
+        <w:insideH w:val="single" w:sz="4" w:space="0" w:color="auto"/>
+        <w:insideV w:val="single" w:sz="4" w:space="0" w:color="auto"/>
+      </w:tblBorders>
+      <w:tblCellMar>
+        <w:top w:w="0" w:type="dxa"/>
+        <w:left w:w="108" w:type="dxa"/>
+        <w:bottom w:w="0" w:type="dxa"/>
+        <w:right w:w="108" w:type="dxa"/>
+      </w:tblCellMar>
+    </w:tblPr>
   </w:style>
 </w:styles>
 </file>

--- a/after effect.docx
+++ b/after effect.docx
@@ -236,7 +236,105 @@
         <w:rPr>
           <w:lang w:val="en-US"/>
         </w:rPr>
-        <w:t>Cách Ẩn Toàn Bộ Các Layer Khác Trừ Layer Được Chọn?</w:t>
+        <w:t>Cách Di Chuyển Current Time Đến Frame Kế Tiếp?</w:t>
+      </w:r>
+    </w:p>
+    <w:p>
+      <w:pPr>
+        <w:pStyle w:val="ListParagraph"/>
+        <w:numPr>
+          <w:ilvl w:val="0"/>
+          <w:numId w:val="3"/>
+        </w:numPr>
+        <w:rPr>
+          <w:lang w:val="en-US"/>
+        </w:rPr>
+      </w:pPr>
+      <w:r>
+        <w:rPr>
+          <w:lang w:val="en-US"/>
+        </w:rPr>
+        <w:t>“Page Down”</w:t>
+      </w:r>
+    </w:p>
+    <w:p>
+      <w:pPr>
+        <w:pStyle w:val="ListParagraph"/>
+        <w:numPr>
+          <w:ilvl w:val="0"/>
+          <w:numId w:val="4"/>
+        </w:numPr>
+        <w:rPr>
+          <w:lang w:val="en-US"/>
+        </w:rPr>
+      </w:pPr>
+      <w:r>
+        <w:rPr>
+          <w:lang w:val="en-US"/>
+        </w:rPr>
+        <w:t xml:space="preserve">Cách </w:t>
+      </w:r>
+      <w:r>
+        <w:rPr>
+          <w:lang w:val="en-US"/>
+        </w:rPr>
+        <w:t xml:space="preserve">Di Chuyển </w:t>
+      </w:r>
+      <w:r>
+        <w:rPr>
+          <w:lang w:val="en-US"/>
+        </w:rPr>
+        <w:t xml:space="preserve">Current Time </w:t>
+      </w:r>
+      <w:r>
+        <w:rPr>
+          <w:lang w:val="en-US"/>
+        </w:rPr>
+        <w:t>Đến Frame Trước Đó?</w:t>
+      </w:r>
+    </w:p>
+    <w:p>
+      <w:pPr>
+        <w:pStyle w:val="ListParagraph"/>
+        <w:numPr>
+          <w:ilvl w:val="0"/>
+          <w:numId w:val="3"/>
+        </w:numPr>
+        <w:rPr>
+          <w:lang w:val="en-US"/>
+        </w:rPr>
+      </w:pPr>
+      <w:r>
+        <w:rPr>
+          <w:lang w:val="en-US"/>
+        </w:rPr>
+        <w:t>“Page Up”</w:t>
+      </w:r>
+    </w:p>
+    <w:p>
+      <w:pPr>
+        <w:pStyle w:val="ListParagraph"/>
+        <w:numPr>
+          <w:ilvl w:val="0"/>
+          <w:numId w:val="4"/>
+        </w:numPr>
+        <w:rPr>
+          <w:lang w:val="en-US"/>
+        </w:rPr>
+      </w:pPr>
+      <w:r>
+        <w:rPr>
+          <w:lang w:val="en-US"/>
+        </w:rPr>
+        <w:t>Cách Ẩn Toàn Bộ Các Layer Khác</w:t>
+      </w:r>
+      <w:bookmarkStart w:id="0" w:name="_GoBack"/>
+      <w:bookmarkEnd w:id="0"/>
+      <w:r>
+        <w:rPr>
+          <w:lang w:val="en-US"/>
+        </w:rPr>
+        <w:t xml:space="preserve"> Trừ Layer Được Chọn?</w:t>
       </w:r>
     </w:p>
     <w:p>
@@ -555,6 +653,7 @@
         <w:rPr>
           <w:lang w:val="en-US"/>
         </w:rPr>
+        <w:lastRenderedPageBreak/>
         <w:t xml:space="preserve">Lặp </w:t>
       </w:r>
       <w:r>
@@ -655,7 +754,6 @@
               <w:rPr>
                 <w:lang w:val="en-US"/>
               </w:rPr>
-              <w:lastRenderedPageBreak/>
               <w:t>&lt;Kiểu Lặp Lại&gt;</w:t>
             </w:r>
           </w:p>
@@ -715,25 +813,7 @@
         <w:rPr>
           <w:lang w:val="en-US"/>
         </w:rPr>
-        <w:t xml:space="preserve">, </w:t>
-      </w:r>
-      <w:r>
-        <w:rPr>
-          <w:lang w:val="en-US"/>
-        </w:rPr>
-        <w:t>&lt;Kiểu Lặp Lại&gt;</w:t>
-      </w:r>
-      <w:r>
-        <w:rPr>
-          <w:lang w:val="en-US"/>
-        </w:rPr>
-        <w:t xml:space="preserve"> = </w:t>
-      </w:r>
-      <w:r>
-        <w:rPr>
-          <w:lang w:val="en-US"/>
-        </w:rPr>
-        <w:t>"cycle"</w:t>
+        <w:t>, &lt;Kiểu Lặp Lại&gt; = "cycle"</w:t>
       </w:r>
     </w:p>
     <w:p>
@@ -966,19 +1046,7 @@
         <w:rPr>
           <w:lang w:val="en-US"/>
         </w:rPr>
-        <w:t xml:space="preserve">&lt;Ngoại Suy&gt; = </w:t>
-      </w:r>
-      <w:r>
-        <w:rPr>
-          <w:lang w:val="en-US"/>
-        </w:rPr>
-        <w:t>loopIn</w:t>
-      </w:r>
-      <w:r>
-        <w:rPr>
-          <w:lang w:val="en-US"/>
-        </w:rPr>
-        <w:t>(&lt;Kiểu Lặp Lại&gt;)</w:t>
+        <w:t>&lt;Ngoại Suy&gt; = loopIn(&lt;Kiểu Lặp Lại&gt;)</w:t>
       </w:r>
     </w:p>
     <w:p>
@@ -1097,8 +1165,154 @@
         </w:rPr>
         <w:t>Click biểu tượng có hình giống nút Play Youtube</w:t>
       </w:r>
-      <w:bookmarkStart w:id="0" w:name="_GoBack"/>
-      <w:bookmarkEnd w:id="0"/>
+    </w:p>
+    <w:p>
+      <w:pPr>
+        <w:pStyle w:val="ListParagraph"/>
+        <w:numPr>
+          <w:ilvl w:val="0"/>
+          <w:numId w:val="7"/>
+        </w:numPr>
+        <w:rPr>
+          <w:lang w:val="en-US"/>
+        </w:rPr>
+      </w:pPr>
+      <w:r>
+        <w:rPr>
+          <w:lang w:val="en-US"/>
+        </w:rPr>
+        <w:t>Trả Về 1 Layer?</w:t>
+      </w:r>
+    </w:p>
+    <w:p>
+      <w:pPr>
+        <w:pStyle w:val="ListParagraph"/>
+        <w:pBdr>
+          <w:top w:val="single" w:sz="4" w:space="1" w:color="auto"/>
+          <w:left w:val="single" w:sz="4" w:space="4" w:color="auto"/>
+          <w:bottom w:val="single" w:sz="4" w:space="1" w:color="auto"/>
+          <w:right w:val="single" w:sz="4" w:space="4" w:color="auto"/>
+        </w:pBdr>
+        <w:ind w:left="1080"/>
+        <w:rPr>
+          <w:lang w:val="en-US"/>
+        </w:rPr>
+      </w:pPr>
+      <w:r>
+        <w:rPr>
+          <w:lang w:val="en-US"/>
+        </w:rPr>
+        <w:t>&lt;Layer&gt; = thisComp.layer(&lt;Định Danh&gt;)</w:t>
+      </w:r>
+    </w:p>
+    <w:p>
+      <w:pPr>
+        <w:pStyle w:val="ListParagraph"/>
+        <w:numPr>
+          <w:ilvl w:val="0"/>
+          <w:numId w:val="3"/>
+        </w:numPr>
+        <w:rPr>
+          <w:lang w:val="en-US"/>
+        </w:rPr>
+      </w:pPr>
+      <w:r>
+        <w:rPr>
+          <w:lang w:val="en-US"/>
+        </w:rPr>
+        <w:t>Nếu &lt;Định Danh&gt; là Integer, thì &lt;Layer&gt; chính là Layer có số bên trái tên của nó là &lt;Định Danh&gt;, số này gọi là &lt;Index&gt;</w:t>
+      </w:r>
+    </w:p>
+    <w:p>
+      <w:pPr>
+        <w:pStyle w:val="ListParagraph"/>
+        <w:numPr>
+          <w:ilvl w:val="0"/>
+          <w:numId w:val="3"/>
+        </w:numPr>
+        <w:rPr>
+          <w:lang w:val="en-US"/>
+        </w:rPr>
+      </w:pPr>
+      <w:r>
+        <w:rPr>
+          <w:lang w:val="en-US"/>
+        </w:rPr>
+        <w:t>Nếu &lt;Định Danh&gt; là String, thì &lt;Layer&gt; chính là Layer có &lt;Index&gt; nhỏ nhất mà có tên &lt;Định Danh&gt;</w:t>
+      </w:r>
+    </w:p>
+    <w:p>
+      <w:pPr>
+        <w:pStyle w:val="ListParagraph"/>
+        <w:numPr>
+          <w:ilvl w:val="0"/>
+          <w:numId w:val="3"/>
+        </w:numPr>
+        <w:rPr>
+          <w:lang w:val="en-US"/>
+        </w:rPr>
+      </w:pPr>
+      <w:r>
+        <w:rPr>
+          <w:lang w:val="en-US"/>
+        </w:rPr>
+        <w:t>Cơ chế là nếu bạn đứng trong Object nào, thì mọi phương thức của Object đó trở thành toàn cục</w:t>
+      </w:r>
+      <w:r>
+        <w:rPr>
+          <w:lang w:val="en-US"/>
+        </w:rPr>
+        <w:t>, ví dụ đứng trong “Rotation”, thì trong Expression của “Rotation”, bạn có thể gọi trực tiếp</w:t>
+      </w:r>
+      <w:r>
+        <w:rPr>
+          <w:lang w:val="en-US"/>
+        </w:rPr>
+        <w:t xml:space="preserve"> các</w:t>
+      </w:r>
+      <w:r>
+        <w:rPr>
+          <w:lang w:val="en-US"/>
+        </w:rPr>
+        <w:t xml:space="preserve"> tên phương thức của nó luôn</w:t>
+      </w:r>
+    </w:p>
+    <w:p>
+      <w:pPr>
+        <w:pStyle w:val="ListParagraph"/>
+        <w:numPr>
+          <w:ilvl w:val="0"/>
+          <w:numId w:val="7"/>
+        </w:numPr>
+        <w:rPr>
+          <w:lang w:val="en-US"/>
+        </w:rPr>
+      </w:pPr>
+      <w:r>
+        <w:rPr>
+          <w:lang w:val="en-US"/>
+        </w:rPr>
+        <w:t>Cách In Ra Giá Trị Trả Về Của 1 Expression?</w:t>
+      </w:r>
+    </w:p>
+    <w:p>
+      <w:pPr>
+        <w:pStyle w:val="ListParagraph"/>
+        <w:numPr>
+          <w:ilvl w:val="0"/>
+          <w:numId w:val="3"/>
+        </w:numPr>
+        <w:rPr>
+          <w:lang w:val="en-US"/>
+        </w:rPr>
+      </w:pPr>
+      <w:r>
+        <w:rPr>
+          <w:lang w:val="en-US"/>
+        </w:rPr>
+        <w:lastRenderedPageBreak/>
+        <w:t>Tạo 1 Text Layer + vào thẻ “Text” của nó + tạo Expression cho “Source Text” + viết Expression muốn in ra giá trị trả về</w:t>
+      </w:r>
     </w:p>
     <w:p>
       <w:pPr>

--- a/after effect.docx
+++ b/after effect.docx
@@ -1,6 +1,6 @@
 
 <file path=word/document.xml><?xml version="1.0" encoding="utf-8"?>
-<w:document xmlns:wpc="http://schemas.microsoft.com/office/word/2010/wordprocessingCanvas" xmlns:mc="http://schemas.openxmlformats.org/markup-compatibility/2006" xmlns:o="urn:schemas-microsoft-com:office:office" xmlns:r="http://schemas.openxmlformats.org/officeDocument/2006/relationships" xmlns:m="http://schemas.openxmlformats.org/officeDocument/2006/math" xmlns:v="urn:schemas-microsoft-com:vml" xmlns:wp14="http://schemas.microsoft.com/office/word/2010/wordprocessingDrawing" xmlns:wp="http://schemas.openxmlformats.org/drawingml/2006/wordprocessingDrawing" xmlns:w10="urn:schemas-microsoft-com:office:word" xmlns:w="http://schemas.openxmlformats.org/wordprocessingml/2006/main" xmlns:w14="http://schemas.microsoft.com/office/word/2010/wordml" xmlns:wpg="http://schemas.microsoft.com/office/word/2010/wordprocessingGroup" xmlns:wpi="http://schemas.microsoft.com/office/word/2010/wordprocessingInk" xmlns:wne="http://schemas.microsoft.com/office/word/2006/wordml" xmlns:wps="http://schemas.microsoft.com/office/word/2010/wordprocessingShape" mc:Ignorable="w14 wp14">
+<w:document xmlns:wpc="http://schemas.microsoft.com/office/word/2010/wordprocessingCanvas" xmlns:cx="http://schemas.microsoft.com/office/drawing/2014/chartex" xmlns:cx1="http://schemas.microsoft.com/office/drawing/2015/9/8/chartex" xmlns:cx2="http://schemas.microsoft.com/office/drawing/2015/10/21/chartex" xmlns:cx3="http://schemas.microsoft.com/office/drawing/2016/5/9/chartex" xmlns:cx4="http://schemas.microsoft.com/office/drawing/2016/5/10/chartex" xmlns:cx5="http://schemas.microsoft.com/office/drawing/2016/5/11/chartex" xmlns:cx6="http://schemas.microsoft.com/office/drawing/2016/5/12/chartex" xmlns:cx7="http://schemas.microsoft.com/office/drawing/2016/5/13/chartex" xmlns:cx8="http://schemas.microsoft.com/office/drawing/2016/5/14/chartex" xmlns:mc="http://schemas.openxmlformats.org/markup-compatibility/2006" xmlns:aink="http://schemas.microsoft.com/office/drawing/2016/ink" xmlns:am3d="http://schemas.microsoft.com/office/drawing/2017/model3d" xmlns:o="urn:schemas-microsoft-com:office:office" xmlns:oel="http://schemas.microsoft.com/office/2019/extlst" xmlns:r="http://schemas.openxmlformats.org/officeDocument/2006/relationships" xmlns:m="http://schemas.openxmlformats.org/officeDocument/2006/math" xmlns:v="urn:schemas-microsoft-com:vml" xmlns:wp14="http://schemas.microsoft.com/office/word/2010/wordprocessingDrawing" xmlns:wp="http://schemas.openxmlformats.org/drawingml/2006/wordprocessingDrawing" xmlns:w10="urn:schemas-microsoft-com:office:word" xmlns:w="http://schemas.openxmlformats.org/wordprocessingml/2006/main" xmlns:w14="http://schemas.microsoft.com/office/word/2010/wordml" xmlns:w15="http://schemas.microsoft.com/office/word/2012/wordml" xmlns:w16cex="http://schemas.microsoft.com/office/word/2018/wordml/cex" xmlns:w16cid="http://schemas.microsoft.com/office/word/2016/wordml/cid" xmlns:w16="http://schemas.microsoft.com/office/word/2018/wordml" xmlns:w16sdtdh="http://schemas.microsoft.com/office/word/2020/wordml/sdtdatahash" xmlns:w16se="http://schemas.microsoft.com/office/word/2015/wordml/symex" xmlns:wpg="http://schemas.microsoft.com/office/word/2010/wordprocessingGroup" xmlns:wpi="http://schemas.microsoft.com/office/word/2010/wordprocessingInk" xmlns:wne="http://schemas.microsoft.com/office/word/2006/wordml" xmlns:wps="http://schemas.microsoft.com/office/word/2010/wordprocessingShape" mc:Ignorable="w14 w15 w16se w16cid w16 w16cex w16sdtdh wp14">
   <w:body>
     <w:p>
       <w:pPr>
@@ -12,6 +12,235 @@
         <w:rPr>
           <w:lang w:val="en-US"/>
         </w:rPr>
+        <w:t xml:space="preserve">Adobe </w:t>
+      </w:r>
+      <w:r>
+        <w:rPr>
+          <w:lang w:val="en-US"/>
+        </w:rPr>
+        <w:t>After Effect:</w:t>
+      </w:r>
+    </w:p>
+    <w:p>
+      <w:pPr>
+        <w:pStyle w:val="ListParagraph"/>
+        <w:numPr>
+          <w:ilvl w:val="0"/>
+          <w:numId w:val="8"/>
+        </w:numPr>
+        <w:rPr>
+          <w:lang w:val="en-US"/>
+        </w:rPr>
+      </w:pPr>
+      <w:r>
+        <w:rPr>
+          <w:lang w:val="en-US"/>
+        </w:rPr>
+        <w:t>Cách Cài Đặt Miễn Phí Vĩnh Viễn?</w:t>
+      </w:r>
+    </w:p>
+    <w:p>
+      <w:pPr>
+        <w:pStyle w:val="ListParagraph"/>
+        <w:numPr>
+          <w:ilvl w:val="0"/>
+          <w:numId w:val="9"/>
+        </w:numPr>
+        <w:rPr>
+          <w:lang w:val="en-US"/>
+        </w:rPr>
+      </w:pPr>
+      <w:r>
+        <w:rPr>
+          <w:lang w:val="en-US"/>
+        </w:rPr>
+        <w:t>Vào Link</w:t>
+      </w:r>
+    </w:p>
+    <w:p>
+      <w:pPr>
+        <w:pStyle w:val="ListParagraph"/>
+        <w:numPr>
+          <w:ilvl w:val="0"/>
+          <w:numId w:val="9"/>
+        </w:numPr>
+        <w:rPr>
+          <w:lang w:val="en-US"/>
+        </w:rPr>
+      </w:pPr>
+      <w:hyperlink r:id="rId5" w:history="1">
+        <w:r>
+          <w:rPr>
+            <w:rStyle w:val="Hyperlink"/>
+            <w:lang w:val="en-US"/>
+          </w:rPr>
+          <w:t>https://www.mediafire.com/file/282oo9o426b8</w:t>
+        </w:r>
+        <w:r>
+          <w:rPr>
+            <w:rStyle w:val="Hyperlink"/>
+            <w:lang w:val="en-US"/>
+          </w:rPr>
+          <w:t>x</w:t>
+        </w:r>
+        <w:r>
+          <w:rPr>
+            <w:rStyle w:val="Hyperlink"/>
+            <w:lang w:val="en-US"/>
+          </w:rPr>
+          <w:t>yv/Ae.Cs4.rar</w:t>
+        </w:r>
+      </w:hyperlink>
+    </w:p>
+    <w:p>
+      <w:pPr>
+        <w:pStyle w:val="ListParagraph"/>
+        <w:numPr>
+          <w:ilvl w:val="0"/>
+          <w:numId w:val="9"/>
+        </w:numPr>
+        <w:rPr>
+          <w:lang w:val="en-US"/>
+        </w:rPr>
+      </w:pPr>
+      <w:r>
+        <w:rPr>
+          <w:lang w:val="en-US"/>
+        </w:rPr>
+        <w:t>Chờ nó tải lâu vãi đái + giải nén File vừa tải được 1 thư mục và 1 File “Key” + vào thư mục này + vào tiếp thư mục “</w:t>
+      </w:r>
+      <w:r>
+        <w:rPr>
+          <w:lang w:val="en-US"/>
+        </w:rPr>
+        <w:t>Setup_AECS4</w:t>
+      </w:r>
+      <w:r>
+        <w:rPr>
+          <w:lang w:val="en-US"/>
+        </w:rPr>
+        <w:t>” bên trong + chạy File EXE bên trong + Click “Next” + chờ nó lâu vãi cứt+ Copy dòng số bên trong File “Key” rồi Paste vào cửa sổ mới hiện ra + Click “Next” + Click “Accept” + bỏ Tick tất cả trừ cái đầu tiên + Click “Install” + chờ nó cài đặt lâu vãi đái</w:t>
+      </w:r>
+      <w:r>
+        <w:rPr>
+          <w:lang w:val="en-US"/>
+        </w:rPr>
+        <w:t xml:space="preserve"> + Click “Register Later” + Click “Exit”</w:t>
+      </w:r>
+    </w:p>
+    <w:p>
+      <w:pPr>
+        <w:pStyle w:val="ListParagraph"/>
+        <w:numPr>
+          <w:ilvl w:val="0"/>
+          <w:numId w:val="9"/>
+        </w:numPr>
+        <w:rPr>
+          <w:lang w:val="en-US"/>
+        </w:rPr>
+      </w:pPr>
+      <w:r>
+        <w:rPr>
+          <w:lang w:val="en-US"/>
+        </w:rPr>
+        <w:t>Sau khi làm xong</w:t>
+      </w:r>
+      <w:r>
+        <w:rPr>
+          <w:lang w:val="en-US"/>
+        </w:rPr>
+        <w:t>, trong thư mục “</w:t>
+      </w:r>
+      <w:r>
+        <w:rPr>
+          <w:lang w:val="en-US"/>
+        </w:rPr>
+        <w:t>C:\Program Files (x86)</w:t>
+      </w:r>
+      <w:r>
+        <w:rPr>
+          <w:lang w:val="en-US"/>
+        </w:rPr>
+        <w:t>” sẽ xuất</w:t>
+      </w:r>
+      <w:r>
+        <w:rPr>
+          <w:lang w:val="en-US"/>
+        </w:rPr>
+        <w:t xml:space="preserve"> hiện thư mục “Adobe”, trong đó chứa </w:t>
+      </w:r>
+      <w:r>
+        <w:rPr>
+          <w:lang w:val="en-US"/>
+        </w:rPr>
+        <w:t xml:space="preserve">thư mục </w:t>
+      </w:r>
+      <w:r>
+        <w:rPr>
+          <w:lang w:val="en-US"/>
+        </w:rPr>
+        <w:t>“</w:t>
+      </w:r>
+      <w:r>
+        <w:rPr>
+          <w:lang w:val="en-US"/>
+        </w:rPr>
+        <w:t>Adobe After Effects CS4</w:t>
+      </w:r>
+      <w:r>
+        <w:rPr>
+          <w:lang w:val="en-US"/>
+        </w:rPr>
+        <w:t>”, trong đây chứa thư mục “</w:t>
+      </w:r>
+      <w:r>
+        <w:rPr>
+          <w:lang w:val="en-US"/>
+        </w:rPr>
+        <w:t>Support Files</w:t>
+      </w:r>
+      <w:r>
+        <w:rPr>
+          <w:lang w:val="en-US"/>
+        </w:rPr>
+        <w:t>”, chạy File “AfterFX” trong đây để bắt đầu sử dụng</w:t>
+      </w:r>
+    </w:p>
+    <w:p>
+      <w:pPr>
+        <w:pStyle w:val="ListParagraph"/>
+        <w:numPr>
+          <w:ilvl w:val="0"/>
+          <w:numId w:val="9"/>
+        </w:numPr>
+        <w:rPr>
+          <w:lang w:val="en-US"/>
+        </w:rPr>
+      </w:pPr>
+      <w:r>
+        <w:rPr>
+          <w:lang w:val="en-US"/>
+        </w:rPr>
+        <w:t>Xóa thư mục vừa mới xuất hiện ở Desktop đi</w:t>
+      </w:r>
+    </w:p>
+    <w:p>
+      <w:pPr>
+        <w:rPr>
+          <w:lang w:val="en-US"/>
+        </w:rPr>
+      </w:pPr>
+    </w:p>
+    <w:p>
+      <w:pPr>
+        <w:rPr>
+          <w:lang w:val="en-US"/>
+        </w:rPr>
+      </w:pPr>
+      <w:r>
+        <w:rPr>
+          <w:lang w:val="en-US"/>
+        </w:rPr>
         <w:t>Work Space – Không Gian Làm Việc:</w:t>
       </w:r>
     </w:p>
@@ -272,25 +501,7 @@
         <w:rPr>
           <w:lang w:val="en-US"/>
         </w:rPr>
-        <w:t xml:space="preserve">Cách </w:t>
-      </w:r>
-      <w:r>
-        <w:rPr>
-          <w:lang w:val="en-US"/>
-        </w:rPr>
-        <w:t xml:space="preserve">Di Chuyển </w:t>
-      </w:r>
-      <w:r>
-        <w:rPr>
-          <w:lang w:val="en-US"/>
-        </w:rPr>
-        <w:t xml:space="preserve">Current Time </w:t>
-      </w:r>
-      <w:r>
-        <w:rPr>
-          <w:lang w:val="en-US"/>
-        </w:rPr>
-        <w:t>Đến Frame Trước Đó?</w:t>
+        <w:t>Cách Di Chuyển Current Time Đến Frame Trước Đó?</w:t>
       </w:r>
     </w:p>
     <w:p>
@@ -326,15 +537,7 @@
         <w:rPr>
           <w:lang w:val="en-US"/>
         </w:rPr>
-        <w:t>Cách Ẩn Toàn Bộ Các Layer Khác</w:t>
-      </w:r>
-      <w:bookmarkStart w:id="0" w:name="_GoBack"/>
-      <w:bookmarkEnd w:id="0"/>
-      <w:r>
-        <w:rPr>
-          <w:lang w:val="en-US"/>
-        </w:rPr>
-        <w:t xml:space="preserve"> Trừ Layer Được Chọn?</w:t>
+        <w:t>Cách Ẩn Toàn Bộ Các Layer Khác Trừ Layer Được Chọn?</w:t>
       </w:r>
     </w:p>
     <w:p>
@@ -426,6 +629,7 @@
         <w:rPr>
           <w:lang w:val="en-US"/>
         </w:rPr>
+        <w:lastRenderedPageBreak/>
         <w:t>Cho nó làm Child của 1 Null Object bằng cơ chế Parenting, sau đó Scale Null Object thì Child sẽ bị Scale theo</w:t>
       </w:r>
     </w:p>
@@ -653,7 +857,6 @@
         <w:rPr>
           <w:lang w:val="en-US"/>
         </w:rPr>
-        <w:lastRenderedPageBreak/>
         <w:t xml:space="preserve">Lặp </w:t>
       </w:r>
       <w:r>
@@ -830,7 +1033,7 @@
           <w:lang w:eastAsia="vi-VN"/>
         </w:rPr>
         <w:drawing>
-          <wp:inline distT="0" distB="0" distL="0" distR="0" wp14:anchorId="7C0C9CE0" wp14:editId="0AEB3869">
+          <wp:inline distT="0" distB="0" distL="0" distR="0" wp14:anchorId="10C9F47D" wp14:editId="2EB51EBA">
             <wp:extent cx="4149969" cy="2766493"/>
             <wp:effectExtent l="0" t="0" r="3175" b="0"/>
             <wp:docPr id="1" name="Picture 1"/>
@@ -1046,6 +1249,7 @@
         <w:rPr>
           <w:lang w:val="en-US"/>
         </w:rPr>
+        <w:lastRenderedPageBreak/>
         <w:t>&lt;Ngoại Suy&gt; = loopIn(&lt;Kiểu Lặp Lại&gt;)</w:t>
       </w:r>
     </w:p>
@@ -1310,7 +1514,6 @@
         <w:rPr>
           <w:lang w:val="en-US"/>
         </w:rPr>
-        <w:lastRenderedPageBreak/>
         <w:t>Tạo 1 Text Layer + vào thẻ “Text” của nó + tạo Expression cho “Source Text” + viết Expression muốn in ra giá trị trả về</w:t>
       </w:r>
     </w:p>
@@ -1332,6 +1535,147 @@
           <w:lang w:val="en-US"/>
         </w:rPr>
         <w:t>Photoshop:</w:t>
+      </w:r>
+    </w:p>
+    <w:p>
+      <w:pPr>
+        <w:pStyle w:val="ListParagraph"/>
+        <w:numPr>
+          <w:ilvl w:val="0"/>
+          <w:numId w:val="6"/>
+        </w:numPr>
+        <w:rPr>
+          <w:lang w:val="en-US"/>
+        </w:rPr>
+      </w:pPr>
+      <w:r>
+        <w:rPr>
+          <w:lang w:val="en-US"/>
+        </w:rPr>
+        <w:t>Cách Cài Đặt Miễn Phí Vĩnh Viễn?</w:t>
+      </w:r>
+    </w:p>
+    <w:p>
+      <w:pPr>
+        <w:pStyle w:val="ListParagraph"/>
+        <w:numPr>
+          <w:ilvl w:val="0"/>
+          <w:numId w:val="3"/>
+        </w:numPr>
+        <w:rPr>
+          <w:lang w:val="en-US"/>
+        </w:rPr>
+      </w:pPr>
+      <w:r>
+        <w:rPr>
+          <w:lang w:val="en-US"/>
+        </w:rPr>
+        <w:t>Vào Link</w:t>
+      </w:r>
+    </w:p>
+    <w:p>
+      <w:pPr>
+        <w:pStyle w:val="ListParagraph"/>
+        <w:numPr>
+          <w:ilvl w:val="0"/>
+          <w:numId w:val="3"/>
+        </w:numPr>
+        <w:rPr>
+          <w:lang w:val="en-US"/>
+        </w:rPr>
+      </w:pPr>
+      <w:hyperlink r:id="rId7" w:history="1">
+        <w:r>
+          <w:rPr>
+            <w:rStyle w:val="Hyperlink"/>
+            <w:lang w:val="en-US"/>
+          </w:rPr>
+          <w:t>https://drive.google.com/u/0/uc?id=1iLqunxcDhA1kEzuCW2udLCNx8mSmvZyu&amp;export=download</w:t>
+        </w:r>
+      </w:hyperlink>
+    </w:p>
+    <w:p>
+      <w:pPr>
+        <w:pStyle w:val="ListParagraph"/>
+        <w:numPr>
+          <w:ilvl w:val="0"/>
+          <w:numId w:val="3"/>
+        </w:numPr>
+        <w:rPr>
+          <w:lang w:val="en-US"/>
+        </w:rPr>
+      </w:pPr>
+      <w:r>
+        <w:rPr>
+          <w:lang w:val="en-US"/>
+        </w:rPr>
+        <w:t>Click “Vẫn tải xuống” + chờ nó tải lâu vãi lồn + giải nén File vừa tải được File mới + giải nén File mới với mật khẩu là “</w:t>
+      </w:r>
+      <w:r>
+        <w:rPr>
+          <w:lang w:val="en-US"/>
+        </w:rPr>
+        <w:t>89763</w:t>
+      </w:r>
+      <w:r>
+        <w:rPr>
+          <w:lang w:val="en-US"/>
+        </w:rPr>
+        <w:t>” được 1 thư mục + vào thư mục đó chạy File bên trong, nhớ tắt mấy cái Anti Virus xàm lồn + Click “OK” + tiến hành cài đặt bình thường với thông số mặc định</w:t>
+      </w:r>
+    </w:p>
+    <w:p>
+      <w:pPr>
+        <w:pStyle w:val="ListParagraph"/>
+        <w:numPr>
+          <w:ilvl w:val="0"/>
+          <w:numId w:val="3"/>
+        </w:numPr>
+        <w:rPr>
+          <w:lang w:val="en-US"/>
+        </w:rPr>
+      </w:pPr>
+      <w:r>
+        <w:rPr>
+          <w:lang w:val="en-US"/>
+        </w:rPr>
+        <w:t>Sau đó, trong ổ đĩa C sẽ xuất hiện thư mục “</w:t>
+      </w:r>
+      <w:r>
+        <w:rPr>
+          <w:lang w:val="en-US"/>
+        </w:rPr>
+        <w:t>Photoshop2021x64</w:t>
+      </w:r>
+      <w:r>
+        <w:rPr>
+          <w:lang w:val="en-US"/>
+        </w:rPr>
+        <w:t>” chứa các thứ dung để cài đặt, trong thư mục “</w:t>
+      </w:r>
+      <w:r>
+        <w:rPr>
+          <w:lang w:val="en-US"/>
+        </w:rPr>
+        <w:t>C:\Program Files</w:t>
+      </w:r>
+      <w:r>
+        <w:rPr>
+          <w:lang w:val="en-US"/>
+        </w:rPr>
+        <w:t>” sẽ xuất hiện thư mục “Adobe”, trong đó chứa thư mục “</w:t>
+      </w:r>
+      <w:r>
+        <w:rPr>
+          <w:lang w:val="en-US"/>
+        </w:rPr>
+        <w:t>Adobe Photoshop 2021</w:t>
+      </w:r>
+      <w:r>
+        <w:rPr>
+          <w:lang w:val="en-US"/>
+        </w:rPr>
+        <w:t>”, trong này tồn tại 1 File tên “Photoshop”, Click File này để bắt đầu sử dụng</w:t>
       </w:r>
     </w:p>
     <w:p>
@@ -1381,8 +1725,8 @@
 </file>
 
 <file path=word/numbering.xml><?xml version="1.0" encoding="utf-8"?>
-<w:numbering xmlns:wpc="http://schemas.microsoft.com/office/word/2010/wordprocessingCanvas" xmlns:mc="http://schemas.openxmlformats.org/markup-compatibility/2006" xmlns:o="urn:schemas-microsoft-com:office:office" xmlns:r="http://schemas.openxmlformats.org/officeDocument/2006/relationships" xmlns:m="http://schemas.openxmlformats.org/officeDocument/2006/math" xmlns:v="urn:schemas-microsoft-com:vml" xmlns:wp14="http://schemas.microsoft.com/office/word/2010/wordprocessingDrawing" xmlns:wp="http://schemas.openxmlformats.org/drawingml/2006/wordprocessingDrawing" xmlns:w10="urn:schemas-microsoft-com:office:word" xmlns:w="http://schemas.openxmlformats.org/wordprocessingml/2006/main" xmlns:w14="http://schemas.microsoft.com/office/word/2010/wordml" xmlns:wpg="http://schemas.microsoft.com/office/word/2010/wordprocessingGroup" xmlns:wpi="http://schemas.microsoft.com/office/word/2010/wordprocessingInk" xmlns:wne="http://schemas.microsoft.com/office/word/2006/wordml" xmlns:wps="http://schemas.microsoft.com/office/word/2010/wordprocessingShape" mc:Ignorable="w14 wp14">
-  <w:abstractNum w:abstractNumId="0">
+<w:numbering xmlns:wpc="http://schemas.microsoft.com/office/word/2010/wordprocessingCanvas" xmlns:cx="http://schemas.microsoft.com/office/drawing/2014/chartex" xmlns:cx1="http://schemas.microsoft.com/office/drawing/2015/9/8/chartex" xmlns:cx2="http://schemas.microsoft.com/office/drawing/2015/10/21/chartex" xmlns:cx3="http://schemas.microsoft.com/office/drawing/2016/5/9/chartex" xmlns:cx4="http://schemas.microsoft.com/office/drawing/2016/5/10/chartex" xmlns:cx5="http://schemas.microsoft.com/office/drawing/2016/5/11/chartex" xmlns:cx6="http://schemas.microsoft.com/office/drawing/2016/5/12/chartex" xmlns:cx7="http://schemas.microsoft.com/office/drawing/2016/5/13/chartex" xmlns:cx8="http://schemas.microsoft.com/office/drawing/2016/5/14/chartex" xmlns:mc="http://schemas.openxmlformats.org/markup-compatibility/2006" xmlns:aink="http://schemas.microsoft.com/office/drawing/2016/ink" xmlns:am3d="http://schemas.microsoft.com/office/drawing/2017/model3d" xmlns:o="urn:schemas-microsoft-com:office:office" xmlns:oel="http://schemas.microsoft.com/office/2019/extlst" xmlns:r="http://schemas.openxmlformats.org/officeDocument/2006/relationships" xmlns:m="http://schemas.openxmlformats.org/officeDocument/2006/math" xmlns:v="urn:schemas-microsoft-com:vml" xmlns:wp14="http://schemas.microsoft.com/office/word/2010/wordprocessingDrawing" xmlns:wp="http://schemas.openxmlformats.org/drawingml/2006/wordprocessingDrawing" xmlns:w10="urn:schemas-microsoft-com:office:word" xmlns:w="http://schemas.openxmlformats.org/wordprocessingml/2006/main" xmlns:w14="http://schemas.microsoft.com/office/word/2010/wordml" xmlns:w15="http://schemas.microsoft.com/office/word/2012/wordml" xmlns:w16cex="http://schemas.microsoft.com/office/word/2018/wordml/cex" xmlns:w16cid="http://schemas.microsoft.com/office/word/2016/wordml/cid" xmlns:w16="http://schemas.microsoft.com/office/word/2018/wordml" xmlns:w16sdtdh="http://schemas.microsoft.com/office/word/2020/wordml/sdtdatahash" xmlns:w16se="http://schemas.microsoft.com/office/word/2015/wordml/symex" xmlns:wpg="http://schemas.microsoft.com/office/word/2010/wordprocessingGroup" xmlns:wpi="http://schemas.microsoft.com/office/word/2010/wordprocessingInk" xmlns:wne="http://schemas.microsoft.com/office/word/2006/wordml" xmlns:wps="http://schemas.microsoft.com/office/word/2010/wordprocessingShape" mc:Ignorable="w14 w15 w16se w16cid w16 w16cex w16sdtdh wp14">
+  <w:abstractNum w:abstractNumId="0" w15:restartNumberingAfterBreak="0">
     <w:nsid w:val="03C54AE6"/>
     <w:multiLevelType w:val="hybridMultilevel"/>
     <w:tmpl w:val="DD80F788"/>
@@ -1495,7 +1839,7 @@
       </w:rPr>
     </w:lvl>
   </w:abstractNum>
-  <w:abstractNum w:abstractNumId="1">
+  <w:abstractNum w:abstractNumId="1" w15:restartNumberingAfterBreak="0">
     <w:nsid w:val="048E6560"/>
     <w:multiLevelType w:val="hybridMultilevel"/>
     <w:tmpl w:val="44F61C7C"/>
@@ -1584,7 +1928,7 @@
       </w:pPr>
     </w:lvl>
   </w:abstractNum>
-  <w:abstractNum w:abstractNumId="2">
+  <w:abstractNum w:abstractNumId="2" w15:restartNumberingAfterBreak="0">
     <w:nsid w:val="166C565F"/>
     <w:multiLevelType w:val="hybridMultilevel"/>
     <w:tmpl w:val="568CABC8"/>
@@ -1673,7 +2017,120 @@
       </w:pPr>
     </w:lvl>
   </w:abstractNum>
-  <w:abstractNum w:abstractNumId="3">
+  <w:abstractNum w:abstractNumId="3" w15:restartNumberingAfterBreak="0">
+    <w:nsid w:val="1E305C2A"/>
+    <w:multiLevelType w:val="hybridMultilevel"/>
+    <w:tmpl w:val="9F5621D6"/>
+    <w:lvl w:ilvl="0" w:tplc="81EA8D78">
+      <w:start w:val="1"/>
+      <w:numFmt w:val="bullet"/>
+      <w:lvlText w:val=""/>
+      <w:lvlJc w:val="left"/>
+      <w:pPr>
+        <w:ind w:left="1080" w:hanging="360"/>
+      </w:pPr>
+      <w:rPr>
+        <w:rFonts w:ascii="Wingdings" w:eastAsiaTheme="minorHAnsi" w:hAnsi="Wingdings" w:cstheme="minorBidi" w:hint="default"/>
+      </w:rPr>
+    </w:lvl>
+    <w:lvl w:ilvl="1" w:tplc="04090003" w:tentative="1">
+      <w:start w:val="1"/>
+      <w:numFmt w:val="bullet"/>
+      <w:lvlText w:val="o"/>
+      <w:lvlJc w:val="left"/>
+      <w:pPr>
+        <w:ind w:left="1800" w:hanging="360"/>
+      </w:pPr>
+      <w:rPr>
+        <w:rFonts w:ascii="Courier New" w:hAnsi="Courier New" w:cs="Courier New" w:hint="default"/>
+      </w:rPr>
+    </w:lvl>
+    <w:lvl w:ilvl="2" w:tplc="04090005" w:tentative="1">
+      <w:start w:val="1"/>
+      <w:numFmt w:val="bullet"/>
+      <w:lvlText w:val=""/>
+      <w:lvlJc w:val="left"/>
+      <w:pPr>
+        <w:ind w:left="2520" w:hanging="360"/>
+      </w:pPr>
+      <w:rPr>
+        <w:rFonts w:ascii="Wingdings" w:hAnsi="Wingdings" w:hint="default"/>
+      </w:rPr>
+    </w:lvl>
+    <w:lvl w:ilvl="3" w:tplc="04090001" w:tentative="1">
+      <w:start w:val="1"/>
+      <w:numFmt w:val="bullet"/>
+      <w:lvlText w:val=""/>
+      <w:lvlJc w:val="left"/>
+      <w:pPr>
+        <w:ind w:left="3240" w:hanging="360"/>
+      </w:pPr>
+      <w:rPr>
+        <w:rFonts w:ascii="Symbol" w:hAnsi="Symbol" w:hint="default"/>
+      </w:rPr>
+    </w:lvl>
+    <w:lvl w:ilvl="4" w:tplc="04090003" w:tentative="1">
+      <w:start w:val="1"/>
+      <w:numFmt w:val="bullet"/>
+      <w:lvlText w:val="o"/>
+      <w:lvlJc w:val="left"/>
+      <w:pPr>
+        <w:ind w:left="3960" w:hanging="360"/>
+      </w:pPr>
+      <w:rPr>
+        <w:rFonts w:ascii="Courier New" w:hAnsi="Courier New" w:cs="Courier New" w:hint="default"/>
+      </w:rPr>
+    </w:lvl>
+    <w:lvl w:ilvl="5" w:tplc="04090005" w:tentative="1">
+      <w:start w:val="1"/>
+      <w:numFmt w:val="bullet"/>
+      <w:lvlText w:val=""/>
+      <w:lvlJc w:val="left"/>
+      <w:pPr>
+        <w:ind w:left="4680" w:hanging="360"/>
+      </w:pPr>
+      <w:rPr>
+        <w:rFonts w:ascii="Wingdings" w:hAnsi="Wingdings" w:hint="default"/>
+      </w:rPr>
+    </w:lvl>
+    <w:lvl w:ilvl="6" w:tplc="04090001" w:tentative="1">
+      <w:start w:val="1"/>
+      <w:numFmt w:val="bullet"/>
+      <w:lvlText w:val=""/>
+      <w:lvlJc w:val="left"/>
+      <w:pPr>
+        <w:ind w:left="5400" w:hanging="360"/>
+      </w:pPr>
+      <w:rPr>
+        <w:rFonts w:ascii="Symbol" w:hAnsi="Symbol" w:hint="default"/>
+      </w:rPr>
+    </w:lvl>
+    <w:lvl w:ilvl="7" w:tplc="04090003" w:tentative="1">
+      <w:start w:val="1"/>
+      <w:numFmt w:val="bullet"/>
+      <w:lvlText w:val="o"/>
+      <w:lvlJc w:val="left"/>
+      <w:pPr>
+        <w:ind w:left="6120" w:hanging="360"/>
+      </w:pPr>
+      <w:rPr>
+        <w:rFonts w:ascii="Courier New" w:hAnsi="Courier New" w:cs="Courier New" w:hint="default"/>
+      </w:rPr>
+    </w:lvl>
+    <w:lvl w:ilvl="8" w:tplc="04090005" w:tentative="1">
+      <w:start w:val="1"/>
+      <w:numFmt w:val="bullet"/>
+      <w:lvlText w:val=""/>
+      <w:lvlJc w:val="left"/>
+      <w:pPr>
+        <w:ind w:left="6840" w:hanging="360"/>
+      </w:pPr>
+      <w:rPr>
+        <w:rFonts w:ascii="Wingdings" w:hAnsi="Wingdings" w:hint="default"/>
+      </w:rPr>
+    </w:lvl>
+  </w:abstractNum>
+  <w:abstractNum w:abstractNumId="4" w15:restartNumberingAfterBreak="0">
     <w:nsid w:val="5D8806C9"/>
     <w:multiLevelType w:val="hybridMultilevel"/>
     <w:tmpl w:val="ECDC7356"/>
@@ -1762,7 +2219,7 @@
       </w:pPr>
     </w:lvl>
   </w:abstractNum>
-  <w:abstractNum w:abstractNumId="4">
+  <w:abstractNum w:abstractNumId="5" w15:restartNumberingAfterBreak="0">
     <w:nsid w:val="5F0D4BF8"/>
     <w:multiLevelType w:val="hybridMultilevel"/>
     <w:tmpl w:val="C21AD084"/>
@@ -1851,7 +2308,7 @@
       </w:pPr>
     </w:lvl>
   </w:abstractNum>
-  <w:abstractNum w:abstractNumId="5">
+  <w:abstractNum w:abstractNumId="6" w15:restartNumberingAfterBreak="0">
     <w:nsid w:val="6C9C716F"/>
     <w:multiLevelType w:val="hybridMultilevel"/>
     <w:tmpl w:val="F37EDF38"/>
@@ -1940,7 +2397,7 @@
       </w:pPr>
     </w:lvl>
   </w:abstractNum>
-  <w:abstractNum w:abstractNumId="6">
+  <w:abstractNum w:abstractNumId="7" w15:restartNumberingAfterBreak="0">
     <w:nsid w:val="701C2AAD"/>
     <w:multiLevelType w:val="hybridMultilevel"/>
     <w:tmpl w:val="7AFA4186"/>
@@ -2029,32 +2486,127 @@
       </w:pPr>
     </w:lvl>
   </w:abstractNum>
-  <w:num w:numId="1">
+  <w:abstractNum w:abstractNumId="8" w15:restartNumberingAfterBreak="0">
+    <w:nsid w:val="7F4016B8"/>
+    <w:multiLevelType w:val="hybridMultilevel"/>
+    <w:tmpl w:val="B29205C4"/>
+    <w:lvl w:ilvl="0" w:tplc="633ED1AE">
+      <w:start w:val="1"/>
+      <w:numFmt w:val="decimal"/>
+      <w:lvlText w:val="%1."/>
+      <w:lvlJc w:val="left"/>
+      <w:pPr>
+        <w:ind w:left="1080" w:hanging="360"/>
+      </w:pPr>
+      <w:rPr>
+        <w:rFonts w:hint="default"/>
+      </w:rPr>
+    </w:lvl>
+    <w:lvl w:ilvl="1" w:tplc="04090019" w:tentative="1">
+      <w:start w:val="1"/>
+      <w:numFmt w:val="lowerLetter"/>
+      <w:lvlText w:val="%2."/>
+      <w:lvlJc w:val="left"/>
+      <w:pPr>
+        <w:ind w:left="1800" w:hanging="360"/>
+      </w:pPr>
+    </w:lvl>
+    <w:lvl w:ilvl="2" w:tplc="0409001B" w:tentative="1">
+      <w:start w:val="1"/>
+      <w:numFmt w:val="lowerRoman"/>
+      <w:lvlText w:val="%3."/>
+      <w:lvlJc w:val="right"/>
+      <w:pPr>
+        <w:ind w:left="2520" w:hanging="180"/>
+      </w:pPr>
+    </w:lvl>
+    <w:lvl w:ilvl="3" w:tplc="0409000F" w:tentative="1">
+      <w:start w:val="1"/>
+      <w:numFmt w:val="decimal"/>
+      <w:lvlText w:val="%4."/>
+      <w:lvlJc w:val="left"/>
+      <w:pPr>
+        <w:ind w:left="3240" w:hanging="360"/>
+      </w:pPr>
+    </w:lvl>
+    <w:lvl w:ilvl="4" w:tplc="04090019" w:tentative="1">
+      <w:start w:val="1"/>
+      <w:numFmt w:val="lowerLetter"/>
+      <w:lvlText w:val="%5."/>
+      <w:lvlJc w:val="left"/>
+      <w:pPr>
+        <w:ind w:left="3960" w:hanging="360"/>
+      </w:pPr>
+    </w:lvl>
+    <w:lvl w:ilvl="5" w:tplc="0409001B" w:tentative="1">
+      <w:start w:val="1"/>
+      <w:numFmt w:val="lowerRoman"/>
+      <w:lvlText w:val="%6."/>
+      <w:lvlJc w:val="right"/>
+      <w:pPr>
+        <w:ind w:left="4680" w:hanging="180"/>
+      </w:pPr>
+    </w:lvl>
+    <w:lvl w:ilvl="6" w:tplc="0409000F" w:tentative="1">
+      <w:start w:val="1"/>
+      <w:numFmt w:val="decimal"/>
+      <w:lvlText w:val="%7."/>
+      <w:lvlJc w:val="left"/>
+      <w:pPr>
+        <w:ind w:left="5400" w:hanging="360"/>
+      </w:pPr>
+    </w:lvl>
+    <w:lvl w:ilvl="7" w:tplc="04090019" w:tentative="1">
+      <w:start w:val="1"/>
+      <w:numFmt w:val="lowerLetter"/>
+      <w:lvlText w:val="%8."/>
+      <w:lvlJc w:val="left"/>
+      <w:pPr>
+        <w:ind w:left="6120" w:hanging="360"/>
+      </w:pPr>
+    </w:lvl>
+    <w:lvl w:ilvl="8" w:tplc="0409001B" w:tentative="1">
+      <w:start w:val="1"/>
+      <w:numFmt w:val="lowerRoman"/>
+      <w:lvlText w:val="%9."/>
+      <w:lvlJc w:val="right"/>
+      <w:pPr>
+        <w:ind w:left="6840" w:hanging="180"/>
+      </w:pPr>
+    </w:lvl>
+  </w:abstractNum>
+  <w:num w:numId="1" w16cid:durableId="1848791012">
     <w:abstractNumId w:val="1"/>
   </w:num>
-  <w:num w:numId="2">
+  <w:num w:numId="2" w16cid:durableId="1823084277">
     <w:abstractNumId w:val="2"/>
   </w:num>
-  <w:num w:numId="3">
+  <w:num w:numId="3" w16cid:durableId="265816364">
     <w:abstractNumId w:val="0"/>
   </w:num>
-  <w:num w:numId="4">
+  <w:num w:numId="4" w16cid:durableId="1376156757">
+    <w:abstractNumId w:val="7"/>
+  </w:num>
+  <w:num w:numId="5" w16cid:durableId="1531652212">
+    <w:abstractNumId w:val="4"/>
+  </w:num>
+  <w:num w:numId="6" w16cid:durableId="706414721">
     <w:abstractNumId w:val="6"/>
   </w:num>
-  <w:num w:numId="5">
-    <w:abstractNumId w:val="3"/>
-  </w:num>
-  <w:num w:numId="6">
+  <w:num w:numId="7" w16cid:durableId="884485098">
     <w:abstractNumId w:val="5"/>
   </w:num>
-  <w:num w:numId="7">
-    <w:abstractNumId w:val="4"/>
+  <w:num w:numId="8" w16cid:durableId="496961043">
+    <w:abstractNumId w:val="8"/>
+  </w:num>
+  <w:num w:numId="9" w16cid:durableId="125587249">
+    <w:abstractNumId w:val="3"/>
   </w:num>
 </w:numbering>
 </file>
 
 <file path=word/styles.xml><?xml version="1.0" encoding="utf-8"?>
-<w:styles xmlns:mc="http://schemas.openxmlformats.org/markup-compatibility/2006" xmlns:r="http://schemas.openxmlformats.org/officeDocument/2006/relationships" xmlns:w="http://schemas.openxmlformats.org/wordprocessingml/2006/main" xmlns:w14="http://schemas.microsoft.com/office/word/2010/wordml" mc:Ignorable="w14">
+<w:styles xmlns:mc="http://schemas.openxmlformats.org/markup-compatibility/2006" xmlns:r="http://schemas.openxmlformats.org/officeDocument/2006/relationships" xmlns:w="http://schemas.openxmlformats.org/wordprocessingml/2006/main" xmlns:w14="http://schemas.microsoft.com/office/word/2010/wordml" xmlns:w15="http://schemas.microsoft.com/office/word/2012/wordml" xmlns:w16cex="http://schemas.microsoft.com/office/word/2018/wordml/cex" xmlns:w16cid="http://schemas.microsoft.com/office/word/2016/wordml/cid" xmlns:w16="http://schemas.microsoft.com/office/word/2018/wordml" xmlns:w16sdtdh="http://schemas.microsoft.com/office/word/2020/wordml/sdtdatahash" xmlns:w16se="http://schemas.microsoft.com/office/word/2015/wordml/symex" mc:Ignorable="w14 w15 w16se w16cid w16 w16cex w16sdtdh">
   <w:docDefaults>
     <w:rPrDefault>
       <w:rPr>
@@ -2070,144 +2622,383 @@
       </w:pPr>
     </w:pPrDefault>
   </w:docDefaults>
-  <w:latentStyles w:defLockedState="0" w:defUIPriority="99" w:defSemiHidden="1" w:defUnhideWhenUsed="1" w:defQFormat="0" w:count="267">
-    <w:lsdException w:name="Normal" w:semiHidden="0" w:uiPriority="0" w:unhideWhenUsed="0" w:qFormat="1"/>
-    <w:lsdException w:name="heading 1" w:semiHidden="0" w:uiPriority="9" w:unhideWhenUsed="0" w:qFormat="1"/>
-    <w:lsdException w:name="heading 2" w:uiPriority="9" w:qFormat="1"/>
-    <w:lsdException w:name="heading 3" w:uiPriority="9" w:qFormat="1"/>
-    <w:lsdException w:name="heading 4" w:uiPriority="9" w:qFormat="1"/>
-    <w:lsdException w:name="heading 5" w:uiPriority="9" w:qFormat="1"/>
-    <w:lsdException w:name="heading 6" w:uiPriority="9" w:qFormat="1"/>
-    <w:lsdException w:name="heading 7" w:uiPriority="9" w:qFormat="1"/>
-    <w:lsdException w:name="heading 8" w:uiPriority="9" w:qFormat="1"/>
-    <w:lsdException w:name="heading 9" w:uiPriority="9" w:qFormat="1"/>
-    <w:lsdException w:name="toc 1" w:uiPriority="39"/>
-    <w:lsdException w:name="toc 2" w:uiPriority="39"/>
-    <w:lsdException w:name="toc 3" w:uiPriority="39"/>
-    <w:lsdException w:name="toc 4" w:uiPriority="39"/>
-    <w:lsdException w:name="toc 5" w:uiPriority="39"/>
-    <w:lsdException w:name="toc 6" w:uiPriority="39"/>
-    <w:lsdException w:name="toc 7" w:uiPriority="39"/>
-    <w:lsdException w:name="toc 8" w:uiPriority="39"/>
-    <w:lsdException w:name="toc 9" w:uiPriority="39"/>
-    <w:lsdException w:name="caption" w:uiPriority="35" w:qFormat="1"/>
-    <w:lsdException w:name="Title" w:semiHidden="0" w:uiPriority="10" w:unhideWhenUsed="0" w:qFormat="1"/>
-    <w:lsdException w:name="Default Paragraph Font" w:uiPriority="1"/>
-    <w:lsdException w:name="Subtitle" w:semiHidden="0" w:uiPriority="11" w:unhideWhenUsed="0" w:qFormat="1"/>
-    <w:lsdException w:name="Strong" w:semiHidden="0" w:uiPriority="22" w:unhideWhenUsed="0" w:qFormat="1"/>
-    <w:lsdException w:name="Emphasis" w:semiHidden="0" w:uiPriority="20" w:unhideWhenUsed="0" w:qFormat="1"/>
-    <w:lsdException w:name="Table Grid" w:semiHidden="0" w:uiPriority="59" w:unhideWhenUsed="0"/>
-    <w:lsdException w:name="Placeholder Text" w:unhideWhenUsed="0"/>
-    <w:lsdException w:name="No Spacing" w:semiHidden="0" w:uiPriority="1" w:unhideWhenUsed="0" w:qFormat="1"/>
-    <w:lsdException w:name="Light Shading" w:semiHidden="0" w:uiPriority="60" w:unhideWhenUsed="0"/>
-    <w:lsdException w:name="Light List" w:semiHidden="0" w:uiPriority="61" w:unhideWhenUsed="0"/>
-    <w:lsdException w:name="Light Grid" w:semiHidden="0" w:uiPriority="62" w:unhideWhenUsed="0"/>
-    <w:lsdException w:name="Medium Shading 1" w:semiHidden="0" w:uiPriority="63" w:unhideWhenUsed="0"/>
-    <w:lsdException w:name="Medium Shading 2" w:semiHidden="0" w:uiPriority="64" w:unhideWhenUsed="0"/>
-    <w:lsdException w:name="Medium List 1" w:semiHidden="0" w:uiPriority="65" w:unhideWhenUsed="0"/>
-    <w:lsdException w:name="Medium List 2" w:semiHidden="0" w:uiPriority="66" w:unhideWhenUsed="0"/>
-    <w:lsdException w:name="Medium Grid 1" w:semiHidden="0" w:uiPriority="67" w:unhideWhenUsed="0"/>
-    <w:lsdException w:name="Medium Grid 2" w:semiHidden="0" w:uiPriority="68" w:unhideWhenUsed="0"/>
-    <w:lsdException w:name="Medium Grid 3" w:semiHidden="0" w:uiPriority="69" w:unhideWhenUsed="0"/>
-    <w:lsdException w:name="Dark List" w:semiHidden="0" w:uiPriority="70" w:unhideWhenUsed="0"/>
-    <w:lsdException w:name="Colorful Shading" w:semiHidden="0" w:uiPriority="71" w:unhideWhenUsed="0"/>
-    <w:lsdException w:name="Colorful List" w:semiHidden="0" w:uiPriority="72" w:unhideWhenUsed="0"/>
-    <w:lsdException w:name="Colorful Grid" w:semiHidden="0" w:uiPriority="73" w:unhideWhenUsed="0"/>
-    <w:lsdException w:name="Light Shading Accent 1" w:semiHidden="0" w:uiPriority="60" w:unhideWhenUsed="0"/>
-    <w:lsdException w:name="Light List Accent 1" w:semiHidden="0" w:uiPriority="61" w:unhideWhenUsed="0"/>
-    <w:lsdException w:name="Light Grid Accent 1" w:semiHidden="0" w:uiPriority="62" w:unhideWhenUsed="0"/>
-    <w:lsdException w:name="Medium Shading 1 Accent 1" w:semiHidden="0" w:uiPriority="63" w:unhideWhenUsed="0"/>
-    <w:lsdException w:name="Medium Shading 2 Accent 1" w:semiHidden="0" w:uiPriority="64" w:unhideWhenUsed="0"/>
-    <w:lsdException w:name="Medium List 1 Accent 1" w:semiHidden="0" w:uiPriority="65" w:unhideWhenUsed="0"/>
-    <w:lsdException w:name="Revision" w:unhideWhenUsed="0"/>
-    <w:lsdException w:name="List Paragraph" w:semiHidden="0" w:uiPriority="34" w:unhideWhenUsed="0" w:qFormat="1"/>
-    <w:lsdException w:name="Quote" w:semiHidden="0" w:uiPriority="29" w:unhideWhenUsed="0" w:qFormat="1"/>
-    <w:lsdException w:name="Intense Quote" w:semiHidden="0" w:uiPriority="30" w:unhideWhenUsed="0" w:qFormat="1"/>
-    <w:lsdException w:name="Medium List 2 Accent 1" w:semiHidden="0" w:uiPriority="66" w:unhideWhenUsed="0"/>
-    <w:lsdException w:name="Medium Grid 1 Accent 1" w:semiHidden="0" w:uiPriority="67" w:unhideWhenUsed="0"/>
-    <w:lsdException w:name="Medium Grid 2 Accent 1" w:semiHidden="0" w:uiPriority="68" w:unhideWhenUsed="0"/>
-    <w:lsdException w:name="Medium Grid 3 Accent 1" w:semiHidden="0" w:uiPriority="69" w:unhideWhenUsed="0"/>
-    <w:lsdException w:name="Dark List Accent 1" w:semiHidden="0" w:uiPriority="70" w:unhideWhenUsed="0"/>
-    <w:lsdException w:name="Colorful Shading Accent 1" w:semiHidden="0" w:uiPriority="71" w:unhideWhenUsed="0"/>
-    <w:lsdException w:name="Colorful List Accent 1" w:semiHidden="0" w:uiPriority="72" w:unhideWhenUsed="0"/>
-    <w:lsdException w:name="Colorful Grid Accent 1" w:semiHidden="0" w:uiPriority="73" w:unhideWhenUsed="0"/>
-    <w:lsdException w:name="Light Shading Accent 2" w:semiHidden="0" w:uiPriority="60" w:unhideWhenUsed="0"/>
-    <w:lsdException w:name="Light List Accent 2" w:semiHidden="0" w:uiPriority="61" w:unhideWhenUsed="0"/>
-    <w:lsdException w:name="Light Grid Accent 2" w:semiHidden="0" w:uiPriority="62" w:unhideWhenUsed="0"/>
-    <w:lsdException w:name="Medium Shading 1 Accent 2" w:semiHidden="0" w:uiPriority="63" w:unhideWhenUsed="0"/>
-    <w:lsdException w:name="Medium Shading 2 Accent 2" w:semiHidden="0" w:uiPriority="64" w:unhideWhenUsed="0"/>
-    <w:lsdException w:name="Medium List 1 Accent 2" w:semiHidden="0" w:uiPriority="65" w:unhideWhenUsed="0"/>
-    <w:lsdException w:name="Medium List 2 Accent 2" w:semiHidden="0" w:uiPriority="66" w:unhideWhenUsed="0"/>
-    <w:lsdException w:name="Medium Grid 1 Accent 2" w:semiHidden="0" w:uiPriority="67" w:unhideWhenUsed="0"/>
-    <w:lsdException w:name="Medium Grid 2 Accent 2" w:semiHidden="0" w:uiPriority="68" w:unhideWhenUsed="0"/>
-    <w:lsdException w:name="Medium Grid 3 Accent 2" w:semiHidden="0" w:uiPriority="69" w:unhideWhenUsed="0"/>
-    <w:lsdException w:name="Dark List Accent 2" w:semiHidden="0" w:uiPriority="70" w:unhideWhenUsed="0"/>
-    <w:lsdException w:name="Colorful Shading Accent 2" w:semiHidden="0" w:uiPriority="71" w:unhideWhenUsed="0"/>
-    <w:lsdException w:name="Colorful List Accent 2" w:semiHidden="0" w:uiPriority="72" w:unhideWhenUsed="0"/>
-    <w:lsdException w:name="Colorful Grid Accent 2" w:semiHidden="0" w:uiPriority="73" w:unhideWhenUsed="0"/>
-    <w:lsdException w:name="Light Shading Accent 3" w:semiHidden="0" w:uiPriority="60" w:unhideWhenUsed="0"/>
-    <w:lsdException w:name="Light List Accent 3" w:semiHidden="0" w:uiPriority="61" w:unhideWhenUsed="0"/>
-    <w:lsdException w:name="Light Grid Accent 3" w:semiHidden="0" w:uiPriority="62" w:unhideWhenUsed="0"/>
-    <w:lsdException w:name="Medium Shading 1 Accent 3" w:semiHidden="0" w:uiPriority="63" w:unhideWhenUsed="0"/>
-    <w:lsdException w:name="Medium Shading 2 Accent 3" w:semiHidden="0" w:uiPriority="64" w:unhideWhenUsed="0"/>
-    <w:lsdException w:name="Medium List 1 Accent 3" w:semiHidden="0" w:uiPriority="65" w:unhideWhenUsed="0"/>
-    <w:lsdException w:name="Medium List 2 Accent 3" w:semiHidden="0" w:uiPriority="66" w:unhideWhenUsed="0"/>
-    <w:lsdException w:name="Medium Grid 1 Accent 3" w:semiHidden="0" w:uiPriority="67" w:unhideWhenUsed="0"/>
-    <w:lsdException w:name="Medium Grid 2 Accent 3" w:semiHidden="0" w:uiPriority="68" w:unhideWhenUsed="0"/>
-    <w:lsdException w:name="Medium Grid 3 Accent 3" w:semiHidden="0" w:uiPriority="69" w:unhideWhenUsed="0"/>
-    <w:lsdException w:name="Dark List Accent 3" w:semiHidden="0" w:uiPriority="70" w:unhideWhenUsed="0"/>
-    <w:lsdException w:name="Colorful Shading Accent 3" w:semiHidden="0" w:uiPriority="71" w:unhideWhenUsed="0"/>
-    <w:lsdException w:name="Colorful List Accent 3" w:semiHidden="0" w:uiPriority="72" w:unhideWhenUsed="0"/>
-    <w:lsdException w:name="Colorful Grid Accent 3" w:semiHidden="0" w:uiPriority="73" w:unhideWhenUsed="0"/>
-    <w:lsdException w:name="Light Shading Accent 4" w:semiHidden="0" w:uiPriority="60" w:unhideWhenUsed="0"/>
-    <w:lsdException w:name="Light List Accent 4" w:semiHidden="0" w:uiPriority="61" w:unhideWhenUsed="0"/>
-    <w:lsdException w:name="Light Grid Accent 4" w:semiHidden="0" w:uiPriority="62" w:unhideWhenUsed="0"/>
-    <w:lsdException w:name="Medium Shading 1 Accent 4" w:semiHidden="0" w:uiPriority="63" w:unhideWhenUsed="0"/>
-    <w:lsdException w:name="Medium Shading 2 Accent 4" w:semiHidden="0" w:uiPriority="64" w:unhideWhenUsed="0"/>
-    <w:lsdException w:name="Medium List 1 Accent 4" w:semiHidden="0" w:uiPriority="65" w:unhideWhenUsed="0"/>
-    <w:lsdException w:name="Medium List 2 Accent 4" w:semiHidden="0" w:uiPriority="66" w:unhideWhenUsed="0"/>
-    <w:lsdException w:name="Medium Grid 1 Accent 4" w:semiHidden="0" w:uiPriority="67" w:unhideWhenUsed="0"/>
-    <w:lsdException w:name="Medium Grid 2 Accent 4" w:semiHidden="0" w:uiPriority="68" w:unhideWhenUsed="0"/>
-    <w:lsdException w:name="Medium Grid 3 Accent 4" w:semiHidden="0" w:uiPriority="69" w:unhideWhenUsed="0"/>
-    <w:lsdException w:name="Dark List Accent 4" w:semiHidden="0" w:uiPriority="70" w:unhideWhenUsed="0"/>
-    <w:lsdException w:name="Colorful Shading Accent 4" w:semiHidden="0" w:uiPriority="71" w:unhideWhenUsed="0"/>
-    <w:lsdException w:name="Colorful List Accent 4" w:semiHidden="0" w:uiPriority="72" w:unhideWhenUsed="0"/>
-    <w:lsdException w:name="Colorful Grid Accent 4" w:semiHidden="0" w:uiPriority="73" w:unhideWhenUsed="0"/>
-    <w:lsdException w:name="Light Shading Accent 5" w:semiHidden="0" w:uiPriority="60" w:unhideWhenUsed="0"/>
-    <w:lsdException w:name="Light List Accent 5" w:semiHidden="0" w:uiPriority="61" w:unhideWhenUsed="0"/>
-    <w:lsdException w:name="Light Grid Accent 5" w:semiHidden="0" w:uiPriority="62" w:unhideWhenUsed="0"/>
-    <w:lsdException w:name="Medium Shading 1 Accent 5" w:semiHidden="0" w:uiPriority="63" w:unhideWhenUsed="0"/>
-    <w:lsdException w:name="Medium Shading 2 Accent 5" w:semiHidden="0" w:uiPriority="64" w:unhideWhenUsed="0"/>
-    <w:lsdException w:name="Medium List 1 Accent 5" w:semiHidden="0" w:uiPriority="65" w:unhideWhenUsed="0"/>
-    <w:lsdException w:name="Medium List 2 Accent 5" w:semiHidden="0" w:uiPriority="66" w:unhideWhenUsed="0"/>
-    <w:lsdException w:name="Medium Grid 1 Accent 5" w:semiHidden="0" w:uiPriority="67" w:unhideWhenUsed="0"/>
-    <w:lsdException w:name="Medium Grid 2 Accent 5" w:semiHidden="0" w:uiPriority="68" w:unhideWhenUsed="0"/>
-    <w:lsdException w:name="Medium Grid 3 Accent 5" w:semiHidden="0" w:uiPriority="69" w:unhideWhenUsed="0"/>
-    <w:lsdException w:name="Dark List Accent 5" w:semiHidden="0" w:uiPriority="70" w:unhideWhenUsed="0"/>
-    <w:lsdException w:name="Colorful Shading Accent 5" w:semiHidden="0" w:uiPriority="71" w:unhideWhenUsed="0"/>
-    <w:lsdException w:name="Colorful List Accent 5" w:semiHidden="0" w:uiPriority="72" w:unhideWhenUsed="0"/>
-    <w:lsdException w:name="Colorful Grid Accent 5" w:semiHidden="0" w:uiPriority="73" w:unhideWhenUsed="0"/>
-    <w:lsdException w:name="Light Shading Accent 6" w:semiHidden="0" w:uiPriority="60" w:unhideWhenUsed="0"/>
-    <w:lsdException w:name="Light List Accent 6" w:semiHidden="0" w:uiPriority="61" w:unhideWhenUsed="0"/>
-    <w:lsdException w:name="Light Grid Accent 6" w:semiHidden="0" w:uiPriority="62" w:unhideWhenUsed="0"/>
-    <w:lsdException w:name="Medium Shading 1 Accent 6" w:semiHidden="0" w:uiPriority="63" w:unhideWhenUsed="0"/>
-    <w:lsdException w:name="Medium Shading 2 Accent 6" w:semiHidden="0" w:uiPriority="64" w:unhideWhenUsed="0"/>
-    <w:lsdException w:name="Medium List 1 Accent 6" w:semiHidden="0" w:uiPriority="65" w:unhideWhenUsed="0"/>
-    <w:lsdException w:name="Medium List 2 Accent 6" w:semiHidden="0" w:uiPriority="66" w:unhideWhenUsed="0"/>
-    <w:lsdException w:name="Medium Grid 1 Accent 6" w:semiHidden="0" w:uiPriority="67" w:unhideWhenUsed="0"/>
-    <w:lsdException w:name="Medium Grid 2 Accent 6" w:semiHidden="0" w:uiPriority="68" w:unhideWhenUsed="0"/>
-    <w:lsdException w:name="Medium Grid 3 Accent 6" w:semiHidden="0" w:uiPriority="69" w:unhideWhenUsed="0"/>
-    <w:lsdException w:name="Dark List Accent 6" w:semiHidden="0" w:uiPriority="70" w:unhideWhenUsed="0"/>
-    <w:lsdException w:name="Colorful Shading Accent 6" w:semiHidden="0" w:uiPriority="71" w:unhideWhenUsed="0"/>
-    <w:lsdException w:name="Colorful List Accent 6" w:semiHidden="0" w:uiPriority="72" w:unhideWhenUsed="0"/>
-    <w:lsdException w:name="Colorful Grid Accent 6" w:semiHidden="0" w:uiPriority="73" w:unhideWhenUsed="0"/>
-    <w:lsdException w:name="Subtle Emphasis" w:semiHidden="0" w:uiPriority="19" w:unhideWhenUsed="0" w:qFormat="1"/>
-    <w:lsdException w:name="Intense Emphasis" w:semiHidden="0" w:uiPriority="21" w:unhideWhenUsed="0" w:qFormat="1"/>
-    <w:lsdException w:name="Subtle Reference" w:semiHidden="0" w:uiPriority="31" w:unhideWhenUsed="0" w:qFormat="1"/>
-    <w:lsdException w:name="Intense Reference" w:semiHidden="0" w:uiPriority="32" w:unhideWhenUsed="0" w:qFormat="1"/>
-    <w:lsdException w:name="Book Title" w:semiHidden="0" w:uiPriority="33" w:unhideWhenUsed="0" w:qFormat="1"/>
-    <w:lsdException w:name="Bibliography" w:uiPriority="37"/>
-    <w:lsdException w:name="TOC Heading" w:uiPriority="39" w:qFormat="1"/>
+  <w:latentStyles w:defLockedState="0" w:defUIPriority="99" w:defSemiHidden="0" w:defUnhideWhenUsed="0" w:defQFormat="0" w:count="376">
+    <w:lsdException w:name="Normal" w:uiPriority="0" w:qFormat="1"/>
+    <w:lsdException w:name="heading 1" w:uiPriority="9" w:qFormat="1"/>
+    <w:lsdException w:name="heading 2" w:semiHidden="1" w:uiPriority="9" w:unhideWhenUsed="1" w:qFormat="1"/>
+    <w:lsdException w:name="heading 3" w:semiHidden="1" w:uiPriority="9" w:unhideWhenUsed="1" w:qFormat="1"/>
+    <w:lsdException w:name="heading 4" w:semiHidden="1" w:uiPriority="9" w:unhideWhenUsed="1" w:qFormat="1"/>
+    <w:lsdException w:name="heading 5" w:semiHidden="1" w:uiPriority="9" w:unhideWhenUsed="1" w:qFormat="1"/>
+    <w:lsdException w:name="heading 6" w:semiHidden="1" w:uiPriority="9" w:unhideWhenUsed="1" w:qFormat="1"/>
+    <w:lsdException w:name="heading 7" w:semiHidden="1" w:uiPriority="9" w:unhideWhenUsed="1" w:qFormat="1"/>
+    <w:lsdException w:name="heading 8" w:semiHidden="1" w:uiPriority="9" w:unhideWhenUsed="1" w:qFormat="1"/>
+    <w:lsdException w:name="heading 9" w:semiHidden="1" w:uiPriority="9" w:unhideWhenUsed="1" w:qFormat="1"/>
+    <w:lsdException w:name="index 1" w:semiHidden="1" w:unhideWhenUsed="1"/>
+    <w:lsdException w:name="index 2" w:semiHidden="1" w:unhideWhenUsed="1"/>
+    <w:lsdException w:name="index 3" w:semiHidden="1" w:unhideWhenUsed="1"/>
+    <w:lsdException w:name="index 4" w:semiHidden="1" w:unhideWhenUsed="1"/>
+    <w:lsdException w:name="index 5" w:semiHidden="1" w:unhideWhenUsed="1"/>
+    <w:lsdException w:name="index 6" w:semiHidden="1" w:unhideWhenUsed="1"/>
+    <w:lsdException w:name="index 7" w:semiHidden="1" w:unhideWhenUsed="1"/>
+    <w:lsdException w:name="index 8" w:semiHidden="1" w:unhideWhenUsed="1"/>
+    <w:lsdException w:name="index 9" w:semiHidden="1" w:unhideWhenUsed="1"/>
+    <w:lsdException w:name="toc 1" w:semiHidden="1" w:uiPriority="39" w:unhideWhenUsed="1"/>
+    <w:lsdException w:name="toc 2" w:semiHidden="1" w:uiPriority="39" w:unhideWhenUsed="1"/>
+    <w:lsdException w:name="toc 3" w:semiHidden="1" w:uiPriority="39" w:unhideWhenUsed="1"/>
+    <w:lsdException w:name="toc 4" w:semiHidden="1" w:uiPriority="39" w:unhideWhenUsed="1"/>
+    <w:lsdException w:name="toc 5" w:semiHidden="1" w:uiPriority="39" w:unhideWhenUsed="1"/>
+    <w:lsdException w:name="toc 6" w:semiHidden="1" w:uiPriority="39" w:unhideWhenUsed="1"/>
+    <w:lsdException w:name="toc 7" w:semiHidden="1" w:uiPriority="39" w:unhideWhenUsed="1"/>
+    <w:lsdException w:name="toc 8" w:semiHidden="1" w:uiPriority="39" w:unhideWhenUsed="1"/>
+    <w:lsdException w:name="toc 9" w:semiHidden="1" w:uiPriority="39" w:unhideWhenUsed="1"/>
+    <w:lsdException w:name="Normal Indent" w:semiHidden="1" w:unhideWhenUsed="1"/>
+    <w:lsdException w:name="footnote text" w:semiHidden="1" w:unhideWhenUsed="1"/>
+    <w:lsdException w:name="annotation text" w:semiHidden="1" w:unhideWhenUsed="1"/>
+    <w:lsdException w:name="header" w:semiHidden="1" w:unhideWhenUsed="1"/>
+    <w:lsdException w:name="footer" w:semiHidden="1" w:unhideWhenUsed="1"/>
+    <w:lsdException w:name="index heading" w:semiHidden="1" w:unhideWhenUsed="1"/>
+    <w:lsdException w:name="caption" w:semiHidden="1" w:uiPriority="35" w:unhideWhenUsed="1" w:qFormat="1"/>
+    <w:lsdException w:name="table of figures" w:semiHidden="1" w:unhideWhenUsed="1"/>
+    <w:lsdException w:name="envelope address" w:semiHidden="1" w:unhideWhenUsed="1"/>
+    <w:lsdException w:name="envelope return" w:semiHidden="1" w:unhideWhenUsed="1"/>
+    <w:lsdException w:name="footnote reference" w:semiHidden="1" w:unhideWhenUsed="1"/>
+    <w:lsdException w:name="annotation reference" w:semiHidden="1" w:unhideWhenUsed="1"/>
+    <w:lsdException w:name="line number" w:semiHidden="1" w:unhideWhenUsed="1"/>
+    <w:lsdException w:name="page number" w:semiHidden="1" w:unhideWhenUsed="1"/>
+    <w:lsdException w:name="endnote reference" w:semiHidden="1" w:unhideWhenUsed="1"/>
+    <w:lsdException w:name="endnote text" w:semiHidden="1" w:unhideWhenUsed="1"/>
+    <w:lsdException w:name="table of authorities" w:semiHidden="1" w:unhideWhenUsed="1"/>
+    <w:lsdException w:name="macro" w:semiHidden="1" w:unhideWhenUsed="1"/>
+    <w:lsdException w:name="toa heading" w:semiHidden="1" w:unhideWhenUsed="1"/>
+    <w:lsdException w:name="List" w:semiHidden="1" w:unhideWhenUsed="1"/>
+    <w:lsdException w:name="List Bullet" w:semiHidden="1" w:unhideWhenUsed="1"/>
+    <w:lsdException w:name="List Number" w:semiHidden="1" w:unhideWhenUsed="1"/>
+    <w:lsdException w:name="List 2" w:semiHidden="1" w:unhideWhenUsed="1"/>
+    <w:lsdException w:name="List 3" w:semiHidden="1" w:unhideWhenUsed="1"/>
+    <w:lsdException w:name="List 4" w:semiHidden="1" w:unhideWhenUsed="1"/>
+    <w:lsdException w:name="List 5" w:semiHidden="1" w:unhideWhenUsed="1"/>
+    <w:lsdException w:name="List Bullet 2" w:semiHidden="1" w:unhideWhenUsed="1"/>
+    <w:lsdException w:name="List Bullet 3" w:semiHidden="1" w:unhideWhenUsed="1"/>
+    <w:lsdException w:name="List Bullet 4" w:semiHidden="1" w:unhideWhenUsed="1"/>
+    <w:lsdException w:name="List Bullet 5" w:semiHidden="1" w:unhideWhenUsed="1"/>
+    <w:lsdException w:name="List Number 2" w:semiHidden="1" w:unhideWhenUsed="1"/>
+    <w:lsdException w:name="List Number 3" w:semiHidden="1" w:unhideWhenUsed="1"/>
+    <w:lsdException w:name="List Number 4" w:semiHidden="1" w:unhideWhenUsed="1"/>
+    <w:lsdException w:name="List Number 5" w:semiHidden="1" w:unhideWhenUsed="1"/>
+    <w:lsdException w:name="Title" w:uiPriority="10" w:qFormat="1"/>
+    <w:lsdException w:name="Closing" w:semiHidden="1" w:unhideWhenUsed="1"/>
+    <w:lsdException w:name="Signature" w:semiHidden="1" w:unhideWhenUsed="1"/>
+    <w:lsdException w:name="Default Paragraph Font" w:semiHidden="1" w:uiPriority="1" w:unhideWhenUsed="1"/>
+    <w:lsdException w:name="Body Text" w:semiHidden="1" w:unhideWhenUsed="1"/>
+    <w:lsdException w:name="Body Text Indent" w:semiHidden="1" w:unhideWhenUsed="1"/>
+    <w:lsdException w:name="List Continue" w:semiHidden="1" w:unhideWhenUsed="1"/>
+    <w:lsdException w:name="List Continue 2" w:semiHidden="1" w:unhideWhenUsed="1"/>
+    <w:lsdException w:name="List Continue 3" w:semiHidden="1" w:unhideWhenUsed="1"/>
+    <w:lsdException w:name="List Continue 4" w:semiHidden="1" w:unhideWhenUsed="1"/>
+    <w:lsdException w:name="List Continue 5" w:semiHidden="1" w:unhideWhenUsed="1"/>
+    <w:lsdException w:name="Message Header" w:semiHidden="1" w:unhideWhenUsed="1"/>
+    <w:lsdException w:name="Subtitle" w:uiPriority="11" w:qFormat="1"/>
+    <w:lsdException w:name="Salutation" w:semiHidden="1" w:unhideWhenUsed="1"/>
+    <w:lsdException w:name="Date" w:semiHidden="1" w:unhideWhenUsed="1"/>
+    <w:lsdException w:name="Body Text First Indent" w:semiHidden="1" w:unhideWhenUsed="1"/>
+    <w:lsdException w:name="Body Text First Indent 2" w:semiHidden="1" w:unhideWhenUsed="1"/>
+    <w:lsdException w:name="Note Heading" w:semiHidden="1" w:unhideWhenUsed="1"/>
+    <w:lsdException w:name="Body Text 2" w:semiHidden="1" w:unhideWhenUsed="1"/>
+    <w:lsdException w:name="Body Text 3" w:semiHidden="1" w:unhideWhenUsed="1"/>
+    <w:lsdException w:name="Body Text Indent 2" w:semiHidden="1" w:unhideWhenUsed="1"/>
+    <w:lsdException w:name="Body Text Indent 3" w:semiHidden="1" w:unhideWhenUsed="1"/>
+    <w:lsdException w:name="Block Text" w:semiHidden="1" w:unhideWhenUsed="1"/>
+    <w:lsdException w:name="Hyperlink" w:semiHidden="1" w:unhideWhenUsed="1"/>
+    <w:lsdException w:name="FollowedHyperlink" w:semiHidden="1" w:unhideWhenUsed="1"/>
+    <w:lsdException w:name="Strong" w:uiPriority="22" w:qFormat="1"/>
+    <w:lsdException w:name="Emphasis" w:uiPriority="20" w:qFormat="1"/>
+    <w:lsdException w:name="Document Map" w:semiHidden="1" w:unhideWhenUsed="1"/>
+    <w:lsdException w:name="Plain Text" w:semiHidden="1" w:unhideWhenUsed="1"/>
+    <w:lsdException w:name="E-mail Signature" w:semiHidden="1" w:unhideWhenUsed="1"/>
+    <w:lsdException w:name="HTML Top of Form" w:semiHidden="1" w:unhideWhenUsed="1"/>
+    <w:lsdException w:name="HTML Bottom of Form" w:semiHidden="1" w:unhideWhenUsed="1"/>
+    <w:lsdException w:name="Normal (Web)" w:semiHidden="1" w:unhideWhenUsed="1"/>
+    <w:lsdException w:name="HTML Acronym" w:semiHidden="1" w:unhideWhenUsed="1"/>
+    <w:lsdException w:name="HTML Address" w:semiHidden="1" w:unhideWhenUsed="1"/>
+    <w:lsdException w:name="HTML Cite" w:semiHidden="1" w:unhideWhenUsed="1"/>
+    <w:lsdException w:name="HTML Code" w:semiHidden="1" w:unhideWhenUsed="1"/>
+    <w:lsdException w:name="HTML Definition" w:semiHidden="1" w:unhideWhenUsed="1"/>
+    <w:lsdException w:name="HTML Keyboard" w:semiHidden="1" w:unhideWhenUsed="1"/>
+    <w:lsdException w:name="HTML Preformatted" w:semiHidden="1" w:unhideWhenUsed="1"/>
+    <w:lsdException w:name="HTML Sample" w:semiHidden="1" w:unhideWhenUsed="1"/>
+    <w:lsdException w:name="HTML Typewriter" w:semiHidden="1" w:unhideWhenUsed="1"/>
+    <w:lsdException w:name="HTML Variable" w:semiHidden="1" w:unhideWhenUsed="1"/>
+    <w:lsdException w:name="Normal Table" w:semiHidden="1" w:unhideWhenUsed="1"/>
+    <w:lsdException w:name="annotation subject" w:semiHidden="1" w:unhideWhenUsed="1"/>
+    <w:lsdException w:name="No List" w:semiHidden="1" w:unhideWhenUsed="1"/>
+    <w:lsdException w:name="Outline List 1" w:semiHidden="1" w:unhideWhenUsed="1"/>
+    <w:lsdException w:name="Outline List 2" w:semiHidden="1" w:unhideWhenUsed="1"/>
+    <w:lsdException w:name="Outline List 3" w:semiHidden="1" w:unhideWhenUsed="1"/>
+    <w:lsdException w:name="Table Simple 1" w:semiHidden="1" w:unhideWhenUsed="1"/>
+    <w:lsdException w:name="Table Simple 2" w:semiHidden="1" w:unhideWhenUsed="1"/>
+    <w:lsdException w:name="Table Simple 3" w:semiHidden="1" w:unhideWhenUsed="1"/>
+    <w:lsdException w:name="Table Classic 1" w:semiHidden="1" w:unhideWhenUsed="1"/>
+    <w:lsdException w:name="Table Classic 2" w:semiHidden="1" w:unhideWhenUsed="1"/>
+    <w:lsdException w:name="Table Classic 3" w:semiHidden="1" w:unhideWhenUsed="1"/>
+    <w:lsdException w:name="Table Classic 4" w:semiHidden="1" w:unhideWhenUsed="1"/>
+    <w:lsdException w:name="Table Colorful 1" w:semiHidden="1" w:unhideWhenUsed="1"/>
+    <w:lsdException w:name="Table Colorful 2" w:semiHidden="1" w:unhideWhenUsed="1"/>
+    <w:lsdException w:name="Table Colorful 3" w:semiHidden="1" w:unhideWhenUsed="1"/>
+    <w:lsdException w:name="Table Columns 1" w:semiHidden="1" w:unhideWhenUsed="1"/>
+    <w:lsdException w:name="Table Columns 2" w:semiHidden="1" w:unhideWhenUsed="1"/>
+    <w:lsdException w:name="Table Columns 3" w:semiHidden="1" w:unhideWhenUsed="1"/>
+    <w:lsdException w:name="Table Columns 4" w:semiHidden="1" w:unhideWhenUsed="1"/>
+    <w:lsdException w:name="Table Columns 5" w:semiHidden="1" w:unhideWhenUsed="1"/>
+    <w:lsdException w:name="Table Grid 1" w:semiHidden="1" w:unhideWhenUsed="1"/>
+    <w:lsdException w:name="Table Grid 2" w:semiHidden="1" w:unhideWhenUsed="1"/>
+    <w:lsdException w:name="Table Grid 3" w:semiHidden="1" w:unhideWhenUsed="1"/>
+    <w:lsdException w:name="Table Grid 4" w:semiHidden="1" w:unhideWhenUsed="1"/>
+    <w:lsdException w:name="Table Grid 5" w:semiHidden="1" w:unhideWhenUsed="1"/>
+    <w:lsdException w:name="Table Grid 6" w:semiHidden="1" w:unhideWhenUsed="1"/>
+    <w:lsdException w:name="Table Grid 7" w:semiHidden="1" w:unhideWhenUsed="1"/>
+    <w:lsdException w:name="Table Grid 8" w:semiHidden="1" w:unhideWhenUsed="1"/>
+    <w:lsdException w:name="Table List 1" w:semiHidden="1" w:unhideWhenUsed="1"/>
+    <w:lsdException w:name="Table List 2" w:semiHidden="1" w:unhideWhenUsed="1"/>
+    <w:lsdException w:name="Table List 3" w:semiHidden="1" w:unhideWhenUsed="1"/>
+    <w:lsdException w:name="Table List 4" w:semiHidden="1" w:unhideWhenUsed="1"/>
+    <w:lsdException w:name="Table List 5" w:semiHidden="1" w:unhideWhenUsed="1"/>
+    <w:lsdException w:name="Table List 6" w:semiHidden="1" w:unhideWhenUsed="1"/>
+    <w:lsdException w:name="Table List 7" w:semiHidden="1" w:unhideWhenUsed="1"/>
+    <w:lsdException w:name="Table List 8" w:semiHidden="1" w:unhideWhenUsed="1"/>
+    <w:lsdException w:name="Table 3D effects 1" w:semiHidden="1" w:unhideWhenUsed="1"/>
+    <w:lsdException w:name="Table 3D effects 2" w:semiHidden="1" w:unhideWhenUsed="1"/>
+    <w:lsdException w:name="Table 3D effects 3" w:semiHidden="1" w:unhideWhenUsed="1"/>
+    <w:lsdException w:name="Table Contemporary" w:semiHidden="1" w:unhideWhenUsed="1"/>
+    <w:lsdException w:name="Table Elegant" w:semiHidden="1" w:unhideWhenUsed="1"/>
+    <w:lsdException w:name="Table Professional" w:semiHidden="1" w:unhideWhenUsed="1"/>
+    <w:lsdException w:name="Table Subtle 1" w:semiHidden="1" w:unhideWhenUsed="1"/>
+    <w:lsdException w:name="Table Subtle 2" w:semiHidden="1" w:unhideWhenUsed="1"/>
+    <w:lsdException w:name="Table Web 1" w:semiHidden="1" w:unhideWhenUsed="1"/>
+    <w:lsdException w:name="Table Web 2" w:semiHidden="1" w:unhideWhenUsed="1"/>
+    <w:lsdException w:name="Table Web 3" w:semiHidden="1" w:unhideWhenUsed="1"/>
+    <w:lsdException w:name="Balloon Text" w:semiHidden="1" w:unhideWhenUsed="1"/>
+    <w:lsdException w:name="Table Grid" w:uiPriority="59"/>
+    <w:lsdException w:name="Table Theme" w:semiHidden="1" w:unhideWhenUsed="1"/>
+    <w:lsdException w:name="Placeholder Text" w:semiHidden="1"/>
+    <w:lsdException w:name="No Spacing" w:uiPriority="1" w:qFormat="1"/>
+    <w:lsdException w:name="Light Shading" w:uiPriority="60"/>
+    <w:lsdException w:name="Light List" w:uiPriority="61"/>
+    <w:lsdException w:name="Light Grid" w:uiPriority="62"/>
+    <w:lsdException w:name="Medium Shading 1" w:uiPriority="63"/>
+    <w:lsdException w:name="Medium Shading 2" w:uiPriority="64"/>
+    <w:lsdException w:name="Medium List 1" w:uiPriority="65"/>
+    <w:lsdException w:name="Medium List 2" w:uiPriority="66"/>
+    <w:lsdException w:name="Medium Grid 1" w:uiPriority="67"/>
+    <w:lsdException w:name="Medium Grid 2" w:uiPriority="68"/>
+    <w:lsdException w:name="Medium Grid 3" w:uiPriority="69"/>
+    <w:lsdException w:name="Dark List" w:uiPriority="70"/>
+    <w:lsdException w:name="Colorful Shading" w:uiPriority="71"/>
+    <w:lsdException w:name="Colorful List" w:uiPriority="72"/>
+    <w:lsdException w:name="Colorful Grid" w:uiPriority="73"/>
+    <w:lsdException w:name="Light Shading Accent 1" w:uiPriority="60"/>
+    <w:lsdException w:name="Light List Accent 1" w:uiPriority="61"/>
+    <w:lsdException w:name="Light Grid Accent 1" w:uiPriority="62"/>
+    <w:lsdException w:name="Medium Shading 1 Accent 1" w:uiPriority="63"/>
+    <w:lsdException w:name="Medium Shading 2 Accent 1" w:uiPriority="64"/>
+    <w:lsdException w:name="Medium List 1 Accent 1" w:uiPriority="65"/>
+    <w:lsdException w:name="Revision" w:semiHidden="1"/>
+    <w:lsdException w:name="List Paragraph" w:uiPriority="34" w:qFormat="1"/>
+    <w:lsdException w:name="Quote" w:uiPriority="29" w:qFormat="1"/>
+    <w:lsdException w:name="Intense Quote" w:uiPriority="30" w:qFormat="1"/>
+    <w:lsdException w:name="Medium List 2 Accent 1" w:uiPriority="66"/>
+    <w:lsdException w:name="Medium Grid 1 Accent 1" w:uiPriority="67"/>
+    <w:lsdException w:name="Medium Grid 2 Accent 1" w:uiPriority="68"/>
+    <w:lsdException w:name="Medium Grid 3 Accent 1" w:uiPriority="69"/>
+    <w:lsdException w:name="Dark List Accent 1" w:uiPriority="70"/>
+    <w:lsdException w:name="Colorful Shading Accent 1" w:uiPriority="71"/>
+    <w:lsdException w:name="Colorful List Accent 1" w:uiPriority="72"/>
+    <w:lsdException w:name="Colorful Grid Accent 1" w:uiPriority="73"/>
+    <w:lsdException w:name="Light Shading Accent 2" w:uiPriority="60"/>
+    <w:lsdException w:name="Light List Accent 2" w:uiPriority="61"/>
+    <w:lsdException w:name="Light Grid Accent 2" w:uiPriority="62"/>
+    <w:lsdException w:name="Medium Shading 1 Accent 2" w:uiPriority="63"/>
+    <w:lsdException w:name="Medium Shading 2 Accent 2" w:uiPriority="64"/>
+    <w:lsdException w:name="Medium List 1 Accent 2" w:uiPriority="65"/>
+    <w:lsdException w:name="Medium List 2 Accent 2" w:uiPriority="66"/>
+    <w:lsdException w:name="Medium Grid 1 Accent 2" w:uiPriority="67"/>
+    <w:lsdException w:name="Medium Grid 2 Accent 2" w:uiPriority="68"/>
+    <w:lsdException w:name="Medium Grid 3 Accent 2" w:uiPriority="69"/>
+    <w:lsdException w:name="Dark List Accent 2" w:uiPriority="70"/>
+    <w:lsdException w:name="Colorful Shading Accent 2" w:uiPriority="71"/>
+    <w:lsdException w:name="Colorful List Accent 2" w:uiPriority="72"/>
+    <w:lsdException w:name="Colorful Grid Accent 2" w:uiPriority="73"/>
+    <w:lsdException w:name="Light Shading Accent 3" w:uiPriority="60"/>
+    <w:lsdException w:name="Light List Accent 3" w:uiPriority="61"/>
+    <w:lsdException w:name="Light Grid Accent 3" w:uiPriority="62"/>
+    <w:lsdException w:name="Medium Shading 1 Accent 3" w:uiPriority="63"/>
+    <w:lsdException w:name="Medium Shading 2 Accent 3" w:uiPriority="64"/>
+    <w:lsdException w:name="Medium List 1 Accent 3" w:uiPriority="65"/>
+    <w:lsdException w:name="Medium List 2 Accent 3" w:uiPriority="66"/>
+    <w:lsdException w:name="Medium Grid 1 Accent 3" w:uiPriority="67"/>
+    <w:lsdException w:name="Medium Grid 2 Accent 3" w:uiPriority="68"/>
+    <w:lsdException w:name="Medium Grid 3 Accent 3" w:uiPriority="69"/>
+    <w:lsdException w:name="Dark List Accent 3" w:uiPriority="70"/>
+    <w:lsdException w:name="Colorful Shading Accent 3" w:uiPriority="71"/>
+    <w:lsdException w:name="Colorful List Accent 3" w:uiPriority="72"/>
+    <w:lsdException w:name="Colorful Grid Accent 3" w:uiPriority="73"/>
+    <w:lsdException w:name="Light Shading Accent 4" w:uiPriority="60"/>
+    <w:lsdException w:name="Light List Accent 4" w:uiPriority="61"/>
+    <w:lsdException w:name="Light Grid Accent 4" w:uiPriority="62"/>
+    <w:lsdException w:name="Medium Shading 1 Accent 4" w:uiPriority="63"/>
+    <w:lsdException w:name="Medium Shading 2 Accent 4" w:uiPriority="64"/>
+    <w:lsdException w:name="Medium List 1 Accent 4" w:uiPriority="65"/>
+    <w:lsdException w:name="Medium List 2 Accent 4" w:uiPriority="66"/>
+    <w:lsdException w:name="Medium Grid 1 Accent 4" w:uiPriority="67"/>
+    <w:lsdException w:name="Medium Grid 2 Accent 4" w:uiPriority="68"/>
+    <w:lsdException w:name="Medium Grid 3 Accent 4" w:uiPriority="69"/>
+    <w:lsdException w:name="Dark List Accent 4" w:uiPriority="70"/>
+    <w:lsdException w:name="Colorful Shading Accent 4" w:uiPriority="71"/>
+    <w:lsdException w:name="Colorful List Accent 4" w:uiPriority="72"/>
+    <w:lsdException w:name="Colorful Grid Accent 4" w:uiPriority="73"/>
+    <w:lsdException w:name="Light Shading Accent 5" w:uiPriority="60"/>
+    <w:lsdException w:name="Light List Accent 5" w:uiPriority="61"/>
+    <w:lsdException w:name="Light Grid Accent 5" w:uiPriority="62"/>
+    <w:lsdException w:name="Medium Shading 1 Accent 5" w:uiPriority="63"/>
+    <w:lsdException w:name="Medium Shading 2 Accent 5" w:uiPriority="64"/>
+    <w:lsdException w:name="Medium List 1 Accent 5" w:uiPriority="65"/>
+    <w:lsdException w:name="Medium List 2 Accent 5" w:uiPriority="66"/>
+    <w:lsdException w:name="Medium Grid 1 Accent 5" w:uiPriority="67"/>
+    <w:lsdException w:name="Medium Grid 2 Accent 5" w:uiPriority="68"/>
+    <w:lsdException w:name="Medium Grid 3 Accent 5" w:uiPriority="69"/>
+    <w:lsdException w:name="Dark List Accent 5" w:uiPriority="70"/>
+    <w:lsdException w:name="Colorful Shading Accent 5" w:uiPriority="71"/>
+    <w:lsdException w:name="Colorful List Accent 5" w:uiPriority="72"/>
+    <w:lsdException w:name="Colorful Grid Accent 5" w:uiPriority="73"/>
+    <w:lsdException w:name="Light Shading Accent 6" w:uiPriority="60"/>
+    <w:lsdException w:name="Light List Accent 6" w:uiPriority="61"/>
+    <w:lsdException w:name="Light Grid Accent 6" w:uiPriority="62"/>
+    <w:lsdException w:name="Medium Shading 1 Accent 6" w:uiPriority="63"/>
+    <w:lsdException w:name="Medium Shading 2 Accent 6" w:uiPriority="64"/>
+    <w:lsdException w:name="Medium List 1 Accent 6" w:uiPriority="65"/>
+    <w:lsdException w:name="Medium List 2 Accent 6" w:uiPriority="66"/>
+    <w:lsdException w:name="Medium Grid 1 Accent 6" w:uiPriority="67"/>
+    <w:lsdException w:name="Medium Grid 2 Accent 6" w:uiPriority="68"/>
+    <w:lsdException w:name="Medium Grid 3 Accent 6" w:uiPriority="69"/>
+    <w:lsdException w:name="Dark List Accent 6" w:uiPriority="70"/>
+    <w:lsdException w:name="Colorful Shading Accent 6" w:uiPriority="71"/>
+    <w:lsdException w:name="Colorful List Accent 6" w:uiPriority="72"/>
+    <w:lsdException w:name="Colorful Grid Accent 6" w:uiPriority="73"/>
+    <w:lsdException w:name="Subtle Emphasis" w:uiPriority="19" w:qFormat="1"/>
+    <w:lsdException w:name="Intense Emphasis" w:uiPriority="21" w:qFormat="1"/>
+    <w:lsdException w:name="Subtle Reference" w:uiPriority="31" w:qFormat="1"/>
+    <w:lsdException w:name="Intense Reference" w:uiPriority="32" w:qFormat="1"/>
+    <w:lsdException w:name="Book Title" w:uiPriority="33" w:qFormat="1"/>
+    <w:lsdException w:name="Bibliography" w:semiHidden="1" w:uiPriority="37" w:unhideWhenUsed="1"/>
+    <w:lsdException w:name="TOC Heading" w:semiHidden="1" w:uiPriority="39" w:unhideWhenUsed="1" w:qFormat="1"/>
+    <w:lsdException w:name="Plain Table 1" w:uiPriority="41"/>
+    <w:lsdException w:name="Plain Table 2" w:uiPriority="42"/>
+    <w:lsdException w:name="Plain Table 3" w:uiPriority="43"/>
+    <w:lsdException w:name="Plain Table 4" w:uiPriority="44"/>
+    <w:lsdException w:name="Plain Table 5" w:uiPriority="45"/>
+    <w:lsdException w:name="Grid Table Light" w:uiPriority="40"/>
+    <w:lsdException w:name="Grid Table 1 Light" w:uiPriority="46"/>
+    <w:lsdException w:name="Grid Table 2" w:uiPriority="47"/>
+    <w:lsdException w:name="Grid Table 3" w:uiPriority="48"/>
+    <w:lsdException w:name="Grid Table 4" w:uiPriority="49"/>
+    <w:lsdException w:name="Grid Table 5 Dark" w:uiPriority="50"/>
+    <w:lsdException w:name="Grid Table 6 Colorful" w:uiPriority="51"/>
+    <w:lsdException w:name="Grid Table 7 Colorful" w:uiPriority="52"/>
+    <w:lsdException w:name="Grid Table 1 Light Accent 1" w:uiPriority="46"/>
+    <w:lsdException w:name="Grid Table 2 Accent 1" w:uiPriority="47"/>
+    <w:lsdException w:name="Grid Table 3 Accent 1" w:uiPriority="48"/>
+    <w:lsdException w:name="Grid Table 4 Accent 1" w:uiPriority="49"/>
+    <w:lsdException w:name="Grid Table 5 Dark Accent 1" w:uiPriority="50"/>
+    <w:lsdException w:name="Grid Table 6 Colorful Accent 1" w:uiPriority="51"/>
+    <w:lsdException w:name="Grid Table 7 Colorful Accent 1" w:uiPriority="52"/>
+    <w:lsdException w:name="Grid Table 1 Light Accent 2" w:uiPriority="46"/>
+    <w:lsdException w:name="Grid Table 2 Accent 2" w:uiPriority="47"/>
+    <w:lsdException w:name="Grid Table 3 Accent 2" w:uiPriority="48"/>
+    <w:lsdException w:name="Grid Table 4 Accent 2" w:uiPriority="49"/>
+    <w:lsdException w:name="Grid Table 5 Dark Accent 2" w:uiPriority="50"/>
+    <w:lsdException w:name="Grid Table 6 Colorful Accent 2" w:uiPriority="51"/>
+    <w:lsdException w:name="Grid Table 7 Colorful Accent 2" w:uiPriority="52"/>
+    <w:lsdException w:name="Grid Table 1 Light Accent 3" w:uiPriority="46"/>
+    <w:lsdException w:name="Grid Table 2 Accent 3" w:uiPriority="47"/>
+    <w:lsdException w:name="Grid Table 3 Accent 3" w:uiPriority="48"/>
+    <w:lsdException w:name="Grid Table 4 Accent 3" w:uiPriority="49"/>
+    <w:lsdException w:name="Grid Table 5 Dark Accent 3" w:uiPriority="50"/>
+    <w:lsdException w:name="Grid Table 6 Colorful Accent 3" w:uiPriority="51"/>
+    <w:lsdException w:name="Grid Table 7 Colorful Accent 3" w:uiPriority="52"/>
+    <w:lsdException w:name="Grid Table 1 Light Accent 4" w:uiPriority="46"/>
+    <w:lsdException w:name="Grid Table 2 Accent 4" w:uiPriority="47"/>
+    <w:lsdException w:name="Grid Table 3 Accent 4" w:uiPriority="48"/>
+    <w:lsdException w:name="Grid Table 4 Accent 4" w:uiPriority="49"/>
+    <w:lsdException w:name="Grid Table 5 Dark Accent 4" w:uiPriority="50"/>
+    <w:lsdException w:name="Grid Table 6 Colorful Accent 4" w:uiPriority="51"/>
+    <w:lsdException w:name="Grid Table 7 Colorful Accent 4" w:uiPriority="52"/>
+    <w:lsdException w:name="Grid Table 1 Light Accent 5" w:uiPriority="46"/>
+    <w:lsdException w:name="Grid Table 2 Accent 5" w:uiPriority="47"/>
+    <w:lsdException w:name="Grid Table 3 Accent 5" w:uiPriority="48"/>
+    <w:lsdException w:name="Grid Table 4 Accent 5" w:uiPriority="49"/>
+    <w:lsdException w:name="Grid Table 5 Dark Accent 5" w:uiPriority="50"/>
+    <w:lsdException w:name="Grid Table 6 Colorful Accent 5" w:uiPriority="51"/>
+    <w:lsdException w:name="Grid Table 7 Colorful Accent 5" w:uiPriority="52"/>
+    <w:lsdException w:name="Grid Table 1 Light Accent 6" w:uiPriority="46"/>
+    <w:lsdException w:name="Grid Table 2 Accent 6" w:uiPriority="47"/>
+    <w:lsdException w:name="Grid Table 3 Accent 6" w:uiPriority="48"/>
+    <w:lsdException w:name="Grid Table 4 Accent 6" w:uiPriority="49"/>
+    <w:lsdException w:name="Grid Table 5 Dark Accent 6" w:uiPriority="50"/>
+    <w:lsdException w:name="Grid Table 6 Colorful Accent 6" w:uiPriority="51"/>
+    <w:lsdException w:name="Grid Table 7 Colorful Accent 6" w:uiPriority="52"/>
+    <w:lsdException w:name="List Table 1 Light" w:uiPriority="46"/>
+    <w:lsdException w:name="List Table 2" w:uiPriority="47"/>
+    <w:lsdException w:name="List Table 3" w:uiPriority="48"/>
+    <w:lsdException w:name="List Table 4" w:uiPriority="49"/>
+    <w:lsdException w:name="List Table 5 Dark" w:uiPriority="50"/>
+    <w:lsdException w:name="List Table 6 Colorful" w:uiPriority="51"/>
+    <w:lsdException w:name="List Table 7 Colorful" w:uiPriority="52"/>
+    <w:lsdException w:name="List Table 1 Light Accent 1" w:uiPriority="46"/>
+    <w:lsdException w:name="List Table 2 Accent 1" w:uiPriority="47"/>
+    <w:lsdException w:name="List Table 3 Accent 1" w:uiPriority="48"/>
+    <w:lsdException w:name="List Table 4 Accent 1" w:uiPriority="49"/>
+    <w:lsdException w:name="List Table 5 Dark Accent 1" w:uiPriority="50"/>
+    <w:lsdException w:name="List Table 6 Colorful Accent 1" w:uiPriority="51"/>
+    <w:lsdException w:name="List Table 7 Colorful Accent 1" w:uiPriority="52"/>
+    <w:lsdException w:name="List Table 1 Light Accent 2" w:uiPriority="46"/>
+    <w:lsdException w:name="List Table 2 Accent 2" w:uiPriority="47"/>
+    <w:lsdException w:name="List Table 3 Accent 2" w:uiPriority="48"/>
+    <w:lsdException w:name="List Table 4 Accent 2" w:uiPriority="49"/>
+    <w:lsdException w:name="List Table 5 Dark Accent 2" w:uiPriority="50"/>
+    <w:lsdException w:name="List Table 6 Colorful Accent 2" w:uiPriority="51"/>
+    <w:lsdException w:name="List Table 7 Colorful Accent 2" w:uiPriority="52"/>
+    <w:lsdException w:name="List Table 1 Light Accent 3" w:uiPriority="46"/>
+    <w:lsdException w:name="List Table 2 Accent 3" w:uiPriority="47"/>
+    <w:lsdException w:name="List Table 3 Accent 3" w:uiPriority="48"/>
+    <w:lsdException w:name="List Table 4 Accent 3" w:uiPriority="49"/>
+    <w:lsdException w:name="List Table 5 Dark Accent 3" w:uiPriority="50"/>
+    <w:lsdException w:name="List Table 6 Colorful Accent 3" w:uiPriority="51"/>
+    <w:lsdException w:name="List Table 7 Colorful Accent 3" w:uiPriority="52"/>
+    <w:lsdException w:name="List Table 1 Light Accent 4" w:uiPriority="46"/>
+    <w:lsdException w:name="List Table 2 Accent 4" w:uiPriority="47"/>
+    <w:lsdException w:name="List Table 3 Accent 4" w:uiPriority="48"/>
+    <w:lsdException w:name="List Table 4 Accent 4" w:uiPriority="49"/>
+    <w:lsdException w:name="List Table 5 Dark Accent 4" w:uiPriority="50"/>
+    <w:lsdException w:name="List Table 6 Colorful Accent 4" w:uiPriority="51"/>
+    <w:lsdException w:name="List Table 7 Colorful Accent 4" w:uiPriority="52"/>
+    <w:lsdException w:name="List Table 1 Light Accent 5" w:uiPriority="46"/>
+    <w:lsdException w:name="List Table 2 Accent 5" w:uiPriority="47"/>
+    <w:lsdException w:name="List Table 3 Accent 5" w:uiPriority="48"/>
+    <w:lsdException w:name="List Table 4 Accent 5" w:uiPriority="49"/>
+    <w:lsdException w:name="List Table 5 Dark Accent 5" w:uiPriority="50"/>
+    <w:lsdException w:name="List Table 6 Colorful Accent 5" w:uiPriority="51"/>
+    <w:lsdException w:name="List Table 7 Colorful Accent 5" w:uiPriority="52"/>
+    <w:lsdException w:name="List Table 1 Light Accent 6" w:uiPriority="46"/>
+    <w:lsdException w:name="List Table 2 Accent 6" w:uiPriority="47"/>
+    <w:lsdException w:name="List Table 3 Accent 6" w:uiPriority="48"/>
+    <w:lsdException w:name="List Table 4 Accent 6" w:uiPriority="49"/>
+    <w:lsdException w:name="List Table 5 Dark Accent 6" w:uiPriority="50"/>
+    <w:lsdException w:name="List Table 6 Colorful Accent 6" w:uiPriority="51"/>
+    <w:lsdException w:name="List Table 7 Colorful Accent 6" w:uiPriority="52"/>
+    <w:lsdException w:name="Mention" w:semiHidden="1" w:unhideWhenUsed="1"/>
+    <w:lsdException w:name="Smart Hyperlink" w:semiHidden="1" w:unhideWhenUsed="1"/>
+    <w:lsdException w:name="Hashtag" w:semiHidden="1" w:unhideWhenUsed="1"/>
+    <w:lsdException w:name="Unresolved Mention" w:semiHidden="1" w:unhideWhenUsed="1"/>
+    <w:lsdException w:name="Smart Link" w:semiHidden="1" w:unhideWhenUsed="1"/>
   </w:latentStyles>
   <w:style w:type="paragraph" w:default="1" w:styleId="Normal">
     <w:name w:val="Normal"/>
@@ -2290,7 +3081,6 @@
       <w:spacing w:after="0" w:line="240" w:lineRule="auto"/>
     </w:pPr>
     <w:tblPr>
-      <w:tblInd w:w="0" w:type="dxa"/>
       <w:tblBorders>
         <w:top w:val="single" w:sz="4" w:space="0" w:color="auto"/>
         <w:left w:val="single" w:sz="4" w:space="0" w:color="auto"/>
@@ -2299,270 +3089,42 @@
         <w:insideH w:val="single" w:sz="4" w:space="0" w:color="auto"/>
         <w:insideV w:val="single" w:sz="4" w:space="0" w:color="auto"/>
       </w:tblBorders>
-      <w:tblCellMar>
-        <w:top w:w="0" w:type="dxa"/>
-        <w:left w:w="108" w:type="dxa"/>
-        <w:bottom w:w="0" w:type="dxa"/>
-        <w:right w:w="108" w:type="dxa"/>
-      </w:tblCellMar>
     </w:tblPr>
   </w:style>
-</w:styles>
-</file>
-
-<file path=word/stylesWithEffects.xml><?xml version="1.0" encoding="utf-8"?>
-<w:styles xmlns:wpc="http://schemas.microsoft.com/office/word/2010/wordprocessingCanvas" xmlns:mc="http://schemas.openxmlformats.org/markup-compatibility/2006" xmlns:o="urn:schemas-microsoft-com:office:office" xmlns:r="http://schemas.openxmlformats.org/officeDocument/2006/relationships" xmlns:m="http://schemas.openxmlformats.org/officeDocument/2006/math" xmlns:v="urn:schemas-microsoft-com:vml" xmlns:wp14="http://schemas.microsoft.com/office/word/2010/wordprocessingDrawing" xmlns:wp="http://schemas.openxmlformats.org/drawingml/2006/wordprocessingDrawing" xmlns:w10="urn:schemas-microsoft-com:office:word" xmlns:w="http://schemas.openxmlformats.org/wordprocessingml/2006/main" xmlns:w14="http://schemas.microsoft.com/office/word/2010/wordml" xmlns:wpg="http://schemas.microsoft.com/office/word/2010/wordprocessingGroup" xmlns:wpi="http://schemas.microsoft.com/office/word/2010/wordprocessingInk" xmlns:wne="http://schemas.microsoft.com/office/word/2006/wordml" xmlns:wps="http://schemas.microsoft.com/office/word/2010/wordprocessingShape" mc:Ignorable="w14 wp14">
-  <w:docDefaults>
-    <w:rPrDefault>
-      <w:rPr>
-        <w:rFonts w:asciiTheme="minorHAnsi" w:eastAsiaTheme="minorHAnsi" w:hAnsiTheme="minorHAnsi" w:cstheme="minorBidi"/>
-        <w:sz w:val="22"/>
-        <w:szCs w:val="22"/>
-        <w:lang w:val="vi-VN" w:eastAsia="en-US" w:bidi="ar-SA"/>
-      </w:rPr>
-    </w:rPrDefault>
-    <w:pPrDefault>
-      <w:pPr>
-        <w:spacing w:after="200" w:line="276" w:lineRule="auto"/>
-      </w:pPr>
-    </w:pPrDefault>
-  </w:docDefaults>
-  <w:latentStyles w:defLockedState="0" w:defUIPriority="99" w:defSemiHidden="1" w:defUnhideWhenUsed="1" w:defQFormat="0" w:count="267">
-    <w:lsdException w:name="Normal" w:semiHidden="0" w:uiPriority="0" w:unhideWhenUsed="0" w:qFormat="1"/>
-    <w:lsdException w:name="heading 1" w:semiHidden="0" w:uiPriority="9" w:unhideWhenUsed="0" w:qFormat="1"/>
-    <w:lsdException w:name="heading 2" w:uiPriority="9" w:qFormat="1"/>
-    <w:lsdException w:name="heading 3" w:uiPriority="9" w:qFormat="1"/>
-    <w:lsdException w:name="heading 4" w:uiPriority="9" w:qFormat="1"/>
-    <w:lsdException w:name="heading 5" w:uiPriority="9" w:qFormat="1"/>
-    <w:lsdException w:name="heading 6" w:uiPriority="9" w:qFormat="1"/>
-    <w:lsdException w:name="heading 7" w:uiPriority="9" w:qFormat="1"/>
-    <w:lsdException w:name="heading 8" w:uiPriority="9" w:qFormat="1"/>
-    <w:lsdException w:name="heading 9" w:uiPriority="9" w:qFormat="1"/>
-    <w:lsdException w:name="toc 1" w:uiPriority="39"/>
-    <w:lsdException w:name="toc 2" w:uiPriority="39"/>
-    <w:lsdException w:name="toc 3" w:uiPriority="39"/>
-    <w:lsdException w:name="toc 4" w:uiPriority="39"/>
-    <w:lsdException w:name="toc 5" w:uiPriority="39"/>
-    <w:lsdException w:name="toc 6" w:uiPriority="39"/>
-    <w:lsdException w:name="toc 7" w:uiPriority="39"/>
-    <w:lsdException w:name="toc 8" w:uiPriority="39"/>
-    <w:lsdException w:name="toc 9" w:uiPriority="39"/>
-    <w:lsdException w:name="caption" w:uiPriority="35" w:qFormat="1"/>
-    <w:lsdException w:name="Title" w:semiHidden="0" w:uiPriority="10" w:unhideWhenUsed="0" w:qFormat="1"/>
-    <w:lsdException w:name="Default Paragraph Font" w:uiPriority="1"/>
-    <w:lsdException w:name="Subtitle" w:semiHidden="0" w:uiPriority="11" w:unhideWhenUsed="0" w:qFormat="1"/>
-    <w:lsdException w:name="Strong" w:semiHidden="0" w:uiPriority="22" w:unhideWhenUsed="0" w:qFormat="1"/>
-    <w:lsdException w:name="Emphasis" w:semiHidden="0" w:uiPriority="20" w:unhideWhenUsed="0" w:qFormat="1"/>
-    <w:lsdException w:name="Table Grid" w:semiHidden="0" w:uiPriority="59" w:unhideWhenUsed="0"/>
-    <w:lsdException w:name="Placeholder Text" w:unhideWhenUsed="0"/>
-    <w:lsdException w:name="No Spacing" w:semiHidden="0" w:uiPriority="1" w:unhideWhenUsed="0" w:qFormat="1"/>
-    <w:lsdException w:name="Light Shading" w:semiHidden="0" w:uiPriority="60" w:unhideWhenUsed="0"/>
-    <w:lsdException w:name="Light List" w:semiHidden="0" w:uiPriority="61" w:unhideWhenUsed="0"/>
-    <w:lsdException w:name="Light Grid" w:semiHidden="0" w:uiPriority="62" w:unhideWhenUsed="0"/>
-    <w:lsdException w:name="Medium Shading 1" w:semiHidden="0" w:uiPriority="63" w:unhideWhenUsed="0"/>
-    <w:lsdException w:name="Medium Shading 2" w:semiHidden="0" w:uiPriority="64" w:unhideWhenUsed="0"/>
-    <w:lsdException w:name="Medium List 1" w:semiHidden="0" w:uiPriority="65" w:unhideWhenUsed="0"/>
-    <w:lsdException w:name="Medium List 2" w:semiHidden="0" w:uiPriority="66" w:unhideWhenUsed="0"/>
-    <w:lsdException w:name="Medium Grid 1" w:semiHidden="0" w:uiPriority="67" w:unhideWhenUsed="0"/>
-    <w:lsdException w:name="Medium Grid 2" w:semiHidden="0" w:uiPriority="68" w:unhideWhenUsed="0"/>
-    <w:lsdException w:name="Medium Grid 3" w:semiHidden="0" w:uiPriority="69" w:unhideWhenUsed="0"/>
-    <w:lsdException w:name="Dark List" w:semiHidden="0" w:uiPriority="70" w:unhideWhenUsed="0"/>
-    <w:lsdException w:name="Colorful Shading" w:semiHidden="0" w:uiPriority="71" w:unhideWhenUsed="0"/>
-    <w:lsdException w:name="Colorful List" w:semiHidden="0" w:uiPriority="72" w:unhideWhenUsed="0"/>
-    <w:lsdException w:name="Colorful Grid" w:semiHidden="0" w:uiPriority="73" w:unhideWhenUsed="0"/>
-    <w:lsdException w:name="Light Shading Accent 1" w:semiHidden="0" w:uiPriority="60" w:unhideWhenUsed="0"/>
-    <w:lsdException w:name="Light List Accent 1" w:semiHidden="0" w:uiPriority="61" w:unhideWhenUsed="0"/>
-    <w:lsdException w:name="Light Grid Accent 1" w:semiHidden="0" w:uiPriority="62" w:unhideWhenUsed="0"/>
-    <w:lsdException w:name="Medium Shading 1 Accent 1" w:semiHidden="0" w:uiPriority="63" w:unhideWhenUsed="0"/>
-    <w:lsdException w:name="Medium Shading 2 Accent 1" w:semiHidden="0" w:uiPriority="64" w:unhideWhenUsed="0"/>
-    <w:lsdException w:name="Medium List 1 Accent 1" w:semiHidden="0" w:uiPriority="65" w:unhideWhenUsed="0"/>
-    <w:lsdException w:name="Revision" w:unhideWhenUsed="0"/>
-    <w:lsdException w:name="List Paragraph" w:semiHidden="0" w:uiPriority="34" w:unhideWhenUsed="0" w:qFormat="1"/>
-    <w:lsdException w:name="Quote" w:semiHidden="0" w:uiPriority="29" w:unhideWhenUsed="0" w:qFormat="1"/>
-    <w:lsdException w:name="Intense Quote" w:semiHidden="0" w:uiPriority="30" w:unhideWhenUsed="0" w:qFormat="1"/>
-    <w:lsdException w:name="Medium List 2 Accent 1" w:semiHidden="0" w:uiPriority="66" w:unhideWhenUsed="0"/>
-    <w:lsdException w:name="Medium Grid 1 Accent 1" w:semiHidden="0" w:uiPriority="67" w:unhideWhenUsed="0"/>
-    <w:lsdException w:name="Medium Grid 2 Accent 1" w:semiHidden="0" w:uiPriority="68" w:unhideWhenUsed="0"/>
-    <w:lsdException w:name="Medium Grid 3 Accent 1" w:semiHidden="0" w:uiPriority="69" w:unhideWhenUsed="0"/>
-    <w:lsdException w:name="Dark List Accent 1" w:semiHidden="0" w:uiPriority="70" w:unhideWhenUsed="0"/>
-    <w:lsdException w:name="Colorful Shading Accent 1" w:semiHidden="0" w:uiPriority="71" w:unhideWhenUsed="0"/>
-    <w:lsdException w:name="Colorful List Accent 1" w:semiHidden="0" w:uiPriority="72" w:unhideWhenUsed="0"/>
-    <w:lsdException w:name="Colorful Grid Accent 1" w:semiHidden="0" w:uiPriority="73" w:unhideWhenUsed="0"/>
-    <w:lsdException w:name="Light Shading Accent 2" w:semiHidden="0" w:uiPriority="60" w:unhideWhenUsed="0"/>
-    <w:lsdException w:name="Light List Accent 2" w:semiHidden="0" w:uiPriority="61" w:unhideWhenUsed="0"/>
-    <w:lsdException w:name="Light Grid Accent 2" w:semiHidden="0" w:uiPriority="62" w:unhideWhenUsed="0"/>
-    <w:lsdException w:name="Medium Shading 1 Accent 2" w:semiHidden="0" w:uiPriority="63" w:unhideWhenUsed="0"/>
-    <w:lsdException w:name="Medium Shading 2 Accent 2" w:semiHidden="0" w:uiPriority="64" w:unhideWhenUsed="0"/>
-    <w:lsdException w:name="Medium List 1 Accent 2" w:semiHidden="0" w:uiPriority="65" w:unhideWhenUsed="0"/>
-    <w:lsdException w:name="Medium List 2 Accent 2" w:semiHidden="0" w:uiPriority="66" w:unhideWhenUsed="0"/>
-    <w:lsdException w:name="Medium Grid 1 Accent 2" w:semiHidden="0" w:uiPriority="67" w:unhideWhenUsed="0"/>
-    <w:lsdException w:name="Medium Grid 2 Accent 2" w:semiHidden="0" w:uiPriority="68" w:unhideWhenUsed="0"/>
-    <w:lsdException w:name="Medium Grid 3 Accent 2" w:semiHidden="0" w:uiPriority="69" w:unhideWhenUsed="0"/>
-    <w:lsdException w:name="Dark List Accent 2" w:semiHidden="0" w:uiPriority="70" w:unhideWhenUsed="0"/>
-    <w:lsdException w:name="Colorful Shading Accent 2" w:semiHidden="0" w:uiPriority="71" w:unhideWhenUsed="0"/>
-    <w:lsdException w:name="Colorful List Accent 2" w:semiHidden="0" w:uiPriority="72" w:unhideWhenUsed="0"/>
-    <w:lsdException w:name="Colorful Grid Accent 2" w:semiHidden="0" w:uiPriority="73" w:unhideWhenUsed="0"/>
-    <w:lsdException w:name="Light Shading Accent 3" w:semiHidden="0" w:uiPriority="60" w:unhideWhenUsed="0"/>
-    <w:lsdException w:name="Light List Accent 3" w:semiHidden="0" w:uiPriority="61" w:unhideWhenUsed="0"/>
-    <w:lsdException w:name="Light Grid Accent 3" w:semiHidden="0" w:uiPriority="62" w:unhideWhenUsed="0"/>
-    <w:lsdException w:name="Medium Shading 1 Accent 3" w:semiHidden="0" w:uiPriority="63" w:unhideWhenUsed="0"/>
-    <w:lsdException w:name="Medium Shading 2 Accent 3" w:semiHidden="0" w:uiPriority="64" w:unhideWhenUsed="0"/>
-    <w:lsdException w:name="Medium List 1 Accent 3" w:semiHidden="0" w:uiPriority="65" w:unhideWhenUsed="0"/>
-    <w:lsdException w:name="Medium List 2 Accent 3" w:semiHidden="0" w:uiPriority="66" w:unhideWhenUsed="0"/>
-    <w:lsdException w:name="Medium Grid 1 Accent 3" w:semiHidden="0" w:uiPriority="67" w:unhideWhenUsed="0"/>
-    <w:lsdException w:name="Medium Grid 2 Accent 3" w:semiHidden="0" w:uiPriority="68" w:unhideWhenUsed="0"/>
-    <w:lsdException w:name="Medium Grid 3 Accent 3" w:semiHidden="0" w:uiPriority="69" w:unhideWhenUsed="0"/>
-    <w:lsdException w:name="Dark List Accent 3" w:semiHidden="0" w:uiPriority="70" w:unhideWhenUsed="0"/>
-    <w:lsdException w:name="Colorful Shading Accent 3" w:semiHidden="0" w:uiPriority="71" w:unhideWhenUsed="0"/>
-    <w:lsdException w:name="Colorful List Accent 3" w:semiHidden="0" w:uiPriority="72" w:unhideWhenUsed="0"/>
-    <w:lsdException w:name="Colorful Grid Accent 3" w:semiHidden="0" w:uiPriority="73" w:unhideWhenUsed="0"/>
-    <w:lsdException w:name="Light Shading Accent 4" w:semiHidden="0" w:uiPriority="60" w:unhideWhenUsed="0"/>
-    <w:lsdException w:name="Light List Accent 4" w:semiHidden="0" w:uiPriority="61" w:unhideWhenUsed="0"/>
-    <w:lsdException w:name="Light Grid Accent 4" w:semiHidden="0" w:uiPriority="62" w:unhideWhenUsed="0"/>
-    <w:lsdException w:name="Medium Shading 1 Accent 4" w:semiHidden="0" w:uiPriority="63" w:unhideWhenUsed="0"/>
-    <w:lsdException w:name="Medium Shading 2 Accent 4" w:semiHidden="0" w:uiPriority="64" w:unhideWhenUsed="0"/>
-    <w:lsdException w:name="Medium List 1 Accent 4" w:semiHidden="0" w:uiPriority="65" w:unhideWhenUsed="0"/>
-    <w:lsdException w:name="Medium List 2 Accent 4" w:semiHidden="0" w:uiPriority="66" w:unhideWhenUsed="0"/>
-    <w:lsdException w:name="Medium Grid 1 Accent 4" w:semiHidden="0" w:uiPriority="67" w:unhideWhenUsed="0"/>
-    <w:lsdException w:name="Medium Grid 2 Accent 4" w:semiHidden="0" w:uiPriority="68" w:unhideWhenUsed="0"/>
-    <w:lsdException w:name="Medium Grid 3 Accent 4" w:semiHidden="0" w:uiPriority="69" w:unhideWhenUsed="0"/>
-    <w:lsdException w:name="Dark List Accent 4" w:semiHidden="0" w:uiPriority="70" w:unhideWhenUsed="0"/>
-    <w:lsdException w:name="Colorful Shading Accent 4" w:semiHidden="0" w:uiPriority="71" w:unhideWhenUsed="0"/>
-    <w:lsdException w:name="Colorful List Accent 4" w:semiHidden="0" w:uiPriority="72" w:unhideWhenUsed="0"/>
-    <w:lsdException w:name="Colorful Grid Accent 4" w:semiHidden="0" w:uiPriority="73" w:unhideWhenUsed="0"/>
-    <w:lsdException w:name="Light Shading Accent 5" w:semiHidden="0" w:uiPriority="60" w:unhideWhenUsed="0"/>
-    <w:lsdException w:name="Light List Accent 5" w:semiHidden="0" w:uiPriority="61" w:unhideWhenUsed="0"/>
-    <w:lsdException w:name="Light Grid Accent 5" w:semiHidden="0" w:uiPriority="62" w:unhideWhenUsed="0"/>
-    <w:lsdException w:name="Medium Shading 1 Accent 5" w:semiHidden="0" w:uiPriority="63" w:unhideWhenUsed="0"/>
-    <w:lsdException w:name="Medium Shading 2 Accent 5" w:semiHidden="0" w:uiPriority="64" w:unhideWhenUsed="0"/>
-    <w:lsdException w:name="Medium List 1 Accent 5" w:semiHidden="0" w:uiPriority="65" w:unhideWhenUsed="0"/>
-    <w:lsdException w:name="Medium List 2 Accent 5" w:semiHidden="0" w:uiPriority="66" w:unhideWhenUsed="0"/>
-    <w:lsdException w:name="Medium Grid 1 Accent 5" w:semiHidden="0" w:uiPriority="67" w:unhideWhenUsed="0"/>
-    <w:lsdException w:name="Medium Grid 2 Accent 5" w:semiHidden="0" w:uiPriority="68" w:unhideWhenUsed="0"/>
-    <w:lsdException w:name="Medium Grid 3 Accent 5" w:semiHidden="0" w:uiPriority="69" w:unhideWhenUsed="0"/>
-    <w:lsdException w:name="Dark List Accent 5" w:semiHidden="0" w:uiPriority="70" w:unhideWhenUsed="0"/>
-    <w:lsdException w:name="Colorful Shading Accent 5" w:semiHidden="0" w:uiPriority="71" w:unhideWhenUsed="0"/>
-    <w:lsdException w:name="Colorful List Accent 5" w:semiHidden="0" w:uiPriority="72" w:unhideWhenUsed="0"/>
-    <w:lsdException w:name="Colorful Grid Accent 5" w:semiHidden="0" w:uiPriority="73" w:unhideWhenUsed="0"/>
-    <w:lsdException w:name="Light Shading Accent 6" w:semiHidden="0" w:uiPriority="60" w:unhideWhenUsed="0"/>
-    <w:lsdException w:name="Light List Accent 6" w:semiHidden="0" w:uiPriority="61" w:unhideWhenUsed="0"/>
-    <w:lsdException w:name="Light Grid Accent 6" w:semiHidden="0" w:uiPriority="62" w:unhideWhenUsed="0"/>
-    <w:lsdException w:name="Medium Shading 1 Accent 6" w:semiHidden="0" w:uiPriority="63" w:unhideWhenUsed="0"/>
-    <w:lsdException w:name="Medium Shading 2 Accent 6" w:semiHidden="0" w:uiPriority="64" w:unhideWhenUsed="0"/>
-    <w:lsdException w:name="Medium List 1 Accent 6" w:semiHidden="0" w:uiPriority="65" w:unhideWhenUsed="0"/>
-    <w:lsdException w:name="Medium List 2 Accent 6" w:semiHidden="0" w:uiPriority="66" w:unhideWhenUsed="0"/>
-    <w:lsdException w:name="Medium Grid 1 Accent 6" w:semiHidden="0" w:uiPriority="67" w:unhideWhenUsed="0"/>
-    <w:lsdException w:name="Medium Grid 2 Accent 6" w:semiHidden="0" w:uiPriority="68" w:unhideWhenUsed="0"/>
-    <w:lsdException w:name="Medium Grid 3 Accent 6" w:semiHidden="0" w:uiPriority="69" w:unhideWhenUsed="0"/>
-    <w:lsdException w:name="Dark List Accent 6" w:semiHidden="0" w:uiPriority="70" w:unhideWhenUsed="0"/>
-    <w:lsdException w:name="Colorful Shading Accent 6" w:semiHidden="0" w:uiPriority="71" w:unhideWhenUsed="0"/>
-    <w:lsdException w:name="Colorful List Accent 6" w:semiHidden="0" w:uiPriority="72" w:unhideWhenUsed="0"/>
-    <w:lsdException w:name="Colorful Grid Accent 6" w:semiHidden="0" w:uiPriority="73" w:unhideWhenUsed="0"/>
-    <w:lsdException w:name="Subtle Emphasis" w:semiHidden="0" w:uiPriority="19" w:unhideWhenUsed="0" w:qFormat="1"/>
-    <w:lsdException w:name="Intense Emphasis" w:semiHidden="0" w:uiPriority="21" w:unhideWhenUsed="0" w:qFormat="1"/>
-    <w:lsdException w:name="Subtle Reference" w:semiHidden="0" w:uiPriority="31" w:unhideWhenUsed="0" w:qFormat="1"/>
-    <w:lsdException w:name="Intense Reference" w:semiHidden="0" w:uiPriority="32" w:unhideWhenUsed="0" w:qFormat="1"/>
-    <w:lsdException w:name="Book Title" w:semiHidden="0" w:uiPriority="33" w:unhideWhenUsed="0" w:qFormat="1"/>
-    <w:lsdException w:name="Bibliography" w:uiPriority="37"/>
-    <w:lsdException w:name="TOC Heading" w:uiPriority="39" w:qFormat="1"/>
-  </w:latentStyles>
-  <w:style w:type="paragraph" w:default="1" w:styleId="Normal">
-    <w:name w:val="Normal"/>
-    <w:qFormat/>
+  <w:style w:type="character" w:styleId="Hyperlink">
+    <w:name w:val="Hyperlink"/>
+    <w:basedOn w:val="DefaultParagraphFont"/>
+    <w:uiPriority w:val="99"/>
+    <w:unhideWhenUsed/>
+    <w:rsid w:val="00C621B5"/>
+    <w:rPr>
+      <w:color w:val="0000FF" w:themeColor="hyperlink"/>
+      <w:u w:val="single"/>
+    </w:rPr>
   </w:style>
-  <w:style w:type="character" w:default="1" w:styleId="DefaultParagraphFont">
-    <w:name w:val="Default Paragraph Font"/>
-    <w:uiPriority w:val="1"/>
-    <w:semiHidden/>
-    <w:unhideWhenUsed/>
-  </w:style>
-  <w:style w:type="table" w:default="1" w:styleId="TableNormal">
-    <w:name w:val="Normal Table"/>
+  <w:style w:type="character" w:styleId="UnresolvedMention">
+    <w:name w:val="Unresolved Mention"/>
+    <w:basedOn w:val="DefaultParagraphFont"/>
     <w:uiPriority w:val="99"/>
     <w:semiHidden/>
     <w:unhideWhenUsed/>
-    <w:tblPr>
-      <w:tblInd w:w="0" w:type="dxa"/>
-      <w:tblCellMar>
-        <w:top w:w="0" w:type="dxa"/>
-        <w:left w:w="108" w:type="dxa"/>
-        <w:bottom w:w="0" w:type="dxa"/>
-        <w:right w:w="108" w:type="dxa"/>
-      </w:tblCellMar>
-    </w:tblPr>
+    <w:rsid w:val="00C621B5"/>
+    <w:rPr>
+      <w:color w:val="605E5C"/>
+      <w:shd w:val="clear" w:color="auto" w:fill="E1DFDD"/>
+    </w:rPr>
   </w:style>
-  <w:style w:type="numbering" w:default="1" w:styleId="NoList">
-    <w:name w:val="No List"/>
+  <w:style w:type="character" w:styleId="FollowedHyperlink">
+    <w:name w:val="FollowedHyperlink"/>
+    <w:basedOn w:val="DefaultParagraphFont"/>
     <w:uiPriority w:val="99"/>
     <w:semiHidden/>
     <w:unhideWhenUsed/>
-  </w:style>
-  <w:style w:type="paragraph" w:styleId="ListParagraph">
-    <w:name w:val="List Paragraph"/>
-    <w:basedOn w:val="Normal"/>
-    <w:uiPriority w:val="34"/>
-    <w:qFormat/>
-    <w:rsid w:val="00353050"/>
-    <w:pPr>
-      <w:ind w:left="720"/>
-      <w:contextualSpacing/>
-    </w:pPr>
-  </w:style>
-  <w:style w:type="paragraph" w:styleId="BalloonText">
-    <w:name w:val="Balloon Text"/>
-    <w:basedOn w:val="Normal"/>
-    <w:link w:val="BalloonTextChar"/>
-    <w:uiPriority w:val="99"/>
-    <w:semiHidden/>
-    <w:unhideWhenUsed/>
-    <w:rsid w:val="00092052"/>
-    <w:pPr>
-      <w:spacing w:after="0" w:line="240" w:lineRule="auto"/>
-    </w:pPr>
+    <w:rsid w:val="000A6AE3"/>
     <w:rPr>
-      <w:rFonts w:ascii="Tahoma" w:hAnsi="Tahoma" w:cs="Tahoma"/>
-      <w:sz w:val="16"/>
-      <w:szCs w:val="16"/>
+      <w:color w:val="800080" w:themeColor="followedHyperlink"/>
+      <w:u w:val="single"/>
     </w:rPr>
-  </w:style>
-  <w:style w:type="character" w:customStyle="1" w:styleId="BalloonTextChar">
-    <w:name w:val="Balloon Text Char"/>
-    <w:basedOn w:val="DefaultParagraphFont"/>
-    <w:link w:val="BalloonText"/>
-    <w:uiPriority w:val="99"/>
-    <w:semiHidden/>
-    <w:rsid w:val="00092052"/>
-    <w:rPr>
-      <w:rFonts w:ascii="Tahoma" w:hAnsi="Tahoma" w:cs="Tahoma"/>
-      <w:sz w:val="16"/>
-      <w:szCs w:val="16"/>
-    </w:rPr>
-  </w:style>
-  <w:style w:type="table" w:styleId="TableGrid">
-    <w:name w:val="Table Grid"/>
-    <w:basedOn w:val="TableNormal"/>
-    <w:uiPriority w:val="59"/>
-    <w:rsid w:val="002F2B0D"/>
-    <w:pPr>
-      <w:spacing w:after="0" w:line="240" w:lineRule="auto"/>
-    </w:pPr>
-    <w:tblPr>
-      <w:tblInd w:w="0" w:type="dxa"/>
-      <w:tblBorders>
-        <w:top w:val="single" w:sz="4" w:space="0" w:color="auto"/>
-        <w:left w:val="single" w:sz="4" w:space="0" w:color="auto"/>
-        <w:bottom w:val="single" w:sz="4" w:space="0" w:color="auto"/>
-        <w:right w:val="single" w:sz="4" w:space="0" w:color="auto"/>
-        <w:insideH w:val="single" w:sz="4" w:space="0" w:color="auto"/>
-        <w:insideV w:val="single" w:sz="4" w:space="0" w:color="auto"/>
-      </w:tblBorders>
-      <w:tblCellMar>
-        <w:top w:w="0" w:type="dxa"/>
-        <w:left w:w="108" w:type="dxa"/>
-        <w:bottom w:w="0" w:type="dxa"/>
-        <w:right w:w="108" w:type="dxa"/>
-      </w:tblCellMar>
-    </w:tblPr>
   </w:style>
 </w:styles>
 </file>

--- a/after effect.docx
+++ b/after effect.docx
@@ -1770,6 +1770,42 @@
     </w:p>
     <w:p>
       <w:pPr>
+        <w:pStyle w:val="ListParagraph"/>
+        <w:numPr>
+          <w:ilvl w:val="0"/>
+          <w:numId w:val="6"/>
+        </w:numPr>
+        <w:rPr>
+          <w:lang w:val="en-US"/>
+        </w:rPr>
+      </w:pPr>
+      <w:r>
+        <w:rPr>
+          <w:lang w:val="en-US"/>
+        </w:rPr>
+        <w:t>Chỉnh Chiều Rộng Chiều Cao Dự Án?</w:t>
+      </w:r>
+    </w:p>
+    <w:p>
+      <w:pPr>
+        <w:pStyle w:val="ListParagraph"/>
+        <w:numPr>
+          <w:ilvl w:val="0"/>
+          <w:numId w:val="3"/>
+        </w:numPr>
+        <w:rPr>
+          <w:lang w:val="en-US"/>
+        </w:rPr>
+      </w:pPr>
+      <w:r>
+        <w:rPr>
+          <w:lang w:val="en-US"/>
+        </w:rPr>
+        <w:t>Vào Tab “Image” + chọn “Canvas Size…” + tại mục “New Size” + tại mục “Width” điền chiều rộng, tại mục “Height” điền chiều cao + Click “OK”</w:t>
+      </w:r>
+    </w:p>
+    <w:p>
+      <w:pPr>
         <w:rPr>
           <w:lang w:val="en-US"/>
         </w:rPr>
@@ -1803,7 +1839,6 @@
         <w:rPr>
           <w:lang w:val="en-US"/>
         </w:rPr>
-        <w:lastRenderedPageBreak/>
         <w:t xml:space="preserve">Cách </w:t>
       </w:r>
       <w:r>

--- a/after effect.docx
+++ b/after effect.docx
@@ -1802,6 +1802,55 @@
           <w:lang w:val="en-US"/>
         </w:rPr>
         <w:t>Vào Tab “Image” + chọn “Canvas Size…” + tại mục “New Size” + tại mục “Width” điền chiều rộng, tại mục “Height” điền chiều cao + Click “OK”</w:t>
+      </w:r>
+    </w:p>
+    <w:p>
+      <w:pPr>
+        <w:pStyle w:val="ListParagraph"/>
+        <w:numPr>
+          <w:ilvl w:val="0"/>
+          <w:numId w:val="6"/>
+        </w:numPr>
+        <w:rPr>
+          <w:lang w:val="en-US"/>
+        </w:rPr>
+      </w:pPr>
+      <w:r>
+        <w:rPr>
+          <w:lang w:val="en-US"/>
+        </w:rPr>
+        <w:t>Cách Chụp Màn Hình Và Lưu Ảnh Ngay Lập Tức?</w:t>
+      </w:r>
+    </w:p>
+    <w:p>
+      <w:pPr>
+        <w:pStyle w:val="ListParagraph"/>
+        <w:numPr>
+          <w:ilvl w:val="0"/>
+          <w:numId w:val="3"/>
+        </w:numPr>
+        <w:rPr>
+          <w:lang w:val="en-US"/>
+        </w:rPr>
+      </w:pPr>
+      <w:r>
+        <w:rPr>
+          <w:lang w:val="en-US"/>
+        </w:rPr>
+        <w:lastRenderedPageBreak/>
+        <w:t>Nhấn “Windows” + “Print Screen”, màn hình sẽ được chụp lại và lưu tại thư mục “</w:t>
+      </w:r>
+      <w:r>
+        <w:rPr>
+          <w:lang w:val="en-US"/>
+        </w:rPr>
+        <w:t>C:\Users\pc\Pictures\Screenshots</w:t>
+      </w:r>
+      <w:r>
+        <w:rPr>
+          <w:lang w:val="en-US"/>
+        </w:rPr>
+        <w:t>” với tên “Screenshot (&lt;Số Thứ Tự&gt;).png”</w:t>
       </w:r>
     </w:p>
     <w:p>

--- a/after effect.docx
+++ b/after effect.docx
@@ -1851,6 +1851,60 @@
           <w:lang w:val="en-US"/>
         </w:rPr>
         <w:t>” với tên “Screenshot (&lt;Số Thứ Tự&gt;).png”</w:t>
+      </w:r>
+    </w:p>
+    <w:p>
+      <w:pPr>
+        <w:pStyle w:val="ListParagraph"/>
+        <w:numPr>
+          <w:ilvl w:val="0"/>
+          <w:numId w:val="6"/>
+        </w:numPr>
+        <w:rPr>
+          <w:lang w:val="en-US"/>
+        </w:rPr>
+      </w:pPr>
+      <w:r>
+        <w:rPr>
+          <w:lang w:val="en-US"/>
+        </w:rPr>
+        <w:t xml:space="preserve">Cách </w:t>
+      </w:r>
+      <w:r>
+        <w:rPr>
+          <w:lang w:val="en-US"/>
+        </w:rPr>
+        <w:t>Chụp 1 Phần Màn Hình?</w:t>
+      </w:r>
+    </w:p>
+    <w:p>
+      <w:pPr>
+        <w:pStyle w:val="ListParagraph"/>
+        <w:numPr>
+          <w:ilvl w:val="0"/>
+          <w:numId w:val="3"/>
+        </w:numPr>
+        <w:rPr>
+          <w:lang w:val="en-US"/>
+        </w:rPr>
+      </w:pPr>
+      <w:r>
+        <w:rPr>
+          <w:lang w:val="en-US"/>
+        </w:rPr>
+        <w:t xml:space="preserve">Nhấn “Windows” + “Shift” + “S” + </w:t>
+      </w:r>
+      <w:r>
+        <w:rPr>
+          <w:lang w:val="en-US"/>
+        </w:rPr>
+        <w:t xml:space="preserve">kéo thả kiểu Box Select để giới hạn phần màn hình + Click cái vừa mới hiện ở góc phải dưới + nhấn “Ctrl” + “S” + chọn nơi lưu ảnh + Click “Save” + </w:t>
+      </w:r>
+      <w:r>
+        <w:rPr>
+          <w:lang w:val="en-US"/>
+        </w:rPr>
+        <w:t>nhấn “Alt” + “F4”</w:t>
       </w:r>
     </w:p>
     <w:p>
